--- a/zht/docx/55.content.docx
+++ b/zht/docx/55.content.docx
@@ -163,13 +163,6 @@
         <w:rPr>
           <w:lang w:val="zh_TW" w:bidi="zh_TW"/>
         </w:rPr>
-      </w:r>
-      <w:r>
-        <w:rPr>
-          <w:i/>
-          <w:lang w:val="zh_TW" w:bidi="zh_TW"/>
-        </w:rPr>
-        <w:t>提摩太後書 1:1, 提摩太後書 1:1–2, 提摩太後書 1:3, 提摩太後書 1:3–4, 提摩太後書 1:4, 提摩太後書 1:5, 提摩太後書 1:5–14, 提摩太後書 1:6, 提摩太後書 1:8, 提摩太後書 1:9–10, 提摩太後書 1:10, 提摩太後書 1:12, 提摩太後書 1:14, 提摩太後書 1:15, 提摩太後書 1:15–18, 提摩太後書 2:1, 提摩太後書 2:1–13, 提摩太後書 2:2, 提摩太後書 2:4–7, 提摩太後書 2:8, 提摩太後書 2:8–13, 提摩太後書 2:9, 提摩太後書 2:11, 提摩太後書 2:13, 提摩太後書 2:14–26, 提摩太後書 2:15, 提摩太後書 2:17, 提摩太後書 2:18, 提摩太後書 2:19, 提摩太後書 2:20–21, 提摩太後書 2:22, 提摩太後書 2:24, 提摩太後書 2:25, 提摩太後書 3:1–5, 提摩太後書 3:1–4:8, 提摩太後書 3:5, 提摩太後書 3:6–7, 提摩太後書 3:8, 提摩太後書 3:11, 提摩太後書 3:14–15, 提摩太後書 3:16, 提摩太後書 3:16–17, 提摩太後書 3:17, 提摩太後書 4:1, 提摩太後書 4:1–8, 提摩太後書 4:5, 提摩太後書 4:5–8, 提摩太後書 4:6, 提摩太後書 4:6–8, 提摩太後書 4:7, 提摩太後書 4:8, 提摩太後書 4:9, 提摩太後書 4:10, 提摩太後書 4:11, 提摩太後書 4:12, 提摩太後書 4:13, 提摩太後書 4:14, 提摩太後書 4:16, 提摩太後書 4:17, 提摩太後書 4:18, 提摩太後書 4:19, 提摩太後書 4:19–21, 提摩太後書 4:20, 提摩太後書 4:21, 提摩太後書 4:22</w:t>
       </w:r>
       <w:r>
         <w:rPr>

--- a/zht/docx/55.content.docx
+++ b/zht/docx/55.content.docx
@@ -150,19 +150,6 @@
           <w:lang w:val="zh_TW" w:bidi="zh_TW"/>
         </w:rPr>
         <w:t>2TI</w:t>
-      </w:r>
-      <w:r>
-        <w:rPr>
-          <w:lang w:val="zh_TW" w:bidi="zh_TW"/>
-        </w:rPr>
-      </w:r>
-    </w:p>
-    <w:p>
-      <w:pPr/>
-      <w:r>
-        <w:rPr>
-          <w:lang w:val="zh_TW" w:bidi="zh_TW"/>
-        </w:rPr>
       </w:r>
       <w:r>
         <w:rPr>

--- a/zht/docx/55.content.docx
+++ b/zht/docx/55.content.docx
@@ -19,7 +19,7 @@
         <w:rPr>
           <w:lang w:val="zh_TW" w:bidi="zh_TW"/>
         </w:rPr>
-        <w:t>Resource: 研讀筆記 (Tyndale)</w:t>
+        <w:t>Resource: Tyndale Open Study Notes</w:t>
       </w:r>
       <w:r>
         <w:rPr>
@@ -112,7 +112,7 @@
         <w:rPr>
           <w:lang w:val="zh_TW" w:bidi="zh_TW"/>
         </w:rPr>
-        <w:t>研讀筆記 (Tyndale)</w:t>
+        <w:t>Tyndale Open Study Notes</w:t>
       </w:r>
     </w:p>
     <w:p>

--- a/zht/docx/55.content.docx
+++ b/zht/docx/55.content.docx
@@ -19,7 +19,7 @@
         <w:rPr>
           <w:lang w:val="zh_TW" w:bidi="zh_TW"/>
         </w:rPr>
-        <w:t>Resource: Tyndale Open Study Notes</w:t>
+        <w:t>Resource: Aquifer Open Study Notes</w:t>
       </w:r>
       <w:r>
         <w:rPr>
@@ -112,7 +112,7 @@
         <w:rPr>
           <w:lang w:val="zh_TW" w:bidi="zh_TW"/>
         </w:rPr>
-        <w:t>Tyndale Open Study Notes</w:t>
+        <w:t>Aquifer Open Study Notes</w:t>
       </w:r>
     </w:p>
     <w:p>

--- a/zht/docx/55.content.docx
+++ b/zht/docx/55.content.docx
@@ -233,90 +233,60 @@
         </w:rPr>
         <w:t>在基督耶穌裏生命的應許：見</w:t>
       </w:r>
-      <w:hyperlink r:id="rId13">
-        <w:r>
-          <w:rPr>
-            <w:lang w:val="zh_TW" w:bidi="zh_TW"/>
-          </w:rPr>
-          <w:rPr>
-            <w:color w:val="0000EE"/>
-            <w:u w:val="single"/>
-          </w:rPr>
-          <w:t>羅馬書四章13至17節</w:t>
-        </w:r>
-      </w:hyperlink>
+      <w:r>
+        <w:rPr>
+          <w:lang w:val="zh_TW" w:bidi="zh_TW"/>
+        </w:rPr>
+        <w:t>羅馬書四章13至17節</w:t>
+      </w:r>
       <w:r>
         <w:rPr>
           <w:lang w:val="zh_TW" w:bidi="zh_TW"/>
         </w:rPr>
         <w:t>。這封給提摩太的信在歌頌基督的復活（</w:t>
       </w:r>
-      <w:hyperlink r:id="rId14">
-        <w:r>
-          <w:rPr>
-            <w:lang w:val="zh_TW" w:bidi="zh_TW"/>
-          </w:rPr>
-          <w:rPr>
-            <w:color w:val="0000EE"/>
-            <w:u w:val="single"/>
-          </w:rPr>
-          <w:t>提後2:8</w:t>
-        </w:r>
-      </w:hyperlink>
+      <w:r>
+        <w:rPr>
+          <w:lang w:val="zh_TW" w:bidi="zh_TW"/>
+        </w:rPr>
+        <w:t>提後2:8</w:t>
+      </w:r>
       <w:r>
         <w:rPr>
           <w:lang w:val="zh_TW" w:bidi="zh_TW"/>
         </w:rPr>
         <w:t>）以及那因復活所帶來的生命（</w:t>
       </w:r>
-      <w:hyperlink r:id="rId15">
-        <w:r>
-          <w:rPr>
-            <w:lang w:val="zh_TW" w:bidi="zh_TW"/>
-          </w:rPr>
-          <w:rPr>
-            <w:color w:val="0000EE"/>
-            <w:u w:val="single"/>
-          </w:rPr>
-          <w:t>1:10</w:t>
-        </w:r>
-      </w:hyperlink>
+      <w:r>
+        <w:rPr>
+          <w:lang w:val="zh_TW" w:bidi="zh_TW"/>
+        </w:rPr>
+        <w:t>1:10</w:t>
+      </w:r>
       <w:r>
         <w:rPr>
           <w:lang w:val="zh_TW" w:bidi="zh_TW"/>
         </w:rPr>
         <w:t>），這生命則是對敬虔者所經歷的苦難和死亡的回應（</w:t>
       </w:r>
-      <w:hyperlink r:id="rId16">
-        <w:r>
-          <w:rPr>
-            <w:lang w:val="zh_TW" w:bidi="zh_TW"/>
-          </w:rPr>
-          <w:rPr>
-            <w:color w:val="0000EE"/>
-            <w:u w:val="single"/>
-          </w:rPr>
-          <w:t>3:12</w:t>
-        </w:r>
-      </w:hyperlink>
+      <w:r>
+        <w:rPr>
+          <w:lang w:val="zh_TW" w:bidi="zh_TW"/>
+        </w:rPr>
+        <w:t>3:12</w:t>
+      </w:r>
       <w:r>
         <w:rPr>
           <w:lang w:val="zh_TW" w:bidi="zh_TW"/>
         </w:rPr>
         <w:t>）。保羅自己的生命見證了這個盼望（</w:t>
       </w:r>
-      <w:hyperlink r:id="rId17">
-        <w:r>
-          <w:rPr>
-            <w:lang w:val="zh_TW" w:bidi="zh_TW"/>
-          </w:rPr>
-          <w:rPr>
-            <w:color w:val="0000EE"/>
-            <w:u w:val="single"/>
-          </w:rPr>
-          <w:t>4:17–18</w:t>
-        </w:r>
-      </w:hyperlink>
+      <w:r>
+        <w:rPr>
+          <w:lang w:val="zh_TW" w:bidi="zh_TW"/>
+        </w:rPr>
+        <w:t>4:17–18</w:t>
+      </w:r>
       <w:r>
         <w:rPr>
           <w:lang w:val="zh_TW" w:bidi="zh_TW"/>
@@ -435,36 +405,24 @@
         </w:rPr>
         <w:t>就是我接續祖先：見</w:t>
       </w:r>
-      <w:hyperlink r:id="rId18">
-        <w:r>
-          <w:rPr>
-            <w:lang w:val="zh_TW" w:bidi="zh_TW"/>
-          </w:rPr>
-          <w:rPr>
-            <w:color w:val="0000EE"/>
-            <w:u w:val="single"/>
-          </w:rPr>
-          <w:t>腓立比書三章5節</w:t>
-        </w:r>
-      </w:hyperlink>
+      <w:r>
+        <w:rPr>
+          <w:lang w:val="zh_TW" w:bidi="zh_TW"/>
+        </w:rPr>
+        <w:t>腓立比書三章5節</w:t>
+      </w:r>
       <w:r>
         <w:rPr>
           <w:lang w:val="zh_TW" w:bidi="zh_TW"/>
         </w:rPr>
         <w:t>；參</w:t>
       </w:r>
-      <w:hyperlink r:id="rId19">
-        <w:r>
-          <w:rPr>
-            <w:lang w:val="zh_TW" w:bidi="zh_TW"/>
-          </w:rPr>
-          <w:rPr>
-            <w:color w:val="0000EE"/>
-            <w:u w:val="single"/>
-          </w:rPr>
-          <w:t>申命記六章4至9節</w:t>
-        </w:r>
-      </w:hyperlink>
+      <w:r>
+        <w:rPr>
+          <w:lang w:val="zh_TW" w:bidi="zh_TW"/>
+        </w:rPr>
+        <w:t>申命記六章4至9節</w:t>
+      </w:r>
       <w:r>
         <w:rPr>
           <w:lang w:val="zh_TW" w:bidi="zh_TW"/>
@@ -489,72 +447,48 @@
         </w:rPr>
         <w:t>用清潔的良心：這可能與異端有關（見</w:t>
       </w:r>
-      <w:hyperlink r:id="rId20">
-        <w:r>
-          <w:rPr>
-            <w:lang w:val="zh_TW" w:bidi="zh_TW"/>
-          </w:rPr>
-          <w:rPr>
-            <w:color w:val="0000EE"/>
-            <w:u w:val="single"/>
-          </w:rPr>
-          <w:t>提後2:17–18</w:t>
-        </w:r>
-      </w:hyperlink>
+      <w:r>
+        <w:rPr>
+          <w:lang w:val="zh_TW" w:bidi="zh_TW"/>
+        </w:rPr>
+        <w:t>提後2:17–18</w:t>
+      </w:r>
       <w:r>
         <w:rPr>
           <w:lang w:val="zh_TW" w:bidi="zh_TW"/>
         </w:rPr>
         <w:t>；另見</w:t>
       </w:r>
-      <w:hyperlink r:id="rId21">
-        <w:r>
-          <w:rPr>
-            <w:lang w:val="zh_TW" w:bidi="zh_TW"/>
-          </w:rPr>
-          <w:rPr>
-            <w:color w:val="0000EE"/>
-            <w:u w:val="single"/>
-          </w:rPr>
-          <w:t>提前1:5</w:t>
-        </w:r>
-      </w:hyperlink>
+      <w:r>
+        <w:rPr>
+          <w:lang w:val="zh_TW" w:bidi="zh_TW"/>
+        </w:rPr>
+        <w:t>提前1:5</w:t>
+      </w:r>
       <w:r>
         <w:rPr>
           <w:lang w:val="zh_TW" w:bidi="zh_TW"/>
         </w:rPr>
         <w:t>）或者這與保羅先前在法律上的自辯有關（見</w:t>
       </w:r>
-      <w:hyperlink r:id="rId22">
-        <w:r>
-          <w:rPr>
-            <w:lang w:val="zh_TW" w:bidi="zh_TW"/>
-          </w:rPr>
-          <w:rPr>
-            <w:color w:val="0000EE"/>
-            <w:u w:val="single"/>
-          </w:rPr>
-          <w:t>徒23:1</w:t>
-        </w:r>
-      </w:hyperlink>
+      <w:r>
+        <w:rPr>
+          <w:lang w:val="zh_TW" w:bidi="zh_TW"/>
+        </w:rPr>
+        <w:t>徒23:1</w:t>
+      </w:r>
       <w:r>
         <w:rPr>
           <w:lang w:val="zh_TW" w:bidi="zh_TW"/>
         </w:rPr>
         <w:t>，</w:t>
       </w:r>
-      <w:hyperlink r:id="rId23">
-        <w:r>
-          <w:rPr>
-            <w:lang w:val="zh_TW" w:bidi="zh_TW"/>
-          </w:rPr>
-          <w:rPr>
-            <w:color w:val="0000EE"/>
-            <w:u w:val="single"/>
-          </w:rPr>
-          <w:t>24:14–16</w:t>
-        </w:r>
-      </w:hyperlink>
+      <w:r>
+        <w:rPr>
+          <w:lang w:val="zh_TW" w:bidi="zh_TW"/>
+        </w:rPr>
+        <w:t>24:14–16</w:t>
+      </w:r>
       <w:r>
         <w:rPr>
           <w:lang w:val="zh_TW" w:bidi="zh_TW"/>
@@ -609,54 +543,36 @@
         </w:rPr>
         <w:t>感恩和禱告是保羅書信中常見的內容（例如，</w:t>
       </w:r>
-      <w:hyperlink r:id="rId24">
-        <w:r>
-          <w:rPr>
-            <w:lang w:val="zh_TW" w:bidi="zh_TW"/>
-          </w:rPr>
-          <w:rPr>
-            <w:color w:val="0000EE"/>
-            <w:u w:val="single"/>
-          </w:rPr>
-          <w:t>羅1:8–12</w:t>
-        </w:r>
-      </w:hyperlink>
+      <w:r>
+        <w:rPr>
+          <w:lang w:val="zh_TW" w:bidi="zh_TW"/>
+        </w:rPr>
+        <w:t>羅1:8–12</w:t>
+      </w:r>
       <w:r>
         <w:rPr>
           <w:lang w:val="zh_TW" w:bidi="zh_TW"/>
         </w:rPr>
         <w:t>；</w:t>
       </w:r>
-      <w:hyperlink r:id="rId25">
-        <w:r>
-          <w:rPr>
-            <w:lang w:val="zh_TW" w:bidi="zh_TW"/>
-          </w:rPr>
-          <w:rPr>
-            <w:color w:val="0000EE"/>
-            <w:u w:val="single"/>
-          </w:rPr>
-          <w:t>西1:3–14</w:t>
-        </w:r>
-      </w:hyperlink>
+      <w:r>
+        <w:rPr>
+          <w:lang w:val="zh_TW" w:bidi="zh_TW"/>
+        </w:rPr>
+        <w:t>西1:3–14</w:t>
+      </w:r>
       <w:r>
         <w:rPr>
           <w:lang w:val="zh_TW" w:bidi="zh_TW"/>
         </w:rPr>
         <w:t>；對比</w:t>
       </w:r>
-      <w:hyperlink r:id="rId26">
-        <w:r>
-          <w:rPr>
-            <w:lang w:val="zh_TW" w:bidi="zh_TW"/>
-          </w:rPr>
-          <w:rPr>
-            <w:color w:val="0000EE"/>
-            <w:u w:val="single"/>
-          </w:rPr>
-          <w:t>加1:6–10</w:t>
-        </w:r>
-      </w:hyperlink>
+      <w:r>
+        <w:rPr>
+          <w:lang w:val="zh_TW" w:bidi="zh_TW"/>
+        </w:rPr>
+        <w:t>加1:6–10</w:t>
+      </w:r>
       <w:r>
         <w:rPr>
           <w:lang w:val="zh_TW" w:bidi="zh_TW"/>
@@ -745,36 +661,24 @@
         </w:rPr>
         <w:t>你的眼淚：兩人最後一次分別可能是保羅被押送到羅馬時（參</w:t>
       </w:r>
-      <w:hyperlink r:id="rId27">
-        <w:r>
-          <w:rPr>
-            <w:lang w:val="zh_TW" w:bidi="zh_TW"/>
-          </w:rPr>
-          <w:rPr>
-            <w:color w:val="0000EE"/>
-            <w:u w:val="single"/>
-          </w:rPr>
-          <w:t>徒20:37–38</w:t>
-        </w:r>
-      </w:hyperlink>
+      <w:r>
+        <w:rPr>
+          <w:lang w:val="zh_TW" w:bidi="zh_TW"/>
+        </w:rPr>
+        <w:t>徒20:37–38</w:t>
+      </w:r>
       <w:r>
         <w:rPr>
           <w:lang w:val="zh_TW" w:bidi="zh_TW"/>
         </w:rPr>
         <w:t>，</w:t>
       </w:r>
-      <w:hyperlink r:id="rId28">
-        <w:r>
-          <w:rPr>
-            <w:lang w:val="zh_TW" w:bidi="zh_TW"/>
-          </w:rPr>
-          <w:rPr>
-            <w:color w:val="0000EE"/>
-            <w:u w:val="single"/>
-          </w:rPr>
-          <w:t>21:12–14</w:t>
-        </w:r>
-      </w:hyperlink>
+      <w:r>
+        <w:rPr>
+          <w:lang w:val="zh_TW" w:bidi="zh_TW"/>
+        </w:rPr>
+        <w:t>21:12–14</w:t>
+      </w:r>
       <w:r>
         <w:rPr>
           <w:lang w:val="zh_TW" w:bidi="zh_TW"/>
@@ -833,36 +737,24 @@
         </w:rPr>
         <w:t>關於提摩太的出身，見</w:t>
       </w:r>
-      <w:hyperlink r:id="rId29">
-        <w:r>
-          <w:rPr>
-            <w:lang w:val="zh_TW" w:bidi="zh_TW"/>
-          </w:rPr>
-          <w:rPr>
-            <w:color w:val="0000EE"/>
-            <w:u w:val="single"/>
-          </w:rPr>
-          <w:t>使徒行傳十六章1至3節</w:t>
-        </w:r>
-      </w:hyperlink>
+      <w:r>
+        <w:rPr>
+          <w:lang w:val="zh_TW" w:bidi="zh_TW"/>
+        </w:rPr>
+        <w:t>使徒行傳十六章1至3節</w:t>
+      </w:r>
       <w:r>
         <w:rPr>
           <w:lang w:val="zh_TW" w:bidi="zh_TW"/>
         </w:rPr>
         <w:t>；</w:t>
       </w:r>
-      <w:hyperlink r:id="rId30">
-        <w:r>
-          <w:rPr>
-            <w:lang w:val="zh_TW" w:bidi="zh_TW"/>
-          </w:rPr>
-          <w:rPr>
-            <w:color w:val="0000EE"/>
-            <w:u w:val="single"/>
-          </w:rPr>
-          <w:t>提摩太前書一章2節</w:t>
-        </w:r>
-      </w:hyperlink>
+      <w:r>
+        <w:rPr>
+          <w:lang w:val="zh_TW" w:bidi="zh_TW"/>
+        </w:rPr>
+        <w:t>提摩太前書一章2節</w:t>
+      </w:r>
       <w:r>
         <w:rPr>
           <w:lang w:val="zh_TW" w:bidi="zh_TW"/>
@@ -887,18 +779,12 @@
         </w:rPr>
         <w:t>信指的是基督徒的信仰，但提摩太透過他的祖母和母親的猶太傳統，解釋了他如何扎根於舊約聖經的教導（</w:t>
       </w:r>
-      <w:hyperlink r:id="rId31">
-        <w:r>
-          <w:rPr>
-            <w:lang w:val="zh_TW" w:bidi="zh_TW"/>
-          </w:rPr>
-          <w:rPr>
-            <w:color w:val="0000EE"/>
-            <w:u w:val="single"/>
-          </w:rPr>
-          <w:t>提後3:14–15</w:t>
-        </w:r>
-      </w:hyperlink>
+      <w:r>
+        <w:rPr>
+          <w:lang w:val="zh_TW" w:bidi="zh_TW"/>
+        </w:rPr>
+        <w:t>提後3:14–15</w:t>
+      </w:r>
       <w:r>
         <w:rPr>
           <w:lang w:val="zh_TW" w:bidi="zh_TW"/>
@@ -957,72 +843,48 @@
         </w:rPr>
         <w:t>保羅溫柔但堅定地召喚提摩太到羅馬（另見</w:t>
       </w:r>
-      <w:hyperlink r:id="rId32">
-        <w:r>
-          <w:rPr>
-            <w:lang w:val="zh_TW" w:bidi="zh_TW"/>
-          </w:rPr>
-          <w:rPr>
-            <w:color w:val="0000EE"/>
-            <w:u w:val="single"/>
-          </w:rPr>
-          <w:t>4:9</w:t>
-        </w:r>
-      </w:hyperlink>
+      <w:r>
+        <w:rPr>
+          <w:lang w:val="zh_TW" w:bidi="zh_TW"/>
+        </w:rPr>
+        <w:t>4:9</w:t>
+      </w:r>
       <w:r>
         <w:rPr>
           <w:lang w:val="zh_TW" w:bidi="zh_TW"/>
         </w:rPr>
         <w:t>、</w:t>
       </w:r>
-      <w:hyperlink r:id="rId33">
-        <w:r>
-          <w:rPr>
-            <w:lang w:val="zh_TW" w:bidi="zh_TW"/>
-          </w:rPr>
-          <w:rPr>
-            <w:color w:val="0000EE"/>
-            <w:u w:val="single"/>
-          </w:rPr>
-          <w:t>21</w:t>
-        </w:r>
-      </w:hyperlink>
+      <w:r>
+        <w:rPr>
+          <w:lang w:val="zh_TW" w:bidi="zh_TW"/>
+        </w:rPr>
+        <w:t>21</w:t>
+      </w:r>
       <w:r>
         <w:rPr>
           <w:lang w:val="zh_TW" w:bidi="zh_TW"/>
         </w:rPr>
         <w:t>；參</w:t>
       </w:r>
-      <w:hyperlink r:id="rId34">
-        <w:r>
-          <w:rPr>
-            <w:lang w:val="zh_TW" w:bidi="zh_TW"/>
-          </w:rPr>
-          <w:rPr>
-            <w:color w:val="0000EE"/>
-            <w:u w:val="single"/>
-          </w:rPr>
-          <w:t>提前1:3–11</w:t>
-        </w:r>
-      </w:hyperlink>
+      <w:r>
+        <w:rPr>
+          <w:lang w:val="zh_TW" w:bidi="zh_TW"/>
+        </w:rPr>
+        <w:t>提前1:3–11</w:t>
+      </w:r>
       <w:r>
         <w:rPr>
           <w:lang w:val="zh_TW" w:bidi="zh_TW"/>
         </w:rPr>
         <w:t>、</w:t>
       </w:r>
-      <w:hyperlink r:id="rId35">
-        <w:r>
-          <w:rPr>
-            <w:lang w:val="zh_TW" w:bidi="zh_TW"/>
-          </w:rPr>
-          <w:rPr>
-            <w:color w:val="0000EE"/>
-            <w:u w:val="single"/>
-          </w:rPr>
-          <w:t>12–17</w:t>
-        </w:r>
-      </w:hyperlink>
+      <w:r>
+        <w:rPr>
+          <w:lang w:val="zh_TW" w:bidi="zh_TW"/>
+        </w:rPr>
+        <w:t>12–17</w:t>
+      </w:r>
       <w:r>
         <w:rPr>
           <w:lang w:val="zh_TW" w:bidi="zh_TW"/>
@@ -1047,36 +909,24 @@
         </w:rPr>
         <w:t>在</w:t>
       </w:r>
-      <w:hyperlink r:id="rId36">
-        <w:r>
-          <w:rPr>
-            <w:lang w:val="zh_TW" w:bidi="zh_TW"/>
-          </w:rPr>
-          <w:rPr>
-            <w:color w:val="0000EE"/>
-            <w:u w:val="single"/>
-          </w:rPr>
-          <w:t>提摩太後書一章6至7節</w:t>
-        </w:r>
-      </w:hyperlink>
+      <w:r>
+        <w:rPr>
+          <w:lang w:val="zh_TW" w:bidi="zh_TW"/>
+        </w:rPr>
+        <w:t>提摩太後書一章6至7節</w:t>
+      </w:r>
       <w:r>
         <w:rPr>
           <w:lang w:val="zh_TW" w:bidi="zh_TW"/>
         </w:rPr>
         <w:t>和</w:t>
       </w:r>
-      <w:hyperlink r:id="rId37">
-        <w:r>
-          <w:rPr>
-            <w:lang w:val="zh_TW" w:bidi="zh_TW"/>
-          </w:rPr>
-          <w:rPr>
-            <w:color w:val="0000EE"/>
-            <w:u w:val="single"/>
-          </w:rPr>
-          <w:t>一章14節</w:t>
-        </w:r>
-      </w:hyperlink>
+      <w:r>
+        <w:rPr>
+          <w:lang w:val="zh_TW" w:bidi="zh_TW"/>
+        </w:rPr>
+        <w:t>一章14節</w:t>
+      </w:r>
       <w:r>
         <w:rPr>
           <w:lang w:val="zh_TW" w:bidi="zh_TW"/>
@@ -1160,90 +1010,60 @@
         </w:rPr>
         <w:t>的——必須加以培養（見</w:t>
       </w:r>
-      <w:hyperlink r:id="rId38">
-        <w:r>
-          <w:rPr>
-            <w:lang w:val="zh_TW" w:bidi="zh_TW"/>
-          </w:rPr>
-          <w:rPr>
-            <w:color w:val="0000EE"/>
-            <w:u w:val="single"/>
-          </w:rPr>
-          <w:t>弗5:18–21</w:t>
-        </w:r>
-      </w:hyperlink>
+      <w:r>
+        <w:rPr>
+          <w:lang w:val="zh_TW" w:bidi="zh_TW"/>
+        </w:rPr>
+        <w:t>弗5:18–21</w:t>
+      </w:r>
       <w:r>
         <w:rPr>
           <w:lang w:val="zh_TW" w:bidi="zh_TW"/>
         </w:rPr>
         <w:t>；</w:t>
       </w:r>
-      <w:hyperlink r:id="rId39">
-        <w:r>
-          <w:rPr>
-            <w:lang w:val="zh_TW" w:bidi="zh_TW"/>
-          </w:rPr>
-          <w:rPr>
-            <w:color w:val="0000EE"/>
-            <w:u w:val="single"/>
-          </w:rPr>
-          <w:t>帖前5:19–20</w:t>
-        </w:r>
-      </w:hyperlink>
+      <w:r>
+        <w:rPr>
+          <w:lang w:val="zh_TW" w:bidi="zh_TW"/>
+        </w:rPr>
+        <w:t>帖前5:19–20</w:t>
+      </w:r>
       <w:r>
         <w:rPr>
           <w:lang w:val="zh_TW" w:bidi="zh_TW"/>
         </w:rPr>
         <w:t>；參</w:t>
       </w:r>
-      <w:hyperlink r:id="rId40">
-        <w:r>
-          <w:rPr>
-            <w:lang w:val="zh_TW" w:bidi="zh_TW"/>
-          </w:rPr>
-          <w:rPr>
-            <w:color w:val="0000EE"/>
-            <w:u w:val="single"/>
-          </w:rPr>
-          <w:t>徒4:31</w:t>
-        </w:r>
-      </w:hyperlink>
+      <w:r>
+        <w:rPr>
+          <w:lang w:val="zh_TW" w:bidi="zh_TW"/>
+        </w:rPr>
+        <w:t>徒4:31</w:t>
+      </w:r>
       <w:r>
         <w:rPr>
           <w:lang w:val="zh_TW" w:bidi="zh_TW"/>
         </w:rPr>
         <w:t>，</w:t>
       </w:r>
-      <w:hyperlink r:id="rId41">
-        <w:r>
-          <w:rPr>
-            <w:lang w:val="zh_TW" w:bidi="zh_TW"/>
-          </w:rPr>
-          <w:rPr>
-            <w:color w:val="0000EE"/>
-            <w:u w:val="single"/>
-          </w:rPr>
-          <w:t>7:55</w:t>
-        </w:r>
-      </w:hyperlink>
+      <w:r>
+        <w:rPr>
+          <w:lang w:val="zh_TW" w:bidi="zh_TW"/>
+        </w:rPr>
+        <w:t>7:55</w:t>
+      </w:r>
       <w:r>
         <w:rPr>
           <w:lang w:val="zh_TW" w:bidi="zh_TW"/>
         </w:rPr>
         <w:t>，</w:t>
       </w:r>
-      <w:hyperlink r:id="rId42">
-        <w:r>
-          <w:rPr>
-            <w:lang w:val="zh_TW" w:bidi="zh_TW"/>
-          </w:rPr>
-          <w:rPr>
-            <w:color w:val="0000EE"/>
-            <w:u w:val="single"/>
-          </w:rPr>
-          <w:t>13:9</w:t>
-        </w:r>
-      </w:hyperlink>
+      <w:r>
+        <w:rPr>
+          <w:lang w:val="zh_TW" w:bidi="zh_TW"/>
+        </w:rPr>
+        <w:t>13:9</w:t>
+      </w:r>
       <w:r>
         <w:rPr>
           <w:lang w:val="zh_TW" w:bidi="zh_TW"/>
@@ -1268,72 +1088,48 @@
         </w:rPr>
         <w:t>屬靈的恩賜是聖靈為事工所賦予的能力（見</w:t>
       </w:r>
-      <w:hyperlink r:id="rId43">
-        <w:r>
-          <w:rPr>
-            <w:lang w:val="zh_TW" w:bidi="zh_TW"/>
-          </w:rPr>
-          <w:rPr>
-            <w:color w:val="0000EE"/>
-            <w:u w:val="single"/>
-          </w:rPr>
-          <w:t>林前12:1–14:40</w:t>
-        </w:r>
-      </w:hyperlink>
+      <w:r>
+        <w:rPr>
+          <w:lang w:val="zh_TW" w:bidi="zh_TW"/>
+        </w:rPr>
+        <w:t>林前12:1–14:40</w:t>
+      </w:r>
       <w:r>
         <w:rPr>
           <w:lang w:val="zh_TW" w:bidi="zh_TW"/>
         </w:rPr>
         <w:t>；參</w:t>
       </w:r>
-      <w:hyperlink r:id="rId44">
-        <w:r>
-          <w:rPr>
-            <w:lang w:val="zh_TW" w:bidi="zh_TW"/>
-          </w:rPr>
-          <w:rPr>
-            <w:color w:val="0000EE"/>
-            <w:u w:val="single"/>
-          </w:rPr>
-          <w:t>徒6:3</w:t>
-        </w:r>
-      </w:hyperlink>
+      <w:r>
+        <w:rPr>
+          <w:lang w:val="zh_TW" w:bidi="zh_TW"/>
+        </w:rPr>
+        <w:t>徒6:3</w:t>
+      </w:r>
       <w:r>
         <w:rPr>
           <w:lang w:val="zh_TW" w:bidi="zh_TW"/>
         </w:rPr>
         <w:t>、</w:t>
       </w:r>
-      <w:hyperlink r:id="rId45">
-        <w:r>
-          <w:rPr>
-            <w:lang w:val="zh_TW" w:bidi="zh_TW"/>
-          </w:rPr>
-          <w:rPr>
-            <w:color w:val="0000EE"/>
-            <w:u w:val="single"/>
-          </w:rPr>
-          <w:t>5</w:t>
-        </w:r>
-      </w:hyperlink>
+      <w:r>
+        <w:rPr>
+          <w:lang w:val="zh_TW" w:bidi="zh_TW"/>
+        </w:rPr>
+        <w:t>5</w:t>
+      </w:r>
       <w:r>
         <w:rPr>
           <w:lang w:val="zh_TW" w:bidi="zh_TW"/>
         </w:rPr>
         <w:t>，</w:t>
       </w:r>
-      <w:hyperlink r:id="rId46">
-        <w:r>
-          <w:rPr>
-            <w:lang w:val="zh_TW" w:bidi="zh_TW"/>
-          </w:rPr>
-          <w:rPr>
-            <w:color w:val="0000EE"/>
-            <w:u w:val="single"/>
-          </w:rPr>
-          <w:t>11:24</w:t>
-        </w:r>
-      </w:hyperlink>
+      <w:r>
+        <w:rPr>
+          <w:lang w:val="zh_TW" w:bidi="zh_TW"/>
+        </w:rPr>
+        <w:t>11:24</w:t>
+      </w:r>
       <w:r>
         <w:rPr>
           <w:lang w:val="zh_TW" w:bidi="zh_TW"/>
@@ -1358,18 +1154,12 @@
         </w:rPr>
         <w:t>藉我按手：保羅和長老（</w:t>
       </w:r>
-      <w:hyperlink r:id="rId47">
-        <w:r>
-          <w:rPr>
-            <w:lang w:val="zh_TW" w:bidi="zh_TW"/>
-          </w:rPr>
-          <w:rPr>
-            <w:color w:val="0000EE"/>
-            <w:u w:val="single"/>
-          </w:rPr>
-          <w:t>提前4:14</w:t>
-        </w:r>
-      </w:hyperlink>
+      <w:r>
+        <w:rPr>
+          <w:lang w:val="zh_TW" w:bidi="zh_TW"/>
+        </w:rPr>
+        <w:t>提前4:14</w:t>
+      </w:r>
       <w:r>
         <w:rPr>
           <w:lang w:val="zh_TW" w:bidi="zh_TW"/>
@@ -1424,72 +1214,48 @@
         </w:rPr>
         <w:t>這節經文總結了這封信的內容。提摩太可能會在前往羅馬的路程中，和他日後承繼保羅的事工中經歷苦難（</w:t>
       </w:r>
-      <w:hyperlink r:id="rId48">
-        <w:r>
-          <w:rPr>
-            <w:lang w:val="zh_TW" w:bidi="zh_TW"/>
-          </w:rPr>
-          <w:rPr>
-            <w:color w:val="0000EE"/>
-            <w:u w:val="single"/>
-          </w:rPr>
-          <w:t>2:3</w:t>
-        </w:r>
-      </w:hyperlink>
+      <w:r>
+        <w:rPr>
+          <w:lang w:val="zh_TW" w:bidi="zh_TW"/>
+        </w:rPr>
+        <w:t>2:3</w:t>
+      </w:r>
       <w:r>
         <w:rPr>
           <w:lang w:val="zh_TW" w:bidi="zh_TW"/>
         </w:rPr>
         <w:t>，</w:t>
       </w:r>
-      <w:hyperlink r:id="rId16">
-        <w:r>
-          <w:rPr>
-            <w:lang w:val="zh_TW" w:bidi="zh_TW"/>
-          </w:rPr>
-          <w:rPr>
-            <w:color w:val="0000EE"/>
-            <w:u w:val="single"/>
-          </w:rPr>
-          <w:t>3:12</w:t>
-        </w:r>
-      </w:hyperlink>
+      <w:r>
+        <w:rPr>
+          <w:lang w:val="zh_TW" w:bidi="zh_TW"/>
+        </w:rPr>
+        <w:t>3:12</w:t>
+      </w:r>
       <w:r>
         <w:rPr>
           <w:lang w:val="zh_TW" w:bidi="zh_TW"/>
         </w:rPr>
         <w:t>，</w:t>
       </w:r>
-      <w:hyperlink r:id="rId49">
-        <w:r>
-          <w:rPr>
-            <w:lang w:val="zh_TW" w:bidi="zh_TW"/>
-          </w:rPr>
-          <w:rPr>
-            <w:color w:val="0000EE"/>
-            <w:u w:val="single"/>
-          </w:rPr>
-          <w:t>4:5</w:t>
-        </w:r>
-      </w:hyperlink>
+      <w:r>
+        <w:rPr>
+          <w:lang w:val="zh_TW" w:bidi="zh_TW"/>
+        </w:rPr>
+        <w:t>4:5</w:t>
+      </w:r>
       <w:r>
         <w:rPr>
           <w:lang w:val="zh_TW" w:bidi="zh_TW"/>
         </w:rPr>
         <w:t>；見</w:t>
       </w:r>
-      <w:hyperlink r:id="rId50">
-        <w:r>
-          <w:rPr>
-            <w:lang w:val="zh_TW" w:bidi="zh_TW"/>
-          </w:rPr>
-          <w:rPr>
-            <w:color w:val="0000EE"/>
-            <w:u w:val="single"/>
-          </w:rPr>
-          <w:t>來13:23</w:t>
-        </w:r>
-      </w:hyperlink>
+      <w:r>
+        <w:rPr>
+          <w:lang w:val="zh_TW" w:bidi="zh_TW"/>
+        </w:rPr>
+        <w:t>來13:23</w:t>
+      </w:r>
       <w:r>
         <w:rPr>
           <w:lang w:val="zh_TW" w:bidi="zh_TW"/>
@@ -1548,54 +1314,36 @@
         </w:rPr>
         <w:t>這段文字強調了順服的重要性（</w:t>
       </w:r>
-      <w:hyperlink r:id="rId51">
-        <w:r>
-          <w:rPr>
-            <w:lang w:val="zh_TW" w:bidi="zh_TW"/>
-          </w:rPr>
-          <w:rPr>
-            <w:color w:val="0000EE"/>
-            <w:u w:val="single"/>
-          </w:rPr>
-          <w:t>1:8</w:t>
-        </w:r>
-      </w:hyperlink>
+      <w:r>
+        <w:rPr>
+          <w:lang w:val="zh_TW" w:bidi="zh_TW"/>
+        </w:rPr>
+        <w:t>1:8</w:t>
+      </w:r>
       <w:r>
         <w:rPr>
           <w:lang w:val="zh_TW" w:bidi="zh_TW"/>
         </w:rPr>
         <w:t>），並要增強提摩太的順服（參</w:t>
       </w:r>
-      <w:hyperlink r:id="rId52">
-        <w:r>
-          <w:rPr>
-            <w:lang w:val="zh_TW" w:bidi="zh_TW"/>
-          </w:rPr>
-          <w:rPr>
-            <w:color w:val="0000EE"/>
-            <w:u w:val="single"/>
-          </w:rPr>
-          <w:t>提前1:15</w:t>
-        </w:r>
-      </w:hyperlink>
+      <w:r>
+        <w:rPr>
+          <w:lang w:val="zh_TW" w:bidi="zh_TW"/>
+        </w:rPr>
+        <w:t>提前1:15</w:t>
+      </w:r>
       <w:r>
         <w:rPr>
           <w:lang w:val="zh_TW" w:bidi="zh_TW"/>
         </w:rPr>
         <w:t>，</w:t>
       </w:r>
-      <w:hyperlink r:id="rId53">
-        <w:r>
-          <w:rPr>
-            <w:lang w:val="zh_TW" w:bidi="zh_TW"/>
-          </w:rPr>
-          <w:rPr>
-            <w:color w:val="0000EE"/>
-            <w:u w:val="single"/>
-          </w:rPr>
-          <w:t>2:5–6</w:t>
-        </w:r>
-      </w:hyperlink>
+      <w:r>
+        <w:rPr>
+          <w:lang w:val="zh_TW" w:bidi="zh_TW"/>
+        </w:rPr>
+        <w:t>2:5–6</w:t>
+      </w:r>
       <w:r>
         <w:rPr>
           <w:lang w:val="zh_TW" w:bidi="zh_TW"/>
@@ -1632,36 +1380,24 @@
         </w:rPr>
         <w:t>基督耶穌：神和基督被交替描述成救主的角色（見</w:t>
       </w:r>
-      <w:hyperlink r:id="rId54">
-        <w:r>
-          <w:rPr>
-            <w:lang w:val="zh_TW" w:bidi="zh_TW"/>
-          </w:rPr>
-          <w:rPr>
-            <w:color w:val="0000EE"/>
-            <w:u w:val="single"/>
-          </w:rPr>
-          <w:t>提前1:1</w:t>
-        </w:r>
-      </w:hyperlink>
+      <w:r>
+        <w:rPr>
+          <w:lang w:val="zh_TW" w:bidi="zh_TW"/>
+        </w:rPr>
+        <w:t>提前1:1</w:t>
+      </w:r>
       <w:r>
         <w:rPr>
           <w:lang w:val="zh_TW" w:bidi="zh_TW"/>
         </w:rPr>
         <w:t>，</w:t>
       </w:r>
-      <w:hyperlink r:id="rId55">
-        <w:r>
-          <w:rPr>
-            <w:lang w:val="zh_TW" w:bidi="zh_TW"/>
-          </w:rPr>
-          <w:rPr>
-            <w:color w:val="0000EE"/>
-            <w:u w:val="single"/>
-          </w:rPr>
-          <w:t>2:3–4</w:t>
-        </w:r>
-      </w:hyperlink>
+      <w:r>
+        <w:rPr>
+          <w:lang w:val="zh_TW" w:bidi="zh_TW"/>
+        </w:rPr>
+        <w:t>2:3–4</w:t>
+      </w:r>
       <w:r>
         <w:rPr>
           <w:lang w:val="zh_TW" w:bidi="zh_TW"/>
@@ -1686,90 +1422,60 @@
         </w:rPr>
         <w:t>以聖召召我們：救恩和敬虔是相關聯的（見</w:t>
       </w:r>
-      <w:hyperlink r:id="rId56">
-        <w:r>
-          <w:rPr>
-            <w:lang w:val="zh_TW" w:bidi="zh_TW"/>
-          </w:rPr>
-          <w:rPr>
-            <w:color w:val="0000EE"/>
-            <w:u w:val="single"/>
-          </w:rPr>
-          <w:t>提前3:14–16</w:t>
-        </w:r>
-      </w:hyperlink>
+      <w:r>
+        <w:rPr>
+          <w:lang w:val="zh_TW" w:bidi="zh_TW"/>
+        </w:rPr>
+        <w:t>提前3:14–16</w:t>
+      </w:r>
       <w:r>
         <w:rPr>
           <w:lang w:val="zh_TW" w:bidi="zh_TW"/>
         </w:rPr>
         <w:t>，</w:t>
       </w:r>
-      <w:hyperlink r:id="rId57">
-        <w:r>
-          <w:rPr>
-            <w:lang w:val="zh_TW" w:bidi="zh_TW"/>
-          </w:rPr>
-          <w:rPr>
-            <w:color w:val="0000EE"/>
-            <w:u w:val="single"/>
-          </w:rPr>
-          <w:t>5:8</w:t>
-        </w:r>
-      </w:hyperlink>
+      <w:r>
+        <w:rPr>
+          <w:lang w:val="zh_TW" w:bidi="zh_TW"/>
+        </w:rPr>
+        <w:t>5:8</w:t>
+      </w:r>
       <w:r>
         <w:rPr>
           <w:lang w:val="zh_TW" w:bidi="zh_TW"/>
         </w:rPr>
         <w:t>；</w:t>
       </w:r>
-      <w:hyperlink r:id="rId58">
-        <w:r>
-          <w:rPr>
-            <w:lang w:val="zh_TW" w:bidi="zh_TW"/>
-          </w:rPr>
-          <w:rPr>
-            <w:color w:val="0000EE"/>
-            <w:u w:val="single"/>
-          </w:rPr>
-          <w:t>提多書2:11–14</w:t>
-        </w:r>
-      </w:hyperlink>
+      <w:r>
+        <w:rPr>
+          <w:lang w:val="zh_TW" w:bidi="zh_TW"/>
+        </w:rPr>
+        <w:t>提多書2:11–14</w:t>
+      </w:r>
       <w:r>
         <w:rPr>
           <w:lang w:val="zh_TW" w:bidi="zh_TW"/>
         </w:rPr>
         <w:t>，</w:t>
       </w:r>
-      <w:hyperlink r:id="rId59">
-        <w:r>
-          <w:rPr>
-            <w:lang w:val="zh_TW" w:bidi="zh_TW"/>
-          </w:rPr>
-          <w:rPr>
-            <w:color w:val="0000EE"/>
-            <w:u w:val="single"/>
-          </w:rPr>
-          <w:t>3:4–7</w:t>
-        </w:r>
-      </w:hyperlink>
+      <w:r>
+        <w:rPr>
+          <w:lang w:val="zh_TW" w:bidi="zh_TW"/>
+        </w:rPr>
+        <w:t>3:4–7</w:t>
+      </w:r>
       <w:r>
         <w:rPr>
           <w:lang w:val="zh_TW" w:bidi="zh_TW"/>
         </w:rPr>
         <w:t>；</w:t>
       </w:r>
-      <w:hyperlink r:id="rId60">
-        <w:r>
-          <w:rPr>
-            <w:lang w:val="zh_TW" w:bidi="zh_TW"/>
-          </w:rPr>
-          <w:rPr>
-            <w:color w:val="0000EE"/>
-            <w:u w:val="single"/>
-          </w:rPr>
-          <w:t>弗2:10</w:t>
-        </w:r>
-      </w:hyperlink>
+      <w:r>
+        <w:rPr>
+          <w:lang w:val="zh_TW" w:bidi="zh_TW"/>
+        </w:rPr>
+        <w:t>弗2:10</w:t>
+      </w:r>
       <w:r>
         <w:rPr>
           <w:lang w:val="zh_TW" w:bidi="zh_TW"/>
@@ -1794,72 +1500,48 @@
         </w:rPr>
         <w:t>不是按我們的行為：我們應受定罪（見</w:t>
       </w:r>
-      <w:hyperlink r:id="rId61">
-        <w:r>
-          <w:rPr>
-            <w:lang w:val="zh_TW" w:bidi="zh_TW"/>
-          </w:rPr>
-          <w:rPr>
-            <w:color w:val="0000EE"/>
-            <w:u w:val="single"/>
-          </w:rPr>
-          <w:t>羅3:23–24</w:t>
-        </w:r>
-      </w:hyperlink>
+      <w:r>
+        <w:rPr>
+          <w:lang w:val="zh_TW" w:bidi="zh_TW"/>
+        </w:rPr>
+        <w:t>羅3:23–24</w:t>
+      </w:r>
       <w:r>
         <w:rPr>
           <w:lang w:val="zh_TW" w:bidi="zh_TW"/>
         </w:rPr>
         <w:t>，</w:t>
       </w:r>
-      <w:hyperlink r:id="rId62">
-        <w:r>
-          <w:rPr>
-            <w:lang w:val="zh_TW" w:bidi="zh_TW"/>
-          </w:rPr>
-          <w:rPr>
-            <w:color w:val="0000EE"/>
-            <w:u w:val="single"/>
-          </w:rPr>
-          <w:t>5:6–11</w:t>
-        </w:r>
-      </w:hyperlink>
+      <w:r>
+        <w:rPr>
+          <w:lang w:val="zh_TW" w:bidi="zh_TW"/>
+        </w:rPr>
+        <w:t>5:6–11</w:t>
+      </w:r>
       <w:r>
         <w:rPr>
           <w:lang w:val="zh_TW" w:bidi="zh_TW"/>
         </w:rPr>
         <w:t>；</w:t>
       </w:r>
-      <w:hyperlink r:id="rId63">
-        <w:r>
-          <w:rPr>
-            <w:lang w:val="zh_TW" w:bidi="zh_TW"/>
-          </w:rPr>
-          <w:rPr>
-            <w:color w:val="0000EE"/>
-            <w:u w:val="single"/>
-          </w:rPr>
-          <w:t>弗2:8–9</w:t>
-        </w:r>
-      </w:hyperlink>
+      <w:r>
+        <w:rPr>
+          <w:lang w:val="zh_TW" w:bidi="zh_TW"/>
+        </w:rPr>
+        <w:t>弗2:8–9</w:t>
+      </w:r>
       <w:r>
         <w:rPr>
           <w:lang w:val="zh_TW" w:bidi="zh_TW"/>
         </w:rPr>
         <w:t>；</w:t>
       </w:r>
-      <w:hyperlink r:id="rId64">
-        <w:r>
-          <w:rPr>
-            <w:lang w:val="zh_TW" w:bidi="zh_TW"/>
-          </w:rPr>
-          <w:rPr>
-            <w:color w:val="0000EE"/>
-            <w:u w:val="single"/>
-          </w:rPr>
-          <w:t>多3:5</w:t>
-        </w:r>
-      </w:hyperlink>
+      <w:r>
+        <w:rPr>
+          <w:lang w:val="zh_TW" w:bidi="zh_TW"/>
+        </w:rPr>
+        <w:t>多3:5</w:t>
+      </w:r>
       <w:r>
         <w:rPr>
           <w:lang w:val="zh_TW" w:bidi="zh_TW"/>
@@ -1884,108 +1566,72 @@
         </w:rPr>
         <w:t>這恩典是萬古之先：見</w:t>
       </w:r>
-      <w:hyperlink r:id="rId65">
-        <w:r>
-          <w:rPr>
-            <w:lang w:val="zh_TW" w:bidi="zh_TW"/>
-          </w:rPr>
-          <w:rPr>
-            <w:color w:val="0000EE"/>
-            <w:u w:val="single"/>
-          </w:rPr>
-          <w:t>提多書一章2節</w:t>
-        </w:r>
-      </w:hyperlink>
+      <w:r>
+        <w:rPr>
+          <w:lang w:val="zh_TW" w:bidi="zh_TW"/>
+        </w:rPr>
+        <w:t>提多書一章2節</w:t>
+      </w:r>
       <w:r>
         <w:rPr>
           <w:lang w:val="zh_TW" w:bidi="zh_TW"/>
         </w:rPr>
         <w:t>；</w:t>
       </w:r>
-      <w:hyperlink r:id="rId66">
-        <w:r>
-          <w:rPr>
-            <w:lang w:val="zh_TW" w:bidi="zh_TW"/>
-          </w:rPr>
-          <w:rPr>
-            <w:color w:val="0000EE"/>
-            <w:u w:val="single"/>
-          </w:rPr>
-          <w:t>約翰福音十七章24節</w:t>
-        </w:r>
-      </w:hyperlink>
+      <w:r>
+        <w:rPr>
+          <w:lang w:val="zh_TW" w:bidi="zh_TW"/>
+        </w:rPr>
+        <w:t>約翰福音十七章24節</w:t>
+      </w:r>
       <w:r>
         <w:rPr>
           <w:lang w:val="zh_TW" w:bidi="zh_TW"/>
         </w:rPr>
         <w:t>；</w:t>
       </w:r>
-      <w:hyperlink r:id="rId67">
-        <w:r>
-          <w:rPr>
-            <w:lang w:val="zh_TW" w:bidi="zh_TW"/>
-          </w:rPr>
-          <w:rPr>
-            <w:color w:val="0000EE"/>
-            <w:u w:val="single"/>
-          </w:rPr>
-          <w:t>以弗所書一章4</w:t>
-        </w:r>
-      </w:hyperlink>
+      <w:r>
+        <w:rPr>
+          <w:lang w:val="zh_TW" w:bidi="zh_TW"/>
+        </w:rPr>
+        <w:t>以弗所書一章4</w:t>
+      </w:r>
       <w:r>
         <w:rPr>
           <w:lang w:val="zh_TW" w:bidi="zh_TW"/>
         </w:rPr>
         <w:t>、</w:t>
       </w:r>
-      <w:hyperlink r:id="rId68">
-        <w:r>
-          <w:rPr>
-            <w:lang w:val="zh_TW" w:bidi="zh_TW"/>
-          </w:rPr>
-          <w:rPr>
-            <w:color w:val="0000EE"/>
-            <w:u w:val="single"/>
-          </w:rPr>
-          <w:t>11節</w:t>
-        </w:r>
-      </w:hyperlink>
+      <w:r>
+        <w:rPr>
+          <w:lang w:val="zh_TW" w:bidi="zh_TW"/>
+        </w:rPr>
+        <w:t>11節</w:t>
+      </w:r>
       <w:r>
         <w:rPr>
           <w:lang w:val="zh_TW" w:bidi="zh_TW"/>
         </w:rPr>
         <w:t>；</w:t>
       </w:r>
-      <w:hyperlink r:id="rId69">
-        <w:r>
-          <w:rPr>
-            <w:lang w:val="zh_TW" w:bidi="zh_TW"/>
-          </w:rPr>
-          <w:rPr>
-            <w:color w:val="0000EE"/>
-            <w:u w:val="single"/>
-          </w:rPr>
-          <w:t>彼得前書一章20節</w:t>
-        </w:r>
-      </w:hyperlink>
+      <w:r>
+        <w:rPr>
+          <w:lang w:val="zh_TW" w:bidi="zh_TW"/>
+        </w:rPr>
+        <w:t>彼得前書一章20節</w:t>
+      </w:r>
       <w:r>
         <w:rPr>
           <w:lang w:val="zh_TW" w:bidi="zh_TW"/>
         </w:rPr>
         <w:t>；</w:t>
       </w:r>
-      <w:hyperlink r:id="rId70">
-        <w:r>
-          <w:rPr>
-            <w:lang w:val="zh_TW" w:bidi="zh_TW"/>
-          </w:rPr>
-          <w:rPr>
-            <w:color w:val="0000EE"/>
-            <w:u w:val="single"/>
-          </w:rPr>
-          <w:t>啟示錄十三章8節</w:t>
-        </w:r>
-      </w:hyperlink>
+      <w:r>
+        <w:rPr>
+          <w:lang w:val="zh_TW" w:bidi="zh_TW"/>
+        </w:rPr>
+        <w:t>啟示錄十三章8節</w:t>
+      </w:r>
       <w:r>
         <w:rPr>
           <w:lang w:val="zh_TW" w:bidi="zh_TW"/>
@@ -2044,36 +1690,24 @@
         </w:rPr>
         <w:t>神的恩典禮物已藉基督耶穌在歷史中顯明（見</w:t>
       </w:r>
-      <w:hyperlink r:id="rId71">
-        <w:r>
-          <w:rPr>
-            <w:lang w:val="zh_TW" w:bidi="zh_TW"/>
-          </w:rPr>
-          <w:rPr>
-            <w:color w:val="0000EE"/>
-            <w:u w:val="single"/>
-          </w:rPr>
-          <w:t>羅16:26</w:t>
-        </w:r>
-      </w:hyperlink>
+      <w:r>
+        <w:rPr>
+          <w:lang w:val="zh_TW" w:bidi="zh_TW"/>
+        </w:rPr>
+        <w:t>羅16:26</w:t>
+      </w:r>
       <w:r>
         <w:rPr>
           <w:lang w:val="zh_TW" w:bidi="zh_TW"/>
         </w:rPr>
         <w:t>；</w:t>
       </w:r>
-      <w:hyperlink r:id="rId69">
-        <w:r>
-          <w:rPr>
-            <w:lang w:val="zh_TW" w:bidi="zh_TW"/>
-          </w:rPr>
-          <w:rPr>
-            <w:color w:val="0000EE"/>
-            <w:u w:val="single"/>
-          </w:rPr>
-          <w:t>彼前1:20</w:t>
-        </w:r>
-      </w:hyperlink>
+      <w:r>
+        <w:rPr>
+          <w:lang w:val="zh_TW" w:bidi="zh_TW"/>
+        </w:rPr>
+        <w:t>彼前1:20</w:t>
+      </w:r>
       <w:r>
         <w:rPr>
           <w:lang w:val="zh_TW" w:bidi="zh_TW"/>
@@ -2128,54 +1762,36 @@
         </w:rPr>
         <w:t>把死廢去：見</w:t>
       </w:r>
-      <w:hyperlink r:id="rId72">
-        <w:r>
-          <w:rPr>
-            <w:lang w:val="zh_TW" w:bidi="zh_TW"/>
-          </w:rPr>
-          <w:rPr>
-            <w:color w:val="0000EE"/>
-            <w:u w:val="single"/>
-          </w:rPr>
-          <w:t>哥林多前書十五章26節</w:t>
-        </w:r>
-      </w:hyperlink>
+      <w:r>
+        <w:rPr>
+          <w:lang w:val="zh_TW" w:bidi="zh_TW"/>
+        </w:rPr>
+        <w:t>哥林多前書十五章26節</w:t>
+      </w:r>
       <w:r>
         <w:rPr>
           <w:lang w:val="zh_TW" w:bidi="zh_TW"/>
         </w:rPr>
         <w:t>；</w:t>
       </w:r>
-      <w:hyperlink r:id="rId73">
-        <w:r>
-          <w:rPr>
-            <w:lang w:val="zh_TW" w:bidi="zh_TW"/>
-          </w:rPr>
-          <w:rPr>
-            <w:color w:val="0000EE"/>
-            <w:u w:val="single"/>
-          </w:rPr>
-          <w:t>帖撒羅尼迦後書二章8節</w:t>
-        </w:r>
-      </w:hyperlink>
+      <w:r>
+        <w:rPr>
+          <w:lang w:val="zh_TW" w:bidi="zh_TW"/>
+        </w:rPr>
+        <w:t>帖撒羅尼迦後書二章8節</w:t>
+      </w:r>
       <w:r>
         <w:rPr>
           <w:lang w:val="zh_TW" w:bidi="zh_TW"/>
         </w:rPr>
         <w:t>；</w:t>
       </w:r>
-      <w:hyperlink r:id="rId74">
-        <w:r>
-          <w:rPr>
-            <w:lang w:val="zh_TW" w:bidi="zh_TW"/>
-          </w:rPr>
-          <w:rPr>
-            <w:color w:val="0000EE"/>
-            <w:u w:val="single"/>
-          </w:rPr>
-          <w:t>希伯來書二章14節</w:t>
-        </w:r>
-      </w:hyperlink>
+      <w:r>
+        <w:rPr>
+          <w:lang w:val="zh_TW" w:bidi="zh_TW"/>
+        </w:rPr>
+        <w:t>希伯來書二章14節</w:t>
+      </w:r>
       <w:r>
         <w:rPr>
           <w:lang w:val="zh_TW" w:bidi="zh_TW"/>
@@ -2200,54 +1816,36 @@
         </w:rPr>
         <w:t>不能壞的生命：見</w:t>
       </w:r>
-      <w:hyperlink r:id="rId75">
-        <w:r>
-          <w:rPr>
-            <w:lang w:val="zh_TW" w:bidi="zh_TW"/>
-          </w:rPr>
-          <w:rPr>
-            <w:color w:val="0000EE"/>
-            <w:u w:val="single"/>
-          </w:rPr>
-          <w:t>提摩太後書一章1節</w:t>
-        </w:r>
-      </w:hyperlink>
+      <w:r>
+        <w:rPr>
+          <w:lang w:val="zh_TW" w:bidi="zh_TW"/>
+        </w:rPr>
+        <w:t>提摩太後書一章1節</w:t>
+      </w:r>
       <w:r>
         <w:rPr>
           <w:lang w:val="zh_TW" w:bidi="zh_TW"/>
         </w:rPr>
         <w:t>；</w:t>
       </w:r>
-      <w:hyperlink r:id="rId76">
-        <w:r>
-          <w:rPr>
-            <w:lang w:val="zh_TW" w:bidi="zh_TW"/>
-          </w:rPr>
-          <w:rPr>
-            <w:color w:val="0000EE"/>
-            <w:u w:val="single"/>
-          </w:rPr>
-          <w:t>哥林多前書十五章53至54節</w:t>
-        </w:r>
-      </w:hyperlink>
+      <w:r>
+        <w:rPr>
+          <w:lang w:val="zh_TW" w:bidi="zh_TW"/>
+        </w:rPr>
+        <w:t>哥林多前書十五章53至54節</w:t>
+      </w:r>
       <w:r>
         <w:rPr>
           <w:lang w:val="zh_TW" w:bidi="zh_TW"/>
         </w:rPr>
         <w:t>；</w:t>
       </w:r>
-      <w:hyperlink r:id="rId65">
-        <w:r>
-          <w:rPr>
-            <w:lang w:val="zh_TW" w:bidi="zh_TW"/>
-          </w:rPr>
-          <w:rPr>
-            <w:color w:val="0000EE"/>
-            <w:u w:val="single"/>
-          </w:rPr>
-          <w:t>提多書一章2節</w:t>
-        </w:r>
-      </w:hyperlink>
+      <w:r>
+        <w:rPr>
+          <w:lang w:val="zh_TW" w:bidi="zh_TW"/>
+        </w:rPr>
+        <w:t>提多書一章2節</w:t>
+      </w:r>
       <w:r>
         <w:rPr>
           <w:lang w:val="zh_TW" w:bidi="zh_TW"/>
@@ -2272,54 +1870,36 @@
         </w:rPr>
         <w:t>藉着福音：救恩是由基督所賜下，但其果效是藉著福音的宣講來傳達（見</w:t>
       </w:r>
-      <w:hyperlink r:id="rId77">
-        <w:r>
-          <w:rPr>
-            <w:lang w:val="zh_TW" w:bidi="zh_TW"/>
-          </w:rPr>
-          <w:rPr>
-            <w:color w:val="0000EE"/>
-            <w:u w:val="single"/>
-          </w:rPr>
-          <w:t>多1:2–3</w:t>
-        </w:r>
-      </w:hyperlink>
+      <w:r>
+        <w:rPr>
+          <w:lang w:val="zh_TW" w:bidi="zh_TW"/>
+        </w:rPr>
+        <w:t>多1:2–3</w:t>
+      </w:r>
       <w:r>
         <w:rPr>
           <w:lang w:val="zh_TW" w:bidi="zh_TW"/>
         </w:rPr>
         <w:t>；</w:t>
       </w:r>
-      <w:hyperlink r:id="rId78">
-        <w:r>
-          <w:rPr>
-            <w:lang w:val="zh_TW" w:bidi="zh_TW"/>
-          </w:rPr>
-          <w:rPr>
-            <w:color w:val="0000EE"/>
-            <w:u w:val="single"/>
-          </w:rPr>
-          <w:t>羅1:16–17</w:t>
-        </w:r>
-      </w:hyperlink>
+      <w:r>
+        <w:rPr>
+          <w:lang w:val="zh_TW" w:bidi="zh_TW"/>
+        </w:rPr>
+        <w:t>羅1:16–17</w:t>
+      </w:r>
       <w:r>
         <w:rPr>
           <w:lang w:val="zh_TW" w:bidi="zh_TW"/>
         </w:rPr>
         <w:t>，</w:t>
       </w:r>
-      <w:hyperlink r:id="rId79">
-        <w:r>
-          <w:rPr>
-            <w:lang w:val="zh_TW" w:bidi="zh_TW"/>
-          </w:rPr>
-          <w:rPr>
-            <w:color w:val="0000EE"/>
-            <w:u w:val="single"/>
-          </w:rPr>
-          <w:t>10:14–15</w:t>
-        </w:r>
-      </w:hyperlink>
+      <w:r>
+        <w:rPr>
+          <w:lang w:val="zh_TW" w:bidi="zh_TW"/>
+        </w:rPr>
+        <w:t>10:14–15</w:t>
+      </w:r>
       <w:r>
         <w:rPr>
           <w:lang w:val="zh_TW" w:bidi="zh_TW"/>
@@ -2378,90 +1958,60 @@
         </w:rPr>
         <w:t>保羅在面對自己的死亡時仍充滿信心（見</w:t>
       </w:r>
-      <w:hyperlink r:id="rId17">
-        <w:r>
-          <w:rPr>
-            <w:lang w:val="zh_TW" w:bidi="zh_TW"/>
-          </w:rPr>
-          <w:rPr>
-            <w:color w:val="0000EE"/>
-            <w:u w:val="single"/>
-          </w:rPr>
-          <w:t>4:17–18</w:t>
-        </w:r>
-      </w:hyperlink>
+      <w:r>
+        <w:rPr>
+          <w:lang w:val="zh_TW" w:bidi="zh_TW"/>
+        </w:rPr>
+        <w:t>4:17–18</w:t>
+      </w:r>
       <w:r>
         <w:rPr>
           <w:lang w:val="zh_TW" w:bidi="zh_TW"/>
         </w:rPr>
         <w:t>；</w:t>
       </w:r>
-      <w:hyperlink r:id="rId80">
-        <w:r>
-          <w:rPr>
-            <w:lang w:val="zh_TW" w:bidi="zh_TW"/>
-          </w:rPr>
-          <w:rPr>
-            <w:color w:val="0000EE"/>
-            <w:u w:val="single"/>
-          </w:rPr>
-          <w:t>羅1:16</w:t>
-        </w:r>
-      </w:hyperlink>
+      <w:r>
+        <w:rPr>
+          <w:lang w:val="zh_TW" w:bidi="zh_TW"/>
+        </w:rPr>
+        <w:t>羅1:16</w:t>
+      </w:r>
       <w:r>
         <w:rPr>
           <w:lang w:val="zh_TW" w:bidi="zh_TW"/>
         </w:rPr>
         <w:t>；</w:t>
       </w:r>
-      <w:hyperlink r:id="rId81">
-        <w:r>
-          <w:rPr>
-            <w:lang w:val="zh_TW" w:bidi="zh_TW"/>
-          </w:rPr>
-          <w:rPr>
-            <w:color w:val="0000EE"/>
-            <w:u w:val="single"/>
-          </w:rPr>
-          <w:t>林後4:8–9</w:t>
-        </w:r>
-      </w:hyperlink>
+      <w:r>
+        <w:rPr>
+          <w:lang w:val="zh_TW" w:bidi="zh_TW"/>
+        </w:rPr>
+        <w:t>林後4:8–9</w:t>
+      </w:r>
       <w:r>
         <w:rPr>
           <w:lang w:val="zh_TW" w:bidi="zh_TW"/>
         </w:rPr>
         <w:t>；</w:t>
       </w:r>
-      <w:hyperlink r:id="rId82">
-        <w:r>
-          <w:rPr>
-            <w:lang w:val="zh_TW" w:bidi="zh_TW"/>
-          </w:rPr>
-          <w:rPr>
-            <w:color w:val="0000EE"/>
-            <w:u w:val="single"/>
-          </w:rPr>
-          <w:t>腓1:20</w:t>
-        </w:r>
-      </w:hyperlink>
+      <w:r>
+        <w:rPr>
+          <w:lang w:val="zh_TW" w:bidi="zh_TW"/>
+        </w:rPr>
+        <w:t>腓1:20</w:t>
+      </w:r>
       <w:r>
         <w:rPr>
           <w:lang w:val="zh_TW" w:bidi="zh_TW"/>
         </w:rPr>
         <w:t>）；這是提摩太應該效法的榜樣（見</w:t>
       </w:r>
-      <w:hyperlink r:id="rId51">
-        <w:r>
-          <w:rPr>
-            <w:lang w:val="zh_TW" w:bidi="zh_TW"/>
-          </w:rPr>
-          <w:rPr>
-            <w:color w:val="0000EE"/>
-            <w:u w:val="single"/>
-          </w:rPr>
-          <w:t>提後1:8</w:t>
-        </w:r>
-      </w:hyperlink>
+      <w:r>
+        <w:rPr>
+          <w:lang w:val="zh_TW" w:bidi="zh_TW"/>
+        </w:rPr>
+        <w:t>提後1:8</w:t>
+      </w:r>
       <w:r>
         <w:rPr>
           <w:lang w:val="zh_TW" w:bidi="zh_TW"/>
@@ -2525,18 +2075,12 @@
         </w:rPr>
         <w:t>可能是指託付給保羅的福音（見</w:t>
       </w:r>
-      <w:hyperlink r:id="rId83">
-        <w:r>
-          <w:rPr>
-            <w:lang w:val="zh_TW" w:bidi="zh_TW"/>
-          </w:rPr>
-          <w:rPr>
-            <w:color w:val="0000EE"/>
-            <w:u w:val="single"/>
-          </w:rPr>
-          <w:t>提前6:20</w:t>
-        </w:r>
-      </w:hyperlink>
+      <w:r>
+        <w:rPr>
+          <w:lang w:val="zh_TW" w:bidi="zh_TW"/>
+        </w:rPr>
+        <w:t>提前6:20</w:t>
+      </w:r>
       <w:r>
         <w:rPr>
           <w:lang w:val="zh_TW" w:bidi="zh_TW"/>
@@ -2603,18 +2147,12 @@
         </w:rPr>
         <w:t>的研讀註釋；另見</w:t>
       </w:r>
-      <w:hyperlink r:id="rId83">
-        <w:r>
-          <w:rPr>
-            <w:lang w:val="zh_TW" w:bidi="zh_TW"/>
-          </w:rPr>
-          <w:rPr>
-            <w:color w:val="0000EE"/>
-            <w:u w:val="single"/>
-          </w:rPr>
-          <w:t>提前6:20</w:t>
-        </w:r>
-      </w:hyperlink>
+      <w:r>
+        <w:rPr>
+          <w:lang w:val="zh_TW" w:bidi="zh_TW"/>
+        </w:rPr>
+        <w:t>提前6:20</w:t>
+      </w:r>
       <w:r>
         <w:rPr>
           <w:lang w:val="zh_TW" w:bidi="zh_TW"/>
@@ -2722,36 +2260,24 @@
         </w:rPr>
         <w:t>的人都離棄我：這次離棄可能是發生在保羅被逮捕時，地點在羅馬或亞細亞省。保羅可能將其視為他的生命效法基督的樣式的一種方式（見</w:t>
       </w:r>
-      <w:hyperlink r:id="rId84">
-        <w:r>
-          <w:rPr>
-            <w:lang w:val="zh_TW" w:bidi="zh_TW"/>
-          </w:rPr>
-          <w:rPr>
-            <w:color w:val="0000EE"/>
-            <w:u w:val="single"/>
-          </w:rPr>
-          <w:t>太26:31</w:t>
-        </w:r>
-      </w:hyperlink>
+      <w:r>
+        <w:rPr>
+          <w:lang w:val="zh_TW" w:bidi="zh_TW"/>
+        </w:rPr>
+        <w:t>太26:31</w:t>
+      </w:r>
       <w:r>
         <w:rPr>
           <w:lang w:val="zh_TW" w:bidi="zh_TW"/>
         </w:rPr>
         <w:t>、</w:t>
       </w:r>
-      <w:hyperlink r:id="rId85">
-        <w:r>
-          <w:rPr>
-            <w:lang w:val="zh_TW" w:bidi="zh_TW"/>
-          </w:rPr>
-          <w:rPr>
-            <w:color w:val="0000EE"/>
-            <w:u w:val="single"/>
-          </w:rPr>
-          <w:t>56</w:t>
-        </w:r>
-      </w:hyperlink>
+      <w:r>
+        <w:rPr>
+          <w:lang w:val="zh_TW" w:bidi="zh_TW"/>
+        </w:rPr>
+        <w:t>56</w:t>
+      </w:r>
       <w:r>
         <w:rPr>
           <w:lang w:val="zh_TW" w:bidi="zh_TW"/>
@@ -2788,18 +2314,12 @@
         </w:rPr>
         <w:t>。從上下文（</w:t>
       </w:r>
-      <w:hyperlink r:id="rId86">
-        <w:r>
-          <w:rPr>
-            <w:lang w:val="zh_TW" w:bidi="zh_TW"/>
-          </w:rPr>
-          <w:rPr>
-            <w:color w:val="0000EE"/>
-            <w:u w:val="single"/>
-          </w:rPr>
-          <w:t>提後1:11–14</w:t>
-        </w:r>
-      </w:hyperlink>
+      <w:r>
+        <w:rPr>
+          <w:lang w:val="zh_TW" w:bidi="zh_TW"/>
+        </w:rPr>
+        <w:t>提後1:11–14</w:t>
+      </w:r>
       <w:r>
         <w:rPr>
           <w:lang w:val="zh_TW" w:bidi="zh_TW"/>
@@ -2928,18 +2448,12 @@
         </w:rPr>
         <w:t>將這個片語與</w:t>
       </w:r>
-      <w:hyperlink r:id="rId87">
-        <w:r>
-          <w:rPr>
-            <w:lang w:val="zh_TW" w:bidi="zh_TW"/>
-          </w:rPr>
-          <w:rPr>
-            <w:color w:val="0000EE"/>
-            <w:u w:val="single"/>
-          </w:rPr>
-          <w:t>一章15至18節</w:t>
-        </w:r>
-      </w:hyperlink>
+      <w:r>
+        <w:rPr>
+          <w:lang w:val="zh_TW" w:bidi="zh_TW"/>
+        </w:rPr>
+        <w:t>一章15至18節</w:t>
+      </w:r>
       <w:r>
         <w:rPr>
           <w:lang w:val="zh_TW" w:bidi="zh_TW"/>
@@ -3007,54 +2521,36 @@
         </w:rPr>
         <w:t>提摩太再次被告知要剛強，並與保羅一起忍受苦難（</w:t>
       </w:r>
-      <w:hyperlink r:id="rId88">
-        <w:r>
-          <w:rPr>
-            <w:lang w:val="zh_TW" w:bidi="zh_TW"/>
-          </w:rPr>
-          <w:rPr>
-            <w:color w:val="0000EE"/>
-            <w:u w:val="single"/>
-          </w:rPr>
-          <w:t>2:1–7</w:t>
-        </w:r>
-      </w:hyperlink>
+      <w:r>
+        <w:rPr>
+          <w:lang w:val="zh_TW" w:bidi="zh_TW"/>
+        </w:rPr>
+        <w:t>2:1–7</w:t>
+      </w:r>
       <w:r>
         <w:rPr>
           <w:lang w:val="zh_TW" w:bidi="zh_TW"/>
         </w:rPr>
         <w:t>；見</w:t>
       </w:r>
-      <w:hyperlink r:id="rId51">
-        <w:r>
-          <w:rPr>
-            <w:lang w:val="zh_TW" w:bidi="zh_TW"/>
-          </w:rPr>
-          <w:rPr>
-            <w:color w:val="0000EE"/>
-            <w:u w:val="single"/>
-          </w:rPr>
-          <w:t>1:8</w:t>
-        </w:r>
-      </w:hyperlink>
+      <w:r>
+        <w:rPr>
+          <w:lang w:val="zh_TW" w:bidi="zh_TW"/>
+        </w:rPr>
+        <w:t>1:8</w:t>
+      </w:r>
       <w:r>
         <w:rPr>
           <w:lang w:val="zh_TW" w:bidi="zh_TW"/>
         </w:rPr>
         <w:t>）。提摩太的順服應該以反思福音和保羅的榜樣為動力（</w:t>
       </w:r>
-      <w:hyperlink r:id="rId89">
-        <w:r>
-          <w:rPr>
-            <w:lang w:val="zh_TW" w:bidi="zh_TW"/>
-          </w:rPr>
-          <w:rPr>
-            <w:color w:val="0000EE"/>
-            <w:u w:val="single"/>
-          </w:rPr>
-          <w:t>2:8–13</w:t>
-        </w:r>
-      </w:hyperlink>
+      <w:r>
+        <w:rPr>
+          <w:lang w:val="zh_TW" w:bidi="zh_TW"/>
+        </w:rPr>
+        <w:t>2:8–13</w:t>
+      </w:r>
       <w:r>
         <w:rPr>
           <w:lang w:val="zh_TW" w:bidi="zh_TW"/>
@@ -3113,18 +2609,12 @@
         </w:rPr>
         <w:t>眾多可靠的見證人會確認保羅的教導的有效性和真實性（另見</w:t>
       </w:r>
-      <w:hyperlink r:id="rId90">
-        <w:r>
-          <w:rPr>
-            <w:lang w:val="zh_TW" w:bidi="zh_TW"/>
-          </w:rPr>
-          <w:rPr>
-            <w:color w:val="0000EE"/>
-            <w:u w:val="single"/>
-          </w:rPr>
-          <w:t>3:10–11</w:t>
-        </w:r>
-      </w:hyperlink>
+      <w:r>
+        <w:rPr>
+          <w:lang w:val="zh_TW" w:bidi="zh_TW"/>
+        </w:rPr>
+        <w:t>3:10–11</w:t>
+      </w:r>
       <w:r>
         <w:rPr>
           <w:lang w:val="zh_TW" w:bidi="zh_TW"/>
@@ -3307,18 +2797,12 @@
         </w:rPr>
         <w:t>耶穌基督乃是大衛的後裔，他從死裏復活：參</w:t>
       </w:r>
-      <w:hyperlink r:id="rId91">
-        <w:r>
-          <w:rPr>
-            <w:lang w:val="zh_TW" w:bidi="zh_TW"/>
-          </w:rPr>
-          <w:rPr>
-            <w:color w:val="0000EE"/>
-            <w:u w:val="single"/>
-          </w:rPr>
-          <w:t>羅馬書一章3至4節</w:t>
-        </w:r>
-      </w:hyperlink>
+      <w:r>
+        <w:rPr>
+          <w:lang w:val="zh_TW" w:bidi="zh_TW"/>
+        </w:rPr>
+        <w:t>羅馬書一章3至4節</w:t>
+      </w:r>
       <w:r>
         <w:rPr>
           <w:lang w:val="zh_TW" w:bidi="zh_TW"/>
@@ -3373,36 +2857,24 @@
         </w:rPr>
         <w:t>保羅的苦難（</w:t>
       </w:r>
-      <w:hyperlink r:id="rId92">
-        <w:r>
-          <w:rPr>
-            <w:lang w:val="zh_TW" w:bidi="zh_TW"/>
-          </w:rPr>
-          <w:rPr>
-            <w:color w:val="0000EE"/>
-            <w:u w:val="single"/>
-          </w:rPr>
-          <w:t>1:12</w:t>
-        </w:r>
-      </w:hyperlink>
+      <w:r>
+        <w:rPr>
+          <w:lang w:val="zh_TW" w:bidi="zh_TW"/>
+        </w:rPr>
+        <w:t>1:12</w:t>
+      </w:r>
       <w:r>
         <w:rPr>
           <w:lang w:val="zh_TW" w:bidi="zh_TW"/>
         </w:rPr>
         <w:t>）反映了耶穌基督的苦難，並指出十字架和復活才是那福音的內在意義（見</w:t>
       </w:r>
-      <w:hyperlink r:id="rId51">
-        <w:r>
-          <w:rPr>
-            <w:lang w:val="zh_TW" w:bidi="zh_TW"/>
-          </w:rPr>
-          <w:rPr>
-            <w:color w:val="0000EE"/>
-            <w:u w:val="single"/>
-          </w:rPr>
-          <w:t>1:8</w:t>
-        </w:r>
-      </w:hyperlink>
+      <w:r>
+        <w:rPr>
+          <w:lang w:val="zh_TW" w:bidi="zh_TW"/>
+        </w:rPr>
+        <w:t>1:8</w:t>
+      </w:r>
       <w:r>
         <w:rPr>
           <w:lang w:val="zh_TW" w:bidi="zh_TW"/>
@@ -3461,36 +2933,24 @@
         </w:rPr>
         <w:t>像犯人一樣：保羅是在認同耶穌的死（</w:t>
       </w:r>
-      <w:hyperlink r:id="rId93">
-        <w:r>
-          <w:rPr>
-            <w:lang w:val="zh_TW" w:bidi="zh_TW"/>
-          </w:rPr>
-          <w:rPr>
-            <w:color w:val="0000EE"/>
-            <w:u w:val="single"/>
-          </w:rPr>
-          <w:t>2:11</w:t>
-        </w:r>
-      </w:hyperlink>
+      <w:r>
+        <w:rPr>
+          <w:lang w:val="zh_TW" w:bidi="zh_TW"/>
+        </w:rPr>
+        <w:t>2:11</w:t>
+      </w:r>
       <w:r>
         <w:rPr>
           <w:lang w:val="zh_TW" w:bidi="zh_TW"/>
         </w:rPr>
         <w:t>；</w:t>
       </w:r>
-      <w:hyperlink r:id="rId94">
-        <w:r>
-          <w:rPr>
-            <w:lang w:val="zh_TW" w:bidi="zh_TW"/>
-          </w:rPr>
-          <w:rPr>
-            <w:color w:val="0000EE"/>
-            <w:u w:val="single"/>
-          </w:rPr>
-          <w:t>腓3:10–11</w:t>
-        </w:r>
-      </w:hyperlink>
+      <w:r>
+        <w:rPr>
+          <w:lang w:val="zh_TW" w:bidi="zh_TW"/>
+        </w:rPr>
+        <w:t>腓3:10–11</w:t>
+      </w:r>
       <w:r>
         <w:rPr>
           <w:lang w:val="zh_TW" w:bidi="zh_TW"/>
@@ -3527,54 +2987,36 @@
         </w:rPr>
         <w:t>（見</w:t>
       </w:r>
-      <w:hyperlink r:id="rId17">
-        <w:r>
-          <w:rPr>
-            <w:lang w:val="zh_TW" w:bidi="zh_TW"/>
-          </w:rPr>
-          <w:rPr>
-            <w:color w:val="0000EE"/>
-            <w:u w:val="single"/>
-          </w:rPr>
-          <w:t>提後4:17–18</w:t>
-        </w:r>
-      </w:hyperlink>
+      <w:r>
+        <w:rPr>
+          <w:lang w:val="zh_TW" w:bidi="zh_TW"/>
+        </w:rPr>
+        <w:t>提後4:17–18</w:t>
+      </w:r>
       <w:r>
         <w:rPr>
           <w:lang w:val="zh_TW" w:bidi="zh_TW"/>
         </w:rPr>
         <w:t>；另見</w:t>
       </w:r>
-      <w:hyperlink r:id="rId95">
-        <w:r>
-          <w:rPr>
-            <w:lang w:val="zh_TW" w:bidi="zh_TW"/>
-          </w:rPr>
-          <w:rPr>
-            <w:color w:val="0000EE"/>
-            <w:u w:val="single"/>
-          </w:rPr>
-          <w:t>林後12:8–10</w:t>
-        </w:r>
-      </w:hyperlink>
+      <w:r>
+        <w:rPr>
+          <w:lang w:val="zh_TW" w:bidi="zh_TW"/>
+        </w:rPr>
+        <w:t>林後12:8–10</w:t>
+      </w:r>
       <w:r>
         <w:rPr>
           <w:lang w:val="zh_TW" w:bidi="zh_TW"/>
         </w:rPr>
         <w:t>；</w:t>
       </w:r>
-      <w:hyperlink r:id="rId96">
-        <w:r>
-          <w:rPr>
-            <w:lang w:val="zh_TW" w:bidi="zh_TW"/>
-          </w:rPr>
-          <w:rPr>
-            <w:color w:val="0000EE"/>
-            <w:u w:val="single"/>
-          </w:rPr>
-          <w:t>腓1:12–14</w:t>
-        </w:r>
-      </w:hyperlink>
+      <w:r>
+        <w:rPr>
+          <w:lang w:val="zh_TW" w:bidi="zh_TW"/>
+        </w:rPr>
+        <w:t>腓1:12–14</w:t>
+      </w:r>
       <w:r>
         <w:rPr>
           <w:lang w:val="zh_TW" w:bidi="zh_TW"/>
@@ -3701,90 +3143,60 @@
         </w:rPr>
         <w:t>他仍是可信的：這可能意味著（1）衪給予那些跌倒的人悔改的機會；（2）衪信實地按照衪不變的旨意審判不信的人；（3）衪自己就是衪的子民應該效法的忠信榜樣；和（4）衪將在歷史中信實地成就衪的旨意，藉著福音拯救那些信靠衪的人（</w:t>
       </w:r>
-      <w:hyperlink r:id="rId92">
-        <w:r>
-          <w:rPr>
-            <w:lang w:val="zh_TW" w:bidi="zh_TW"/>
-          </w:rPr>
-          <w:rPr>
-            <w:color w:val="0000EE"/>
-            <w:u w:val="single"/>
-          </w:rPr>
-          <w:t>1:12</w:t>
-        </w:r>
-      </w:hyperlink>
+      <w:r>
+        <w:rPr>
+          <w:lang w:val="zh_TW" w:bidi="zh_TW"/>
+        </w:rPr>
+        <w:t>1:12</w:t>
+      </w:r>
       <w:r>
         <w:rPr>
           <w:lang w:val="zh_TW" w:bidi="zh_TW"/>
         </w:rPr>
         <w:t>，</w:t>
       </w:r>
-      <w:hyperlink r:id="rId97">
-        <w:r>
-          <w:rPr>
-            <w:lang w:val="zh_TW" w:bidi="zh_TW"/>
-          </w:rPr>
-          <w:rPr>
-            <w:color w:val="0000EE"/>
-            <w:u w:val="single"/>
-          </w:rPr>
-          <w:t>2:19</w:t>
-        </w:r>
-      </w:hyperlink>
+      <w:r>
+        <w:rPr>
+          <w:lang w:val="zh_TW" w:bidi="zh_TW"/>
+        </w:rPr>
+        <w:t>2:19</w:t>
+      </w:r>
       <w:r>
         <w:rPr>
           <w:lang w:val="zh_TW" w:bidi="zh_TW"/>
         </w:rPr>
         <w:t>）。另見</w:t>
       </w:r>
-      <w:hyperlink r:id="rId98">
-        <w:r>
-          <w:rPr>
-            <w:lang w:val="zh_TW" w:bidi="zh_TW"/>
-          </w:rPr>
-          <w:rPr>
-            <w:color w:val="0000EE"/>
-            <w:u w:val="single"/>
-          </w:rPr>
-          <w:t>羅馬書三章3至4節</w:t>
-        </w:r>
-      </w:hyperlink>
+      <w:r>
+        <w:rPr>
+          <w:lang w:val="zh_TW" w:bidi="zh_TW"/>
+        </w:rPr>
+        <w:t>羅馬書三章3至4節</w:t>
+      </w:r>
       <w:r>
         <w:rPr>
           <w:lang w:val="zh_TW" w:bidi="zh_TW"/>
         </w:rPr>
         <w:t>；</w:t>
       </w:r>
-      <w:hyperlink r:id="rId99">
-        <w:r>
-          <w:rPr>
-            <w:lang w:val="zh_TW" w:bidi="zh_TW"/>
-          </w:rPr>
-          <w:rPr>
-            <w:color w:val="0000EE"/>
-            <w:u w:val="single"/>
-          </w:rPr>
-          <w:t>哥林多前書十章13節</w:t>
-        </w:r>
-      </w:hyperlink>
+      <w:r>
+        <w:rPr>
+          <w:lang w:val="zh_TW" w:bidi="zh_TW"/>
+        </w:rPr>
+        <w:t>哥林多前書十章13節</w:t>
+      </w:r>
       <w:r>
         <w:rPr>
           <w:lang w:val="zh_TW" w:bidi="zh_TW"/>
         </w:rPr>
         <w:t>；</w:t>
       </w:r>
-      <w:hyperlink r:id="rId100">
-        <w:r>
-          <w:rPr>
-            <w:lang w:val="zh_TW" w:bidi="zh_TW"/>
-          </w:rPr>
-          <w:rPr>
-            <w:color w:val="0000EE"/>
-            <w:u w:val="single"/>
-          </w:rPr>
-          <w:t>約翰一書一章9節</w:t>
-        </w:r>
-      </w:hyperlink>
+      <w:r>
+        <w:rPr>
+          <w:lang w:val="zh_TW" w:bidi="zh_TW"/>
+        </w:rPr>
+        <w:t>約翰一書一章9節</w:t>
+      </w:r>
       <w:r>
         <w:rPr>
           <w:lang w:val="zh_TW" w:bidi="zh_TW"/>
@@ -3839,36 +3251,24 @@
         </w:rPr>
         <w:t>提摩太必須堅持</w:t>
       </w:r>
-      <w:hyperlink r:id="rId89">
-        <w:r>
-          <w:rPr>
-            <w:lang w:val="zh_TW" w:bidi="zh_TW"/>
-          </w:rPr>
-          <w:rPr>
-            <w:color w:val="0000EE"/>
-            <w:u w:val="single"/>
-          </w:rPr>
-          <w:t>二章8至13節</w:t>
-        </w:r>
-      </w:hyperlink>
+      <w:r>
+        <w:rPr>
+          <w:lang w:val="zh_TW" w:bidi="zh_TW"/>
+        </w:rPr>
+        <w:t>二章8至13節</w:t>
+      </w:r>
       <w:r>
         <w:rPr>
           <w:lang w:val="zh_TW" w:bidi="zh_TW"/>
         </w:rPr>
         <w:t>中的教導，並且要小心避免假教師的教導和行為。這異端可能與</w:t>
       </w:r>
-      <w:hyperlink r:id="rId101">
-        <w:r>
-          <w:rPr>
-            <w:lang w:val="zh_TW" w:bidi="zh_TW"/>
-          </w:rPr>
-          <w:rPr>
-            <w:color w:val="0000EE"/>
-            <w:u w:val="single"/>
-          </w:rPr>
-          <w:t>提摩太前書六章20至21節</w:t>
-        </w:r>
-      </w:hyperlink>
+      <w:r>
+        <w:rPr>
+          <w:lang w:val="zh_TW" w:bidi="zh_TW"/>
+        </w:rPr>
+        <w:t>提摩太前書六章20至21節</w:t>
+      </w:r>
       <w:r>
         <w:rPr>
           <w:lang w:val="zh_TW" w:bidi="zh_TW"/>
@@ -3936,36 +3336,24 @@
         </w:rPr>
         <w:t>）：某些譯本將這節經文理解為正確地解釋真理的道。另一種可能的意思是，提摩太應該堅守他在教導神話語上的目的（見</w:t>
       </w:r>
-      <w:hyperlink r:id="rId102">
-        <w:r>
-          <w:rPr>
-            <w:lang w:val="zh_TW" w:bidi="zh_TW"/>
-          </w:rPr>
-          <w:rPr>
-            <w:color w:val="0000EE"/>
-            <w:u w:val="single"/>
-          </w:rPr>
-          <w:t>提前1:4</w:t>
-        </w:r>
-      </w:hyperlink>
+      <w:r>
+        <w:rPr>
+          <w:lang w:val="zh_TW" w:bidi="zh_TW"/>
+        </w:rPr>
+        <w:t>提前1:4</w:t>
+      </w:r>
       <w:r>
         <w:rPr>
           <w:lang w:val="zh_TW" w:bidi="zh_TW"/>
         </w:rPr>
         <w:t>），不要因捲入假教師的爭論而偏離（</w:t>
       </w:r>
-      <w:hyperlink r:id="rId103">
-        <w:r>
-          <w:rPr>
-            <w:lang w:val="zh_TW" w:bidi="zh_TW"/>
-          </w:rPr>
-          <w:rPr>
-            <w:color w:val="0000EE"/>
-            <w:u w:val="single"/>
-          </w:rPr>
-          <w:t>提後2:16</w:t>
-        </w:r>
-      </w:hyperlink>
+      <w:r>
+        <w:rPr>
+          <w:lang w:val="zh_TW" w:bidi="zh_TW"/>
+        </w:rPr>
+        <w:t>提後2:16</w:t>
+      </w:r>
       <w:r>
         <w:rPr>
           <w:lang w:val="zh_TW" w:bidi="zh_TW"/>
@@ -4024,36 +3412,24 @@
         </w:rPr>
         <w:t>許米乃先前與亞歷山大（</w:t>
       </w:r>
-      <w:hyperlink r:id="rId104">
-        <w:r>
-          <w:rPr>
-            <w:lang w:val="zh_TW" w:bidi="zh_TW"/>
-          </w:rPr>
-          <w:rPr>
-            <w:color w:val="0000EE"/>
-            <w:u w:val="single"/>
-          </w:rPr>
-          <w:t>提前1:20</w:t>
-        </w:r>
-      </w:hyperlink>
+      <w:r>
+        <w:rPr>
+          <w:lang w:val="zh_TW" w:bidi="zh_TW"/>
+        </w:rPr>
+        <w:t>提前1:20</w:t>
+      </w:r>
       <w:r>
         <w:rPr>
           <w:lang w:val="zh_TW" w:bidi="zh_TW"/>
         </w:rPr>
         <w:t>）結夥；他們兩人仍在作亂（</w:t>
       </w:r>
-      <w:hyperlink r:id="rId105">
-        <w:r>
-          <w:rPr>
-            <w:lang w:val="zh_TW" w:bidi="zh_TW"/>
-          </w:rPr>
-          <w:rPr>
-            <w:color w:val="0000EE"/>
-            <w:u w:val="single"/>
-          </w:rPr>
-          <w:t>提後4:14–15</w:t>
-        </w:r>
-      </w:hyperlink>
+      <w:r>
+        <w:rPr>
+          <w:lang w:val="zh_TW" w:bidi="zh_TW"/>
+        </w:rPr>
+        <w:t>提後4:14–15</w:t>
+      </w:r>
       <w:r>
         <w:rPr>
           <w:lang w:val="zh_TW" w:bidi="zh_TW"/>
@@ -4126,198 +3502,132 @@
         </w:rPr>
         <w:t>說復活的事已過：參</w:t>
       </w:r>
-      <w:hyperlink r:id="rId106">
-        <w:r>
-          <w:rPr>
-            <w:lang w:val="zh_TW" w:bidi="zh_TW"/>
-          </w:rPr>
-          <w:rPr>
-            <w:color w:val="0000EE"/>
-            <w:u w:val="single"/>
-          </w:rPr>
-          <w:t>帖撒羅尼迦後書2章2節</w:t>
-        </w:r>
-      </w:hyperlink>
+      <w:r>
+        <w:rPr>
+          <w:lang w:val="zh_TW" w:bidi="zh_TW"/>
+        </w:rPr>
+        <w:t>帖撒羅尼迦後書2章2節</w:t>
+      </w:r>
       <w:r>
         <w:rPr>
           <w:lang w:val="zh_TW" w:bidi="zh_TW"/>
         </w:rPr>
         <w:t>。這些假教師可能扭曲了保羅對死人復活的教導（</w:t>
       </w:r>
-      <w:hyperlink r:id="rId107">
-        <w:r>
-          <w:rPr>
-            <w:lang w:val="zh_TW" w:bidi="zh_TW"/>
-          </w:rPr>
-          <w:rPr>
-            <w:color w:val="0000EE"/>
-            <w:u w:val="single"/>
-          </w:rPr>
-          <w:t>羅6:5</w:t>
-        </w:r>
-      </w:hyperlink>
+      <w:r>
+        <w:rPr>
+          <w:lang w:val="zh_TW" w:bidi="zh_TW"/>
+        </w:rPr>
+        <w:t>羅6:5</w:t>
+      </w:r>
       <w:r>
         <w:rPr>
           <w:lang w:val="zh_TW" w:bidi="zh_TW"/>
         </w:rPr>
         <w:t>；</w:t>
       </w:r>
-      <w:hyperlink r:id="rId108">
-        <w:r>
-          <w:rPr>
-            <w:lang w:val="zh_TW" w:bidi="zh_TW"/>
-          </w:rPr>
-          <w:rPr>
-            <w:color w:val="0000EE"/>
-            <w:u w:val="single"/>
-          </w:rPr>
-          <w:t>加2:20</w:t>
-        </w:r>
-      </w:hyperlink>
+      <w:r>
+        <w:rPr>
+          <w:lang w:val="zh_TW" w:bidi="zh_TW"/>
+        </w:rPr>
+        <w:t>加2:20</w:t>
+      </w:r>
       <w:r>
         <w:rPr>
           <w:lang w:val="zh_TW" w:bidi="zh_TW"/>
         </w:rPr>
         <w:t>；</w:t>
       </w:r>
-      <w:hyperlink r:id="rId109">
-        <w:r>
-          <w:rPr>
-            <w:lang w:val="zh_TW" w:bidi="zh_TW"/>
-          </w:rPr>
-          <w:rPr>
-            <w:color w:val="0000EE"/>
-            <w:u w:val="single"/>
-          </w:rPr>
-          <w:t>弗1:3</w:t>
-        </w:r>
-      </w:hyperlink>
+      <w:r>
+        <w:rPr>
+          <w:lang w:val="zh_TW" w:bidi="zh_TW"/>
+        </w:rPr>
+        <w:t>弗1:3</w:t>
+      </w:r>
       <w:r>
         <w:rPr>
           <w:lang w:val="zh_TW" w:bidi="zh_TW"/>
         </w:rPr>
         <w:t>，</w:t>
       </w:r>
-      <w:hyperlink r:id="rId110">
-        <w:r>
-          <w:rPr>
-            <w:lang w:val="zh_TW" w:bidi="zh_TW"/>
-          </w:rPr>
-          <w:rPr>
-            <w:color w:val="0000EE"/>
-            <w:u w:val="single"/>
-          </w:rPr>
-          <w:t>2:6</w:t>
-        </w:r>
-      </w:hyperlink>
+      <w:r>
+        <w:rPr>
+          <w:lang w:val="zh_TW" w:bidi="zh_TW"/>
+        </w:rPr>
+        <w:t>2:6</w:t>
+      </w:r>
       <w:r>
         <w:rPr>
           <w:lang w:val="zh_TW" w:bidi="zh_TW"/>
         </w:rPr>
         <w:t>，</w:t>
       </w:r>
-      <w:hyperlink r:id="rId111">
-        <w:r>
-          <w:rPr>
-            <w:lang w:val="zh_TW" w:bidi="zh_TW"/>
-          </w:rPr>
-          <w:rPr>
-            <w:color w:val="0000EE"/>
-            <w:u w:val="single"/>
-          </w:rPr>
-          <w:t>5:14</w:t>
-        </w:r>
-      </w:hyperlink>
+      <w:r>
+        <w:rPr>
+          <w:lang w:val="zh_TW" w:bidi="zh_TW"/>
+        </w:rPr>
+        <w:t>5:14</w:t>
+      </w:r>
       <w:r>
         <w:rPr>
           <w:lang w:val="zh_TW" w:bidi="zh_TW"/>
         </w:rPr>
         <w:t>；</w:t>
       </w:r>
-      <w:hyperlink r:id="rId112">
-        <w:r>
-          <w:rPr>
-            <w:lang w:val="zh_TW" w:bidi="zh_TW"/>
-          </w:rPr>
-          <w:rPr>
-            <w:color w:val="0000EE"/>
-            <w:u w:val="single"/>
-          </w:rPr>
-          <w:t>西2:12</w:t>
-        </w:r>
-      </w:hyperlink>
+      <w:r>
+        <w:rPr>
+          <w:lang w:val="zh_TW" w:bidi="zh_TW"/>
+        </w:rPr>
+        <w:t>西2:12</w:t>
+      </w:r>
       <w:r>
         <w:rPr>
           <w:lang w:val="zh_TW" w:bidi="zh_TW"/>
         </w:rPr>
         <w:t>，</w:t>
       </w:r>
-      <w:hyperlink r:id="rId113">
-        <w:r>
-          <w:rPr>
-            <w:lang w:val="zh_TW" w:bidi="zh_TW"/>
-          </w:rPr>
-          <w:rPr>
-            <w:color w:val="0000EE"/>
-            <w:u w:val="single"/>
-          </w:rPr>
-          <w:t>3:1–4</w:t>
-        </w:r>
-      </w:hyperlink>
+      <w:r>
+        <w:rPr>
+          <w:lang w:val="zh_TW" w:bidi="zh_TW"/>
+        </w:rPr>
+        <w:t>3:1–4</w:t>
+      </w:r>
       <w:r>
         <w:rPr>
           <w:lang w:val="zh_TW" w:bidi="zh_TW"/>
         </w:rPr>
         <w:t>），宣稱他們已經完全參與在那屬天的生命中，或許還認為肉體的復活不會發生。他們可能因此推論，認為人在肉身中的行為（即道德）是無關緊要的，因為他們必死的肉體對他們永恆的靈並不會產生影響。或者，他們可能走向另一個極端，也就是去追求世界否定的禁慾主義（</w:t>
       </w:r>
-      <w:hyperlink r:id="rId114">
-        <w:r>
-          <w:rPr>
-            <w:lang w:val="zh_TW" w:bidi="zh_TW"/>
-          </w:rPr>
-          <w:rPr>
-            <w:color w:val="0000EE"/>
-            <w:u w:val="single"/>
-          </w:rPr>
-          <w:t>提前4:3</w:t>
-        </w:r>
-      </w:hyperlink>
+      <w:r>
+        <w:rPr>
+          <w:lang w:val="zh_TW" w:bidi="zh_TW"/>
+        </w:rPr>
+        <w:t>提前4:3</w:t>
+      </w:r>
       <w:r>
         <w:rPr>
           <w:lang w:val="zh_TW" w:bidi="zh_TW"/>
         </w:rPr>
         <w:t>；見</w:t>
       </w:r>
-      <w:hyperlink r:id="rId115">
-        <w:r>
-          <w:rPr>
-            <w:lang w:val="zh_TW" w:bidi="zh_TW"/>
-          </w:rPr>
-          <w:rPr>
-            <w:color w:val="0000EE"/>
-            <w:u w:val="single"/>
-          </w:rPr>
-          <w:t>西2:8</w:t>
-        </w:r>
-      </w:hyperlink>
+      <w:r>
+        <w:rPr>
+          <w:lang w:val="zh_TW" w:bidi="zh_TW"/>
+        </w:rPr>
+        <w:t>西2:8</w:t>
+      </w:r>
       <w:r>
         <w:rPr>
           <w:lang w:val="zh_TW" w:bidi="zh_TW"/>
         </w:rPr>
         <w:t>、</w:t>
       </w:r>
-      <w:hyperlink r:id="rId116">
-        <w:r>
-          <w:rPr>
-            <w:lang w:val="zh_TW" w:bidi="zh_TW"/>
-          </w:rPr>
-          <w:rPr>
-            <w:color w:val="0000EE"/>
-            <w:u w:val="single"/>
-          </w:rPr>
-          <w:t>16–23</w:t>
-        </w:r>
-      </w:hyperlink>
+      <w:r>
+        <w:rPr>
+          <w:lang w:val="zh_TW" w:bidi="zh_TW"/>
+        </w:rPr>
+        <w:t>16–23</w:t>
+      </w:r>
       <w:r>
         <w:rPr>
           <w:lang w:val="zh_TW" w:bidi="zh_TW"/>
@@ -4336,234 +3646,156 @@
         </w:rPr>
         <w:t>。這些教師可能是從耶穌的教導中（見</w:t>
       </w:r>
-      <w:hyperlink r:id="rId117">
-        <w:r>
-          <w:rPr>
-            <w:lang w:val="zh_TW" w:bidi="zh_TW"/>
-          </w:rPr>
-          <w:rPr>
-            <w:color w:val="0000EE"/>
-            <w:u w:val="single"/>
-          </w:rPr>
-          <w:t>太19:10–12</w:t>
-        </w:r>
-      </w:hyperlink>
+      <w:r>
+        <w:rPr>
+          <w:lang w:val="zh_TW" w:bidi="zh_TW"/>
+        </w:rPr>
+        <w:t>太19:10–12</w:t>
+      </w:r>
       <w:r>
         <w:rPr>
           <w:lang w:val="zh_TW" w:bidi="zh_TW"/>
         </w:rPr>
         <w:t>，</w:t>
       </w:r>
-      <w:hyperlink r:id="rId118">
-        <w:r>
-          <w:rPr>
-            <w:lang w:val="zh_TW" w:bidi="zh_TW"/>
-          </w:rPr>
-          <w:rPr>
-            <w:color w:val="0000EE"/>
-            <w:u w:val="single"/>
-          </w:rPr>
-          <w:t>22:30</w:t>
-        </w:r>
-      </w:hyperlink>
+      <w:r>
+        <w:rPr>
+          <w:lang w:val="zh_TW" w:bidi="zh_TW"/>
+        </w:rPr>
+        <w:t>22:30</w:t>
+      </w:r>
       <w:r>
         <w:rPr>
           <w:lang w:val="zh_TW" w:bidi="zh_TW"/>
         </w:rPr>
         <w:t>）理解到婚姻應該被禁止（</w:t>
       </w:r>
-      <w:hyperlink r:id="rId114">
-        <w:r>
-          <w:rPr>
-            <w:lang w:val="zh_TW" w:bidi="zh_TW"/>
-          </w:rPr>
-          <w:rPr>
-            <w:color w:val="0000EE"/>
-            <w:u w:val="single"/>
-          </w:rPr>
-          <w:t>提前4:3</w:t>
-        </w:r>
-      </w:hyperlink>
+      <w:r>
+        <w:rPr>
+          <w:lang w:val="zh_TW" w:bidi="zh_TW"/>
+        </w:rPr>
+        <w:t>提前4:3</w:t>
+      </w:r>
       <w:r>
         <w:rPr>
           <w:lang w:val="zh_TW" w:bidi="zh_TW"/>
         </w:rPr>
         <w:t>）。他們對舊約聖經律法的教導（</w:t>
       </w:r>
-      <w:hyperlink r:id="rId119">
-        <w:r>
-          <w:rPr>
-            <w:lang w:val="zh_TW" w:bidi="zh_TW"/>
-          </w:rPr>
-          <w:rPr>
-            <w:color w:val="0000EE"/>
-            <w:u w:val="single"/>
-          </w:rPr>
-          <w:t>提前1:7–11</w:t>
-        </w:r>
-      </w:hyperlink>
+      <w:r>
+        <w:rPr>
+          <w:lang w:val="zh_TW" w:bidi="zh_TW"/>
+        </w:rPr>
+        <w:t>提前1:7–11</w:t>
+      </w:r>
       <w:r>
         <w:rPr>
           <w:lang w:val="zh_TW" w:bidi="zh_TW"/>
         </w:rPr>
         <w:t>）也可能導致在提倡某些禁忌。他們的教導可能也過度激進地強調平等（見</w:t>
       </w:r>
-      <w:hyperlink r:id="rId120">
-        <w:r>
-          <w:rPr>
-            <w:lang w:val="zh_TW" w:bidi="zh_TW"/>
-          </w:rPr>
-          <w:rPr>
-            <w:color w:val="0000EE"/>
-            <w:u w:val="single"/>
-          </w:rPr>
-          <w:t>提後3:6</w:t>
-        </w:r>
-      </w:hyperlink>
+      <w:r>
+        <w:rPr>
+          <w:lang w:val="zh_TW" w:bidi="zh_TW"/>
+        </w:rPr>
+        <w:t>提後3:6</w:t>
+      </w:r>
       <w:r>
         <w:rPr>
           <w:lang w:val="zh_TW" w:bidi="zh_TW"/>
         </w:rPr>
         <w:t>；參</w:t>
       </w:r>
-      <w:hyperlink r:id="rId121">
-        <w:r>
-          <w:rPr>
-            <w:lang w:val="zh_TW" w:bidi="zh_TW"/>
-          </w:rPr>
-          <w:rPr>
-            <w:color w:val="0000EE"/>
-            <w:u w:val="single"/>
-          </w:rPr>
-          <w:t>加3:28</w:t>
-        </w:r>
-      </w:hyperlink>
+      <w:r>
+        <w:rPr>
+          <w:lang w:val="zh_TW" w:bidi="zh_TW"/>
+        </w:rPr>
+        <w:t>加3:28</w:t>
+      </w:r>
       <w:r>
         <w:rPr>
           <w:lang w:val="zh_TW" w:bidi="zh_TW"/>
         </w:rPr>
         <w:t>；</w:t>
       </w:r>
-      <w:hyperlink r:id="rId122">
-        <w:r>
-          <w:rPr>
-            <w:lang w:val="zh_TW" w:bidi="zh_TW"/>
-          </w:rPr>
-          <w:rPr>
-            <w:color w:val="0000EE"/>
-            <w:u w:val="single"/>
-          </w:rPr>
-          <w:t>提前2:11–15</w:t>
-        </w:r>
-      </w:hyperlink>
+      <w:r>
+        <w:rPr>
+          <w:lang w:val="zh_TW" w:bidi="zh_TW"/>
+        </w:rPr>
+        <w:t>提前2:11–15</w:t>
+      </w:r>
       <w:r>
         <w:rPr>
           <w:lang w:val="zh_TW" w:bidi="zh_TW"/>
         </w:rPr>
         <w:t>），因為他們相信將來的時代已經來臨。他們的教導可能只專注於復活的力量，這就與保羅所傳講的受苦和十字架的信息相矛盾（見</w:t>
       </w:r>
-      <w:hyperlink r:id="rId51">
-        <w:r>
-          <w:rPr>
-            <w:lang w:val="zh_TW" w:bidi="zh_TW"/>
-          </w:rPr>
-          <w:rPr>
-            <w:color w:val="0000EE"/>
-            <w:u w:val="single"/>
-          </w:rPr>
-          <w:t>提後1:8</w:t>
-        </w:r>
-      </w:hyperlink>
+      <w:r>
+        <w:rPr>
+          <w:lang w:val="zh_TW" w:bidi="zh_TW"/>
+        </w:rPr>
+        <w:t>提後1:8</w:t>
+      </w:r>
       <w:r>
         <w:rPr>
           <w:lang w:val="zh_TW" w:bidi="zh_TW"/>
         </w:rPr>
         <w:t>、</w:t>
       </w:r>
-      <w:hyperlink r:id="rId92">
-        <w:r>
-          <w:rPr>
-            <w:lang w:val="zh_TW" w:bidi="zh_TW"/>
-          </w:rPr>
-          <w:rPr>
-            <w:color w:val="0000EE"/>
-            <w:u w:val="single"/>
-          </w:rPr>
-          <w:t>12</w:t>
-        </w:r>
-      </w:hyperlink>
+      <w:r>
+        <w:rPr>
+          <w:lang w:val="zh_TW" w:bidi="zh_TW"/>
+        </w:rPr>
+        <w:t>12</w:t>
+      </w:r>
       <w:r>
         <w:rPr>
           <w:lang w:val="zh_TW" w:bidi="zh_TW"/>
         </w:rPr>
         <w:t>，</w:t>
       </w:r>
-      <w:hyperlink r:id="rId89">
-        <w:r>
-          <w:rPr>
-            <w:lang w:val="zh_TW" w:bidi="zh_TW"/>
-          </w:rPr>
-          <w:rPr>
-            <w:color w:val="0000EE"/>
-            <w:u w:val="single"/>
-          </w:rPr>
-          <w:t>2:8–13</w:t>
-        </w:r>
-      </w:hyperlink>
+      <w:r>
+        <w:rPr>
+          <w:lang w:val="zh_TW" w:bidi="zh_TW"/>
+        </w:rPr>
+        <w:t>2:8–13</w:t>
+      </w:r>
       <w:r>
         <w:rPr>
           <w:lang w:val="zh_TW" w:bidi="zh_TW"/>
         </w:rPr>
         <w:t>；參</w:t>
       </w:r>
-      <w:hyperlink r:id="rId123">
-        <w:r>
-          <w:rPr>
-            <w:lang w:val="zh_TW" w:bidi="zh_TW"/>
-          </w:rPr>
-          <w:rPr>
-            <w:color w:val="0000EE"/>
-            <w:u w:val="single"/>
-          </w:rPr>
-          <w:t>林前4:8–13</w:t>
-        </w:r>
-      </w:hyperlink>
+      <w:r>
+        <w:rPr>
+          <w:lang w:val="zh_TW" w:bidi="zh_TW"/>
+        </w:rPr>
+        <w:t>林前4:8–13</w:t>
+      </w:r>
       <w:r>
         <w:rPr>
           <w:lang w:val="zh_TW" w:bidi="zh_TW"/>
         </w:rPr>
         <w:t>；</w:t>
       </w:r>
-      <w:hyperlink r:id="rId95">
-        <w:r>
-          <w:rPr>
-            <w:lang w:val="zh_TW" w:bidi="zh_TW"/>
-          </w:rPr>
-          <w:rPr>
-            <w:color w:val="0000EE"/>
-            <w:u w:val="single"/>
-          </w:rPr>
-          <w:t>林後12:8–10</w:t>
-        </w:r>
-      </w:hyperlink>
+      <w:r>
+        <w:rPr>
+          <w:lang w:val="zh_TW" w:bidi="zh_TW"/>
+        </w:rPr>
+        <w:t>林後12:8–10</w:t>
+      </w:r>
       <w:r>
         <w:rPr>
           <w:lang w:val="zh_TW" w:bidi="zh_TW"/>
         </w:rPr>
         <w:t>）。無論其具體形式為何，保羅都將他們的教導描述為「虛談」（</w:t>
       </w:r>
-      <w:hyperlink r:id="rId103">
-        <w:r>
-          <w:rPr>
-            <w:lang w:val="zh_TW" w:bidi="zh_TW"/>
-          </w:rPr>
-          <w:rPr>
-            <w:color w:val="0000EE"/>
-            <w:u w:val="single"/>
-          </w:rPr>
-          <w:t>提後2:16</w:t>
-        </w:r>
-      </w:hyperlink>
+      <w:r>
+        <w:rPr>
+          <w:lang w:val="zh_TW" w:bidi="zh_TW"/>
+        </w:rPr>
+        <w:t>提後2:16</w:t>
+      </w:r>
       <w:r>
         <w:rPr>
           <w:lang w:val="zh_TW" w:bidi="zh_TW"/>
@@ -4622,18 +3854,12 @@
         </w:rPr>
         <w:t>保羅向提摩太保證，錯誤的教導不會得勝（見</w:t>
       </w:r>
-      <w:hyperlink r:id="rId124">
-        <w:r>
-          <w:rPr>
-            <w:lang w:val="zh_TW" w:bidi="zh_TW"/>
-          </w:rPr>
-          <w:rPr>
-            <w:color w:val="0000EE"/>
-            <w:u w:val="single"/>
-          </w:rPr>
-          <w:t>3:9</w:t>
-        </w:r>
-      </w:hyperlink>
+      <w:r>
+        <w:rPr>
+          <w:lang w:val="zh_TW" w:bidi="zh_TW"/>
+        </w:rPr>
+        <w:t>3:9</w:t>
+      </w:r>
       <w:r>
         <w:rPr>
           <w:lang w:val="zh_TW" w:bidi="zh_TW"/>
@@ -4670,108 +3896,72 @@
         </w:rPr>
         <w:t>（</w:t>
       </w:r>
-      <w:hyperlink r:id="rId125">
-        <w:r>
-          <w:rPr>
-            <w:lang w:val="zh_TW" w:bidi="zh_TW"/>
-          </w:rPr>
-          <w:rPr>
-            <w:color w:val="0000EE"/>
-            <w:u w:val="single"/>
-          </w:rPr>
-          <w:t>賽28:16</w:t>
-        </w:r>
-      </w:hyperlink>
+      <w:r>
+        <w:rPr>
+          <w:lang w:val="zh_TW" w:bidi="zh_TW"/>
+        </w:rPr>
+        <w:t>賽28:16</w:t>
+      </w:r>
       <w:r>
         <w:rPr>
           <w:lang w:val="zh_TW" w:bidi="zh_TW"/>
         </w:rPr>
         <w:t>），也可能是在暗示聖殿（另見</w:t>
       </w:r>
-      <w:hyperlink r:id="rId126">
-        <w:r>
-          <w:rPr>
-            <w:lang w:val="zh_TW" w:bidi="zh_TW"/>
-          </w:rPr>
-          <w:rPr>
-            <w:color w:val="0000EE"/>
-            <w:u w:val="single"/>
-          </w:rPr>
-          <w:t>提前3:15</w:t>
-        </w:r>
-      </w:hyperlink>
+      <w:r>
+        <w:rPr>
+          <w:lang w:val="zh_TW" w:bidi="zh_TW"/>
+        </w:rPr>
+        <w:t>提前3:15</w:t>
+      </w:r>
       <w:r>
         <w:rPr>
           <w:lang w:val="zh_TW" w:bidi="zh_TW"/>
         </w:rPr>
         <w:t>；</w:t>
       </w:r>
-      <w:hyperlink r:id="rId127">
-        <w:r>
-          <w:rPr>
-            <w:lang w:val="zh_TW" w:bidi="zh_TW"/>
-          </w:rPr>
-          <w:rPr>
-            <w:color w:val="0000EE"/>
-            <w:u w:val="single"/>
-          </w:rPr>
-          <w:t>林前3:11</w:t>
-        </w:r>
-      </w:hyperlink>
+      <w:r>
+        <w:rPr>
+          <w:lang w:val="zh_TW" w:bidi="zh_TW"/>
+        </w:rPr>
+        <w:t>林前3:11</w:t>
+      </w:r>
       <w:r>
         <w:rPr>
           <w:lang w:val="zh_TW" w:bidi="zh_TW"/>
         </w:rPr>
         <w:t>；</w:t>
       </w:r>
-      <w:hyperlink r:id="rId128">
-        <w:r>
-          <w:rPr>
-            <w:lang w:val="zh_TW" w:bidi="zh_TW"/>
-          </w:rPr>
-          <w:rPr>
-            <w:color w:val="0000EE"/>
-            <w:u w:val="single"/>
-          </w:rPr>
-          <w:t>弗2:20</w:t>
-        </w:r>
-      </w:hyperlink>
+      <w:r>
+        <w:rPr>
+          <w:lang w:val="zh_TW" w:bidi="zh_TW"/>
+        </w:rPr>
+        <w:t>弗2:20</w:t>
+      </w:r>
       <w:r>
         <w:rPr>
           <w:lang w:val="zh_TW" w:bidi="zh_TW"/>
         </w:rPr>
         <w:t>；</w:t>
       </w:r>
-      <w:hyperlink r:id="rId129">
-        <w:r>
-          <w:rPr>
-            <w:lang w:val="zh_TW" w:bidi="zh_TW"/>
-          </w:rPr>
-          <w:rPr>
-            <w:color w:val="0000EE"/>
-            <w:u w:val="single"/>
-          </w:rPr>
-          <w:t>彼前2:4–7</w:t>
-        </w:r>
-      </w:hyperlink>
+      <w:r>
+        <w:rPr>
+          <w:lang w:val="zh_TW" w:bidi="zh_TW"/>
+        </w:rPr>
+        <w:t>彼前2:4–7</w:t>
+      </w:r>
       <w:r>
         <w:rPr>
           <w:lang w:val="zh_TW" w:bidi="zh_TW"/>
         </w:rPr>
         <w:t>；</w:t>
       </w:r>
-      <w:hyperlink r:id="rId130">
-        <w:r>
-          <w:rPr>
-            <w:lang w:val="zh_TW" w:bidi="zh_TW"/>
-          </w:rPr>
-          <w:rPr>
-            <w:color w:val="0000EE"/>
-            <w:u w:val="single"/>
-          </w:rPr>
-          <w:t>啟21:14</w:t>
-        </w:r>
-      </w:hyperlink>
+      <w:r>
+        <w:rPr>
+          <w:lang w:val="zh_TW" w:bidi="zh_TW"/>
+        </w:rPr>
+        <w:t>啟21:14</w:t>
+      </w:r>
       <w:r>
         <w:rPr>
           <w:lang w:val="zh_TW" w:bidi="zh_TW"/>
@@ -4796,18 +3986,12 @@
         </w:rPr>
         <w:t>主認識：這段引文間接提到</w:t>
       </w:r>
-      <w:hyperlink r:id="rId131">
-        <w:r>
-          <w:rPr>
-            <w:lang w:val="zh_TW" w:bidi="zh_TW"/>
-          </w:rPr>
-          <w:rPr>
-            <w:color w:val="0000EE"/>
-            <w:u w:val="single"/>
-          </w:rPr>
-          <w:t>民數記16章5節</w:t>
-        </w:r>
-      </w:hyperlink>
+      <w:r>
+        <w:rPr>
+          <w:lang w:val="zh_TW" w:bidi="zh_TW"/>
+        </w:rPr>
+        <w:t>民數記16章5節</w:t>
+      </w:r>
       <w:r>
         <w:rPr>
           <w:lang w:val="zh_TW" w:bidi="zh_TW"/>
@@ -4832,72 +4016,48 @@
         </w:rPr>
         <w:t>凡稱呼主名的人總要離開不義：見</w:t>
       </w:r>
-      <w:hyperlink r:id="rId132">
-        <w:r>
-          <w:rPr>
-            <w:lang w:val="zh_TW" w:bidi="zh_TW"/>
-          </w:rPr>
-          <w:rPr>
-            <w:color w:val="0000EE"/>
-            <w:u w:val="single"/>
-          </w:rPr>
-          <w:t>以賽亞書五十二章11節</w:t>
-        </w:r>
-      </w:hyperlink>
+      <w:r>
+        <w:rPr>
+          <w:lang w:val="zh_TW" w:bidi="zh_TW"/>
+        </w:rPr>
+        <w:t>以賽亞書五十二章11節</w:t>
+      </w:r>
       <w:r>
         <w:rPr>
           <w:lang w:val="zh_TW" w:bidi="zh_TW"/>
         </w:rPr>
         <w:t>；參</w:t>
       </w:r>
-      <w:hyperlink r:id="rId133">
-        <w:r>
-          <w:rPr>
-            <w:lang w:val="zh_TW" w:bidi="zh_TW"/>
-          </w:rPr>
-          <w:rPr>
-            <w:color w:val="0000EE"/>
-            <w:u w:val="single"/>
-          </w:rPr>
-          <w:t>民數記十六章26至27節</w:t>
-        </w:r>
-      </w:hyperlink>
+      <w:r>
+        <w:rPr>
+          <w:lang w:val="zh_TW" w:bidi="zh_TW"/>
+        </w:rPr>
+        <w:t>民數記十六章26至27節</w:t>
+      </w:r>
       <w:r>
         <w:rPr>
           <w:lang w:val="zh_TW" w:bidi="zh_TW"/>
         </w:rPr>
         <w:t>；</w:t>
       </w:r>
-      <w:hyperlink r:id="rId134">
-        <w:r>
-          <w:rPr>
-            <w:lang w:val="zh_TW" w:bidi="zh_TW"/>
-          </w:rPr>
-          <w:rPr>
-            <w:color w:val="0000EE"/>
-            <w:u w:val="single"/>
-          </w:rPr>
-          <w:t>利未記二十四章16節</w:t>
-        </w:r>
-      </w:hyperlink>
+      <w:r>
+        <w:rPr>
+          <w:lang w:val="zh_TW" w:bidi="zh_TW"/>
+        </w:rPr>
+        <w:t>利未記二十四章16節</w:t>
+      </w:r>
       <w:r>
         <w:rPr>
           <w:lang w:val="zh_TW" w:bidi="zh_TW"/>
         </w:rPr>
         <w:t>；</w:t>
       </w:r>
-      <w:hyperlink r:id="rId135">
-        <w:r>
-          <w:rPr>
-            <w:lang w:val="zh_TW" w:bidi="zh_TW"/>
-          </w:rPr>
-          <w:rPr>
-            <w:color w:val="0000EE"/>
-            <w:u w:val="single"/>
-          </w:rPr>
-          <w:t>詩篇六篇8節</w:t>
-        </w:r>
-      </w:hyperlink>
+      <w:r>
+        <w:rPr>
+          <w:lang w:val="zh_TW" w:bidi="zh_TW"/>
+        </w:rPr>
+        <w:t>詩篇六篇8節</w:t>
+      </w:r>
       <w:r>
         <w:rPr>
           <w:lang w:val="zh_TW" w:bidi="zh_TW"/>
@@ -4952,36 +4112,24 @@
         </w:rPr>
         <w:t>根據</w:t>
       </w:r>
-      <w:hyperlink r:id="rId97">
-        <w:r>
-          <w:rPr>
-            <w:lang w:val="zh_TW" w:bidi="zh_TW"/>
-          </w:rPr>
-          <w:rPr>
-            <w:color w:val="0000EE"/>
-            <w:u w:val="single"/>
-          </w:rPr>
-          <w:t>二章19節</w:t>
-        </w:r>
-      </w:hyperlink>
+      <w:r>
+        <w:rPr>
+          <w:lang w:val="zh_TW" w:bidi="zh_TW"/>
+        </w:rPr>
+        <w:t>二章19節</w:t>
+      </w:r>
       <w:r>
         <w:rPr>
           <w:lang w:val="zh_TW" w:bidi="zh_TW"/>
         </w:rPr>
         <w:t>，保羅使用了關於富裕家庭中的器皿的意象（見</w:t>
       </w:r>
-      <w:hyperlink r:id="rId136">
-        <w:r>
-          <w:rPr>
-            <w:lang w:val="zh_TW" w:bidi="zh_TW"/>
-          </w:rPr>
-          <w:rPr>
-            <w:color w:val="0000EE"/>
-            <w:u w:val="single"/>
-          </w:rPr>
-          <w:t>羅9:21</w:t>
-        </w:r>
-      </w:hyperlink>
+      <w:r>
+        <w:rPr>
+          <w:lang w:val="zh_TW" w:bidi="zh_TW"/>
+        </w:rPr>
+        <w:t>羅9:21</w:t>
+      </w:r>
       <w:r>
         <w:rPr>
           <w:lang w:val="zh_TW" w:bidi="zh_TW"/>
@@ -5040,156 +4188,102 @@
         </w:rPr>
         <w:t>那……禱告主的人：參</w:t>
       </w:r>
-      <w:hyperlink r:id="rId137">
-        <w:r>
-          <w:rPr>
-            <w:lang w:val="zh_TW" w:bidi="zh_TW"/>
-          </w:rPr>
-          <w:rPr>
-            <w:color w:val="0000EE"/>
-            <w:u w:val="single"/>
-          </w:rPr>
-          <w:t>詩篇九十九篇6節</w:t>
-        </w:r>
-      </w:hyperlink>
+      <w:r>
+        <w:rPr>
+          <w:lang w:val="zh_TW" w:bidi="zh_TW"/>
+        </w:rPr>
+        <w:t>詩篇九十九篇6節</w:t>
+      </w:r>
       <w:r>
         <w:rPr>
           <w:lang w:val="zh_TW" w:bidi="zh_TW"/>
         </w:rPr>
         <w:t>；</w:t>
       </w:r>
-      <w:hyperlink r:id="rId138">
-        <w:r>
-          <w:rPr>
-            <w:lang w:val="zh_TW" w:bidi="zh_TW"/>
-          </w:rPr>
-          <w:rPr>
-            <w:color w:val="0000EE"/>
-            <w:u w:val="single"/>
-          </w:rPr>
-          <w:t>約珥書二章32節</w:t>
-        </w:r>
-      </w:hyperlink>
+      <w:r>
+        <w:rPr>
+          <w:lang w:val="zh_TW" w:bidi="zh_TW"/>
+        </w:rPr>
+        <w:t>約珥書二章32節</w:t>
+      </w:r>
       <w:r>
         <w:rPr>
           <w:lang w:val="zh_TW" w:bidi="zh_TW"/>
         </w:rPr>
         <w:t>；</w:t>
       </w:r>
-      <w:hyperlink r:id="rId139">
-        <w:r>
-          <w:rPr>
-            <w:lang w:val="zh_TW" w:bidi="zh_TW"/>
-          </w:rPr>
-          <w:rPr>
-            <w:color w:val="0000EE"/>
-            <w:u w:val="single"/>
-          </w:rPr>
-          <w:t>使徒行傳二章21節</w:t>
-        </w:r>
-      </w:hyperlink>
+      <w:r>
+        <w:rPr>
+          <w:lang w:val="zh_TW" w:bidi="zh_TW"/>
+        </w:rPr>
+        <w:t>使徒行傳二章21節</w:t>
+      </w:r>
       <w:r>
         <w:rPr>
           <w:lang w:val="zh_TW" w:bidi="zh_TW"/>
         </w:rPr>
         <w:t>，</w:t>
       </w:r>
-      <w:hyperlink r:id="rId140">
-        <w:r>
-          <w:rPr>
-            <w:lang w:val="zh_TW" w:bidi="zh_TW"/>
-          </w:rPr>
-          <w:rPr>
-            <w:color w:val="0000EE"/>
-            <w:u w:val="single"/>
-          </w:rPr>
-          <w:t>九章14</w:t>
-        </w:r>
-      </w:hyperlink>
-      <w:hyperlink r:id="rId141">
-        <w:r>
-          <w:rPr>
-            <w:lang w:val="zh_TW" w:bidi="zh_TW"/>
-          </w:rPr>
-          <w:rPr>
-            <w:color w:val="0000EE"/>
-            <w:u w:val="single"/>
-          </w:rPr>
-          <w:t>節</w:t>
-        </w:r>
-      </w:hyperlink>
+      <w:r>
+        <w:rPr>
+          <w:lang w:val="zh_TW" w:bidi="zh_TW"/>
+        </w:rPr>
+        <w:t>九章14</w:t>
+      </w:r>
+      <w:r>
+        <w:rPr>
+          <w:lang w:val="zh_TW" w:bidi="zh_TW"/>
+        </w:rPr>
+        <w:t>節</w:t>
+      </w:r>
       <w:r>
         <w:rPr>
           <w:lang w:val="zh_TW" w:bidi="zh_TW"/>
         </w:rPr>
         <w:t>、</w:t>
       </w:r>
-      <w:hyperlink r:id="rId141">
-        <w:r>
-          <w:rPr>
-            <w:lang w:val="zh_TW" w:bidi="zh_TW"/>
-          </w:rPr>
-          <w:rPr>
-            <w:color w:val="0000EE"/>
-            <w:u w:val="single"/>
-          </w:rPr>
-          <w:t>21節</w:t>
-        </w:r>
-      </w:hyperlink>
+      <w:r>
+        <w:rPr>
+          <w:lang w:val="zh_TW" w:bidi="zh_TW"/>
+        </w:rPr>
+        <w:t>21節</w:t>
+      </w:r>
       <w:r>
         <w:rPr>
           <w:lang w:val="zh_TW" w:bidi="zh_TW"/>
         </w:rPr>
         <w:t>，</w:t>
       </w:r>
-      <w:hyperlink r:id="rId142">
-        <w:r>
-          <w:rPr>
-            <w:lang w:val="zh_TW" w:bidi="zh_TW"/>
-          </w:rPr>
-          <w:rPr>
-            <w:color w:val="0000EE"/>
-            <w:u w:val="single"/>
-          </w:rPr>
-          <w:t>二十二章16節</w:t>
-        </w:r>
-      </w:hyperlink>
+      <w:r>
+        <w:rPr>
+          <w:lang w:val="zh_TW" w:bidi="zh_TW"/>
+        </w:rPr>
+        <w:t>二十二章16節</w:t>
+      </w:r>
       <w:r>
         <w:rPr>
           <w:lang w:val="zh_TW" w:bidi="zh_TW"/>
         </w:rPr>
         <w:t>；</w:t>
       </w:r>
-      <w:hyperlink r:id="rId143">
-        <w:r>
-          <w:rPr>
-            <w:lang w:val="zh_TW" w:bidi="zh_TW"/>
-          </w:rPr>
-          <w:rPr>
-            <w:color w:val="0000EE"/>
-            <w:u w:val="single"/>
-          </w:rPr>
-          <w:t>羅馬書十章12至13節</w:t>
-        </w:r>
-      </w:hyperlink>
+      <w:r>
+        <w:rPr>
+          <w:lang w:val="zh_TW" w:bidi="zh_TW"/>
+        </w:rPr>
+        <w:t>羅馬書十章12至13節</w:t>
+      </w:r>
       <w:r>
         <w:rPr>
           <w:lang w:val="zh_TW" w:bidi="zh_TW"/>
         </w:rPr>
         <w:t>；</w:t>
       </w:r>
-      <w:hyperlink r:id="rId144">
-        <w:r>
-          <w:rPr>
-            <w:lang w:val="zh_TW" w:bidi="zh_TW"/>
-          </w:rPr>
-          <w:rPr>
-            <w:color w:val="0000EE"/>
-            <w:u w:val="single"/>
-          </w:rPr>
-          <w:t>哥林多前書一章2節</w:t>
-        </w:r>
-      </w:hyperlink>
+      <w:r>
+        <w:rPr>
+          <w:lang w:val="zh_TW" w:bidi="zh_TW"/>
+        </w:rPr>
+        <w:t>哥林多前書一章2節</w:t>
+      </w:r>
       <w:r>
         <w:rPr>
           <w:lang w:val="zh_TW" w:bidi="zh_TW"/>
@@ -5214,18 +4308,12 @@
         </w:rPr>
         <w:t>清心：參</w:t>
       </w:r>
-      <w:hyperlink r:id="rId21">
-        <w:r>
-          <w:rPr>
-            <w:lang w:val="zh_TW" w:bidi="zh_TW"/>
-          </w:rPr>
-          <w:rPr>
-            <w:color w:val="0000EE"/>
-            <w:u w:val="single"/>
-          </w:rPr>
-          <w:t>提摩太前書一章5節</w:t>
-        </w:r>
-      </w:hyperlink>
+      <w:r>
+        <w:rPr>
+          <w:lang w:val="zh_TW" w:bidi="zh_TW"/>
+        </w:rPr>
+        <w:t>提摩太前書一章5節</w:t>
+      </w:r>
       <w:r>
         <w:rPr>
           <w:lang w:val="zh_TW" w:bidi="zh_TW"/>
@@ -5284,90 +4372,60 @@
         </w:rPr>
         <w:t>主的僕人：見</w:t>
       </w:r>
-      <w:hyperlink r:id="rId145">
-        <w:r>
-          <w:rPr>
-            <w:lang w:val="zh_TW" w:bidi="zh_TW"/>
-          </w:rPr>
-          <w:rPr>
-            <w:color w:val="0000EE"/>
-            <w:u w:val="single"/>
-          </w:rPr>
-          <w:t>提多書一章1節</w:t>
-        </w:r>
-      </w:hyperlink>
+      <w:r>
+        <w:rPr>
+          <w:lang w:val="zh_TW" w:bidi="zh_TW"/>
+        </w:rPr>
+        <w:t>提多書一章1節</w:t>
+      </w:r>
       <w:r>
         <w:rPr>
           <w:lang w:val="zh_TW" w:bidi="zh_TW"/>
         </w:rPr>
         <w:t>；參</w:t>
       </w:r>
-      <w:hyperlink r:id="rId146">
-        <w:r>
-          <w:rPr>
-            <w:lang w:val="zh_TW" w:bidi="zh_TW"/>
-          </w:rPr>
-          <w:rPr>
-            <w:color w:val="0000EE"/>
-            <w:u w:val="single"/>
-          </w:rPr>
-          <w:t>以賽亞書四十二章1至2節</w:t>
-        </w:r>
-      </w:hyperlink>
+      <w:r>
+        <w:rPr>
+          <w:lang w:val="zh_TW" w:bidi="zh_TW"/>
+        </w:rPr>
+        <w:t>以賽亞書四十二章1至2節</w:t>
+      </w:r>
       <w:r>
         <w:rPr>
           <w:lang w:val="zh_TW" w:bidi="zh_TW"/>
         </w:rPr>
         <w:t>，</w:t>
       </w:r>
-      <w:hyperlink r:id="rId147">
-        <w:r>
-          <w:rPr>
-            <w:lang w:val="zh_TW" w:bidi="zh_TW"/>
-          </w:rPr>
-          <w:rPr>
-            <w:color w:val="0000EE"/>
-            <w:u w:val="single"/>
-          </w:rPr>
-          <w:t>五十章6節</w:t>
-        </w:r>
-      </w:hyperlink>
+      <w:r>
+        <w:rPr>
+          <w:lang w:val="zh_TW" w:bidi="zh_TW"/>
+        </w:rPr>
+        <w:t>五十章6節</w:t>
+      </w:r>
       <w:r>
         <w:rPr>
           <w:lang w:val="zh_TW" w:bidi="zh_TW"/>
         </w:rPr>
         <w:t>，</w:t>
       </w:r>
-      <w:hyperlink r:id="rId148">
-        <w:r>
-          <w:rPr>
-            <w:lang w:val="zh_TW" w:bidi="zh_TW"/>
-          </w:rPr>
-          <w:rPr>
-            <w:color w:val="0000EE"/>
-            <w:u w:val="single"/>
-          </w:rPr>
-          <w:t>五十三章7節</w:t>
-        </w:r>
-      </w:hyperlink>
+      <w:r>
+        <w:rPr>
+          <w:lang w:val="zh_TW" w:bidi="zh_TW"/>
+        </w:rPr>
+        <w:t>五十三章7節</w:t>
+      </w:r>
       <w:r>
         <w:rPr>
           <w:lang w:val="zh_TW" w:bidi="zh_TW"/>
         </w:rPr>
         <w:t>；</w:t>
       </w:r>
-      <w:hyperlink r:id="rId149">
-        <w:r>
-          <w:rPr>
-            <w:lang w:val="zh_TW" w:bidi="zh_TW"/>
-          </w:rPr>
-          <w:rPr>
-            <w:color w:val="0000EE"/>
-            <w:u w:val="single"/>
-          </w:rPr>
-          <w:t>馬太福音十二章14至21節</w:t>
-        </w:r>
-      </w:hyperlink>
+      <w:r>
+        <w:rPr>
+          <w:lang w:val="zh_TW" w:bidi="zh_TW"/>
+        </w:rPr>
+        <w:t>馬太福音十二章14至21節</w:t>
+      </w:r>
       <w:r>
         <w:rPr>
           <w:lang w:val="zh_TW" w:bidi="zh_TW"/>
@@ -5392,36 +4450,24 @@
         </w:rPr>
         <w:t>善於教導，存心忍耐：見</w:t>
       </w:r>
-      <w:hyperlink r:id="rId150">
-        <w:r>
-          <w:rPr>
-            <w:lang w:val="zh_TW" w:bidi="zh_TW"/>
-          </w:rPr>
-          <w:rPr>
-            <w:color w:val="0000EE"/>
-            <w:u w:val="single"/>
-          </w:rPr>
-          <w:t>提摩太前書三章2至3節</w:t>
-        </w:r>
-      </w:hyperlink>
+      <w:r>
+        <w:rPr>
+          <w:lang w:val="zh_TW" w:bidi="zh_TW"/>
+        </w:rPr>
+        <w:t>提摩太前書三章2至3節</w:t>
+      </w:r>
       <w:r>
         <w:rPr>
           <w:lang w:val="zh_TW" w:bidi="zh_TW"/>
         </w:rPr>
         <w:t>；</w:t>
       </w:r>
-      <w:hyperlink r:id="rId151">
-        <w:r>
-          <w:rPr>
-            <w:lang w:val="zh_TW" w:bidi="zh_TW"/>
-          </w:rPr>
-          <w:rPr>
-            <w:color w:val="0000EE"/>
-            <w:u w:val="single"/>
-          </w:rPr>
-          <w:t>提多書三章2節</w:t>
-        </w:r>
-      </w:hyperlink>
+      <w:r>
+        <w:rPr>
+          <w:lang w:val="zh_TW" w:bidi="zh_TW"/>
+        </w:rPr>
+        <w:t>提多書三章2節</w:t>
+      </w:r>
       <w:r>
         <w:rPr>
           <w:lang w:val="zh_TW" w:bidi="zh_TW"/>
@@ -5476,108 +4522,72 @@
         </w:rPr>
         <w:t>用溫柔勸戒：參</w:t>
       </w:r>
-      <w:hyperlink r:id="rId152">
-        <w:r>
-          <w:rPr>
-            <w:lang w:val="zh_TW" w:bidi="zh_TW"/>
-          </w:rPr>
-          <w:rPr>
-            <w:color w:val="0000EE"/>
-            <w:u w:val="single"/>
-          </w:rPr>
-          <w:t>哥林多前書四章21節</w:t>
-        </w:r>
-      </w:hyperlink>
+      <w:r>
+        <w:rPr>
+          <w:lang w:val="zh_TW" w:bidi="zh_TW"/>
+        </w:rPr>
+        <w:t>哥林多前書四章21節</w:t>
+      </w:r>
       <w:r>
         <w:rPr>
           <w:lang w:val="zh_TW" w:bidi="zh_TW"/>
         </w:rPr>
         <w:t>；</w:t>
       </w:r>
-      <w:hyperlink r:id="rId153">
-        <w:r>
-          <w:rPr>
-            <w:lang w:val="zh_TW" w:bidi="zh_TW"/>
-          </w:rPr>
-          <w:rPr>
-            <w:color w:val="0000EE"/>
-            <w:u w:val="single"/>
-          </w:rPr>
-          <w:t>哥林多後書十章1節</w:t>
-        </w:r>
-      </w:hyperlink>
+      <w:r>
+        <w:rPr>
+          <w:lang w:val="zh_TW" w:bidi="zh_TW"/>
+        </w:rPr>
+        <w:t>哥林多後書十章1節</w:t>
+      </w:r>
       <w:r>
         <w:rPr>
           <w:lang w:val="zh_TW" w:bidi="zh_TW"/>
         </w:rPr>
         <w:t>；</w:t>
       </w:r>
-      <w:hyperlink r:id="rId154">
-        <w:r>
-          <w:rPr>
-            <w:lang w:val="zh_TW" w:bidi="zh_TW"/>
-          </w:rPr>
-          <w:rPr>
-            <w:color w:val="0000EE"/>
-            <w:u w:val="single"/>
-          </w:rPr>
-          <w:t>帖撒羅尼迦前書五章14節</w:t>
-        </w:r>
-      </w:hyperlink>
+      <w:r>
+        <w:rPr>
+          <w:lang w:val="zh_TW" w:bidi="zh_TW"/>
+        </w:rPr>
+        <w:t>帖撒羅尼迦前書五章14節</w:t>
+      </w:r>
       <w:r>
         <w:rPr>
           <w:lang w:val="zh_TW" w:bidi="zh_TW"/>
         </w:rPr>
         <w:t>；</w:t>
       </w:r>
-      <w:hyperlink r:id="rId155">
-        <w:r>
-          <w:rPr>
-            <w:lang w:val="zh_TW" w:bidi="zh_TW"/>
-          </w:rPr>
-          <w:rPr>
-            <w:color w:val="0000EE"/>
-            <w:u w:val="single"/>
-          </w:rPr>
-          <w:t>帖撒羅尼迦後書三章14至15節</w:t>
-        </w:r>
-      </w:hyperlink>
+      <w:r>
+        <w:rPr>
+          <w:lang w:val="zh_TW" w:bidi="zh_TW"/>
+        </w:rPr>
+        <w:t>帖撒羅尼迦後書三章14至15節</w:t>
+      </w:r>
       <w:r>
         <w:rPr>
           <w:lang w:val="zh_TW" w:bidi="zh_TW"/>
         </w:rPr>
         <w:t>；</w:t>
       </w:r>
-      <w:hyperlink r:id="rId156">
-        <w:r>
-          <w:rPr>
-            <w:lang w:val="zh_TW" w:bidi="zh_TW"/>
-          </w:rPr>
-          <w:rPr>
-            <w:color w:val="0000EE"/>
-            <w:u w:val="single"/>
-          </w:rPr>
-          <w:t>提多書三章10至11節</w:t>
-        </w:r>
-      </w:hyperlink>
+      <w:r>
+        <w:rPr>
+          <w:lang w:val="zh_TW" w:bidi="zh_TW"/>
+        </w:rPr>
+        <w:t>提多書三章10至11節</w:t>
+      </w:r>
       <w:r>
         <w:rPr>
           <w:lang w:val="zh_TW" w:bidi="zh_TW"/>
         </w:rPr>
         <w:t>；</w:t>
       </w:r>
-      <w:hyperlink r:id="rId157">
-        <w:r>
-          <w:rPr>
-            <w:lang w:val="zh_TW" w:bidi="zh_TW"/>
-          </w:rPr>
-          <w:rPr>
-            <w:color w:val="0000EE"/>
-            <w:u w:val="single"/>
-          </w:rPr>
-          <w:t>猶大書1章22至23節</w:t>
-        </w:r>
-      </w:hyperlink>
+      <w:r>
+        <w:rPr>
+          <w:lang w:val="zh_TW" w:bidi="zh_TW"/>
+        </w:rPr>
+        <w:t>猶大書1章22至23節</w:t>
+      </w:r>
       <w:r>
         <w:rPr>
           <w:lang w:val="zh_TW" w:bidi="zh_TW"/>
@@ -5632,108 +4642,72 @@
         </w:rPr>
         <w:t>保羅描述了人們在末後的日子的樣貌（另見</w:t>
       </w:r>
-      <w:hyperlink r:id="rId158">
-        <w:r>
-          <w:rPr>
-            <w:lang w:val="zh_TW" w:bidi="zh_TW"/>
-          </w:rPr>
-          <w:rPr>
-            <w:color w:val="0000EE"/>
-            <w:u w:val="single"/>
-          </w:rPr>
-          <w:t>提前4:1–5</w:t>
-        </w:r>
-      </w:hyperlink>
+      <w:r>
+        <w:rPr>
+          <w:lang w:val="zh_TW" w:bidi="zh_TW"/>
+        </w:rPr>
+        <w:t>提前4:1–5</w:t>
+      </w:r>
       <w:r>
         <w:rPr>
           <w:lang w:val="zh_TW" w:bidi="zh_TW"/>
         </w:rPr>
         <w:t>；</w:t>
       </w:r>
-      <w:hyperlink r:id="rId159">
-        <w:r>
-          <w:rPr>
-            <w:lang w:val="zh_TW" w:bidi="zh_TW"/>
-          </w:rPr>
-          <w:rPr>
-            <w:color w:val="0000EE"/>
-            <w:u w:val="single"/>
-          </w:rPr>
-          <w:t>彼後2:1–22</w:t>
-        </w:r>
-      </w:hyperlink>
+      <w:r>
+        <w:rPr>
+          <w:lang w:val="zh_TW" w:bidi="zh_TW"/>
+        </w:rPr>
+        <w:t>彼後2:1–22</w:t>
+      </w:r>
       <w:r>
         <w:rPr>
           <w:lang w:val="zh_TW" w:bidi="zh_TW"/>
         </w:rPr>
         <w:t>，</w:t>
       </w:r>
-      <w:hyperlink r:id="rId160">
-        <w:r>
-          <w:rPr>
-            <w:lang w:val="zh_TW" w:bidi="zh_TW"/>
-          </w:rPr>
-          <w:rPr>
-            <w:color w:val="0000EE"/>
-            <w:u w:val="single"/>
-          </w:rPr>
-          <w:t>3:3</w:t>
-        </w:r>
-      </w:hyperlink>
+      <w:r>
+        <w:rPr>
+          <w:lang w:val="zh_TW" w:bidi="zh_TW"/>
+        </w:rPr>
+        <w:t>3:3</w:t>
+      </w:r>
       <w:r>
         <w:rPr>
           <w:lang w:val="zh_TW" w:bidi="zh_TW"/>
         </w:rPr>
         <w:t>；</w:t>
       </w:r>
-      <w:hyperlink r:id="rId161">
-        <w:r>
-          <w:rPr>
-            <w:lang w:val="zh_TW" w:bidi="zh_TW"/>
-          </w:rPr>
-          <w:rPr>
-            <w:color w:val="0000EE"/>
-            <w:u w:val="single"/>
-          </w:rPr>
-          <w:t>猶1:18</w:t>
-        </w:r>
-      </w:hyperlink>
+      <w:r>
+        <w:rPr>
+          <w:lang w:val="zh_TW" w:bidi="zh_TW"/>
+        </w:rPr>
+        <w:t>猶1:18</w:t>
+      </w:r>
       <w:r>
         <w:rPr>
           <w:lang w:val="zh_TW" w:bidi="zh_TW"/>
         </w:rPr>
         <w:t>），而這末後的日子其實已經開始了（</w:t>
       </w:r>
-      <w:hyperlink r:id="rId162">
-        <w:r>
-          <w:rPr>
-            <w:lang w:val="zh_TW" w:bidi="zh_TW"/>
-          </w:rPr>
-          <w:rPr>
-            <w:color w:val="0000EE"/>
-            <w:u w:val="single"/>
-          </w:rPr>
-          <w:t>提後3:5</w:t>
-        </w:r>
-      </w:hyperlink>
+      <w:r>
+        <w:rPr>
+          <w:lang w:val="zh_TW" w:bidi="zh_TW"/>
+        </w:rPr>
+        <w:t>提後3:5</w:t>
+      </w:r>
       <w:r>
         <w:rPr>
           <w:lang w:val="zh_TW" w:bidi="zh_TW"/>
         </w:rPr>
         <w:t>、</w:t>
       </w:r>
-      <w:hyperlink r:id="rId163">
-        <w:r>
-          <w:rPr>
-            <w:lang w:val="zh_TW" w:bidi="zh_TW"/>
-          </w:rPr>
-          <w:rPr>
-            <w:color w:val="0000EE"/>
-            <w:u w:val="single"/>
-          </w:rPr>
-          <w:t>6–9</w:t>
-        </w:r>
-      </w:hyperlink>
+      <w:r>
+        <w:rPr>
+          <w:lang w:val="zh_TW" w:bidi="zh_TW"/>
+        </w:rPr>
+        <w:t>6–9</w:t>
+      </w:r>
       <w:r>
         <w:rPr>
           <w:lang w:val="zh_TW" w:bidi="zh_TW"/>
@@ -5836,54 +4810,36 @@
         </w:rPr>
         <w:t>這樣的人（</w:t>
       </w:r>
-      <w:hyperlink r:id="rId164">
-        <w:r>
-          <w:rPr>
-            <w:lang w:val="zh_TW" w:bidi="zh_TW"/>
-          </w:rPr>
-          <w:rPr>
-            <w:color w:val="0000EE"/>
-            <w:u w:val="single"/>
-          </w:rPr>
-          <w:t>3:2–4</w:t>
-        </w:r>
-      </w:hyperlink>
+      <w:r>
+        <w:rPr>
+          <w:lang w:val="zh_TW" w:bidi="zh_TW"/>
+        </w:rPr>
+        <w:t>3:2–4</w:t>
+      </w:r>
       <w:r>
         <w:rPr>
           <w:lang w:val="zh_TW" w:bidi="zh_TW"/>
         </w:rPr>
         <w:t>）已經拒絕了純正的教導，並隔絕了能使他們敬虔的能力（見</w:t>
       </w:r>
-      <w:hyperlink r:id="rId165">
-        <w:r>
-          <w:rPr>
-            <w:lang w:val="zh_TW" w:bidi="zh_TW"/>
-          </w:rPr>
-          <w:rPr>
-            <w:color w:val="0000EE"/>
-            <w:u w:val="single"/>
-          </w:rPr>
-          <w:t>提前1:5–11</w:t>
-        </w:r>
-      </w:hyperlink>
+      <w:r>
+        <w:rPr>
+          <w:lang w:val="zh_TW" w:bidi="zh_TW"/>
+        </w:rPr>
+        <w:t>提前1:5–11</w:t>
+      </w:r>
       <w:r>
         <w:rPr>
           <w:lang w:val="zh_TW" w:bidi="zh_TW"/>
         </w:rPr>
         <w:t>；</w:t>
       </w:r>
-      <w:hyperlink r:id="rId116">
-        <w:r>
-          <w:rPr>
-            <w:lang w:val="zh_TW" w:bidi="zh_TW"/>
-          </w:rPr>
-          <w:rPr>
-            <w:color w:val="0000EE"/>
-            <w:u w:val="single"/>
-          </w:rPr>
-          <w:t>西2:16–23</w:t>
-        </w:r>
-      </w:hyperlink>
+      <w:r>
+        <w:rPr>
+          <w:lang w:val="zh_TW" w:bidi="zh_TW"/>
+        </w:rPr>
+        <w:t>西2:16–23</w:t>
+      </w:r>
       <w:r>
         <w:rPr>
           <w:lang w:val="zh_TW" w:bidi="zh_TW"/>
@@ -5938,72 +4894,48 @@
         </w:rPr>
         <w:t>假教師對家庭和婦女的影響是給提摩太和提多的書信中一個持續關注的問題（</w:t>
       </w:r>
-      <w:hyperlink r:id="rId166">
-        <w:r>
-          <w:rPr>
-            <w:lang w:val="zh_TW" w:bidi="zh_TW"/>
-          </w:rPr>
-          <w:rPr>
-            <w:color w:val="0000EE"/>
-            <w:u w:val="single"/>
-          </w:rPr>
-          <w:t>多1:11</w:t>
-        </w:r>
-      </w:hyperlink>
+      <w:r>
+        <w:rPr>
+          <w:lang w:val="zh_TW" w:bidi="zh_TW"/>
+        </w:rPr>
+        <w:t>多1:11</w:t>
+      </w:r>
       <w:r>
         <w:rPr>
           <w:lang w:val="zh_TW" w:bidi="zh_TW"/>
         </w:rPr>
         <w:t>；見</w:t>
       </w:r>
-      <w:hyperlink r:id="rId122">
-        <w:r>
-          <w:rPr>
-            <w:lang w:val="zh_TW" w:bidi="zh_TW"/>
-          </w:rPr>
-          <w:rPr>
-            <w:color w:val="0000EE"/>
-            <w:u w:val="single"/>
-          </w:rPr>
-          <w:t>提前2:11–15</w:t>
-        </w:r>
-      </w:hyperlink>
+      <w:r>
+        <w:rPr>
+          <w:lang w:val="zh_TW" w:bidi="zh_TW"/>
+        </w:rPr>
+        <w:t>提前2:11–15</w:t>
+      </w:r>
       <w:r>
         <w:rPr>
           <w:lang w:val="zh_TW" w:bidi="zh_TW"/>
         </w:rPr>
         <w:t>，</w:t>
       </w:r>
-      <w:hyperlink r:id="rId167">
-        <w:r>
-          <w:rPr>
-            <w:lang w:val="zh_TW" w:bidi="zh_TW"/>
-          </w:rPr>
-          <w:rPr>
-            <w:color w:val="0000EE"/>
-            <w:u w:val="single"/>
-          </w:rPr>
-          <w:t>3:4–5</w:t>
-        </w:r>
-      </w:hyperlink>
+      <w:r>
+        <w:rPr>
+          <w:lang w:val="zh_TW" w:bidi="zh_TW"/>
+        </w:rPr>
+        <w:t>3:4–5</w:t>
+      </w:r>
       <w:r>
         <w:rPr>
           <w:lang w:val="zh_TW" w:bidi="zh_TW"/>
         </w:rPr>
         <w:t>，</w:t>
       </w:r>
-      <w:hyperlink r:id="rId168">
-        <w:r>
-          <w:rPr>
-            <w:lang w:val="zh_TW" w:bidi="zh_TW"/>
-          </w:rPr>
-          <w:rPr>
-            <w:color w:val="0000EE"/>
-            <w:u w:val="single"/>
-          </w:rPr>
-          <w:t>5:14–15</w:t>
-        </w:r>
-      </w:hyperlink>
+      <w:r>
+        <w:rPr>
+          <w:lang w:val="zh_TW" w:bidi="zh_TW"/>
+        </w:rPr>
+        <w:t>5:14–15</w:t>
+      </w:r>
       <w:r>
         <w:rPr>
           <w:lang w:val="zh_TW" w:bidi="zh_TW"/>
@@ -6058,54 +4990,36 @@
         </w:rPr>
         <w:t>根據傳統，雅尼和佯庇是那反對摩西的埃及術士的名字（見</w:t>
       </w:r>
-      <w:hyperlink r:id="rId169">
-        <w:r>
-          <w:rPr>
-            <w:lang w:val="zh_TW" w:bidi="zh_TW"/>
-          </w:rPr>
-          <w:rPr>
-            <w:color w:val="0000EE"/>
-            <w:u w:val="single"/>
-          </w:rPr>
-          <w:t>出7:8–13</w:t>
-        </w:r>
-      </w:hyperlink>
+      <w:r>
+        <w:rPr>
+          <w:lang w:val="zh_TW" w:bidi="zh_TW"/>
+        </w:rPr>
+        <w:t>出7:8–13</w:t>
+      </w:r>
       <w:r>
         <w:rPr>
           <w:lang w:val="zh_TW" w:bidi="zh_TW"/>
         </w:rPr>
         <w:t>，</w:t>
       </w:r>
-      <w:hyperlink r:id="rId170">
-        <w:r>
-          <w:rPr>
-            <w:lang w:val="zh_TW" w:bidi="zh_TW"/>
-          </w:rPr>
-          <w:rPr>
-            <w:color w:val="0000EE"/>
-            <w:u w:val="single"/>
-          </w:rPr>
-          <w:t>8:18</w:t>
-        </w:r>
-      </w:hyperlink>
+      <w:r>
+        <w:rPr>
+          <w:lang w:val="zh_TW" w:bidi="zh_TW"/>
+        </w:rPr>
+        <w:t>8:18</w:t>
+      </w:r>
       <w:r>
         <w:rPr>
           <w:lang w:val="zh_TW" w:bidi="zh_TW"/>
         </w:rPr>
         <w:t>，</w:t>
       </w:r>
-      <w:hyperlink r:id="rId171">
-        <w:r>
-          <w:rPr>
-            <w:lang w:val="zh_TW" w:bidi="zh_TW"/>
-          </w:rPr>
-          <w:rPr>
-            <w:color w:val="0000EE"/>
-            <w:u w:val="single"/>
-          </w:rPr>
-          <w:t>9:11</w:t>
-        </w:r>
-      </w:hyperlink>
+      <w:r>
+        <w:rPr>
+          <w:lang w:val="zh_TW" w:bidi="zh_TW"/>
+        </w:rPr>
+        <w:t>9:11</w:t>
+      </w:r>
       <w:r>
         <w:rPr>
           <w:lang w:val="zh_TW" w:bidi="zh_TW"/>
@@ -6164,90 +5078,60 @@
         </w:rPr>
         <w:t>提摩太來自路司得，那地靠近安提阿和以哥念，所以他很了解保羅所遭受的一切苦難（見</w:t>
       </w:r>
-      <w:hyperlink r:id="rId172">
-        <w:r>
-          <w:rPr>
-            <w:lang w:val="zh_TW" w:bidi="zh_TW"/>
-          </w:rPr>
-          <w:rPr>
-            <w:color w:val="0000EE"/>
-            <w:u w:val="single"/>
-          </w:rPr>
-          <w:t>使徒行傳13:14</w:t>
-        </w:r>
-      </w:hyperlink>
+      <w:r>
+        <w:rPr>
+          <w:lang w:val="zh_TW" w:bidi="zh_TW"/>
+        </w:rPr>
+        <w:t>使徒行傳13:14</w:t>
+      </w:r>
       <w:r>
         <w:rPr>
           <w:lang w:val="zh_TW" w:bidi="zh_TW"/>
         </w:rPr>
         <w:t>、</w:t>
       </w:r>
-      <w:hyperlink r:id="rId173">
-        <w:r>
-          <w:rPr>
-            <w:lang w:val="zh_TW" w:bidi="zh_TW"/>
-          </w:rPr>
-          <w:rPr>
-            <w:color w:val="0000EE"/>
-            <w:u w:val="single"/>
-          </w:rPr>
-          <w:t>45–51</w:t>
-        </w:r>
-      </w:hyperlink>
+      <w:r>
+        <w:rPr>
+          <w:lang w:val="zh_TW" w:bidi="zh_TW"/>
+        </w:rPr>
+        <w:t>45–51</w:t>
+      </w:r>
       <w:r>
         <w:rPr>
           <w:lang w:val="zh_TW" w:bidi="zh_TW"/>
         </w:rPr>
         <w:t>，</w:t>
       </w:r>
-      <w:hyperlink r:id="rId174">
-        <w:r>
-          <w:rPr>
-            <w:lang w:val="zh_TW" w:bidi="zh_TW"/>
-          </w:rPr>
-          <w:rPr>
-            <w:color w:val="0000EE"/>
-            <w:u w:val="single"/>
-          </w:rPr>
-          <w:t>14:1–8</w:t>
-        </w:r>
-      </w:hyperlink>
+      <w:r>
+        <w:rPr>
+          <w:lang w:val="zh_TW" w:bidi="zh_TW"/>
+        </w:rPr>
+        <w:t>14:1–8</w:t>
+      </w:r>
       <w:r>
         <w:rPr>
           <w:lang w:val="zh_TW" w:bidi="zh_TW"/>
         </w:rPr>
         <w:t>、</w:t>
       </w:r>
-      <w:hyperlink r:id="rId175">
-        <w:r>
-          <w:rPr>
-            <w:lang w:val="zh_TW" w:bidi="zh_TW"/>
-          </w:rPr>
-          <w:rPr>
-            <w:color w:val="0000EE"/>
-            <w:u w:val="single"/>
-          </w:rPr>
-          <w:t>19–22</w:t>
-        </w:r>
-      </w:hyperlink>
+      <w:r>
+        <w:rPr>
+          <w:lang w:val="zh_TW" w:bidi="zh_TW"/>
+        </w:rPr>
+        <w:t>19–22</w:t>
+      </w:r>
       <w:r>
         <w:rPr>
           <w:lang w:val="zh_TW" w:bidi="zh_TW"/>
         </w:rPr>
         <w:t>），雖然他是在這些事發生之後才加入保羅的事工（</w:t>
       </w:r>
-      <w:hyperlink r:id="rId29">
-        <w:r>
-          <w:rPr>
-            <w:lang w:val="zh_TW" w:bidi="zh_TW"/>
-          </w:rPr>
-          <w:rPr>
-            <w:color w:val="0000EE"/>
-            <w:u w:val="single"/>
-          </w:rPr>
-          <w:t>使徒行傳16:1–3</w:t>
-        </w:r>
-      </w:hyperlink>
+      <w:r>
+        <w:rPr>
+          <w:lang w:val="zh_TW" w:bidi="zh_TW"/>
+        </w:rPr>
+        <w:t>使徒行傳16:1–3</w:t>
+      </w:r>
       <w:r>
         <w:rPr>
           <w:lang w:val="zh_TW" w:bidi="zh_TW"/>
@@ -6272,126 +5156,84 @@
         </w:rPr>
         <w:t>主都把我救出來了：保羅可以以自己的生命作證，來證明主會藉著衪忠實的僕人來成就衪的旨意（見</w:t>
       </w:r>
-      <w:hyperlink r:id="rId176">
-        <w:r>
-          <w:rPr>
-            <w:lang w:val="zh_TW" w:bidi="zh_TW"/>
-          </w:rPr>
-          <w:rPr>
-            <w:color w:val="0000EE"/>
-            <w:u w:val="single"/>
-          </w:rPr>
-          <w:t>提後4:6–8</w:t>
-        </w:r>
-      </w:hyperlink>
+      <w:r>
+        <w:rPr>
+          <w:lang w:val="zh_TW" w:bidi="zh_TW"/>
+        </w:rPr>
+        <w:t>提後4:6–8</w:t>
+      </w:r>
       <w:r>
         <w:rPr>
           <w:lang w:val="zh_TW" w:bidi="zh_TW"/>
         </w:rPr>
         <w:t>、</w:t>
       </w:r>
-      <w:hyperlink r:id="rId17">
-        <w:r>
-          <w:rPr>
-            <w:lang w:val="zh_TW" w:bidi="zh_TW"/>
-          </w:rPr>
-          <w:rPr>
-            <w:color w:val="0000EE"/>
-            <w:u w:val="single"/>
-          </w:rPr>
-          <w:t>17–18</w:t>
-        </w:r>
-      </w:hyperlink>
+      <w:r>
+        <w:rPr>
+          <w:lang w:val="zh_TW" w:bidi="zh_TW"/>
+        </w:rPr>
+        <w:t>17–18</w:t>
+      </w:r>
       <w:r>
         <w:rPr>
           <w:lang w:val="zh_TW" w:bidi="zh_TW"/>
         </w:rPr>
         <w:t>；</w:t>
       </w:r>
-      <w:hyperlink r:id="rId177">
-        <w:r>
-          <w:rPr>
-            <w:lang w:val="zh_TW" w:bidi="zh_TW"/>
-          </w:rPr>
-          <w:rPr>
-            <w:color w:val="0000EE"/>
-            <w:u w:val="single"/>
-          </w:rPr>
-          <w:t>詩22:19–22</w:t>
-        </w:r>
-      </w:hyperlink>
+      <w:r>
+        <w:rPr>
+          <w:lang w:val="zh_TW" w:bidi="zh_TW"/>
+        </w:rPr>
+        <w:t>詩22:19–22</w:t>
+      </w:r>
       <w:r>
         <w:rPr>
           <w:lang w:val="zh_TW" w:bidi="zh_TW"/>
         </w:rPr>
         <w:t>，</w:t>
       </w:r>
-      <w:hyperlink r:id="rId178">
-        <w:r>
-          <w:rPr>
-            <w:lang w:val="zh_TW" w:bidi="zh_TW"/>
-          </w:rPr>
-          <w:rPr>
-            <w:color w:val="0000EE"/>
-            <w:u w:val="single"/>
-          </w:rPr>
-          <w:t>34:19</w:t>
-        </w:r>
-      </w:hyperlink>
+      <w:r>
+        <w:rPr>
+          <w:lang w:val="zh_TW" w:bidi="zh_TW"/>
+        </w:rPr>
+        <w:t>34:19</w:t>
+      </w:r>
       <w:r>
         <w:rPr>
           <w:lang w:val="zh_TW" w:bidi="zh_TW"/>
         </w:rPr>
         <w:t>；</w:t>
       </w:r>
-      <w:hyperlink r:id="rId179">
-        <w:r>
-          <w:rPr>
-            <w:lang w:val="zh_TW" w:bidi="zh_TW"/>
-          </w:rPr>
-          <w:rPr>
-            <w:color w:val="0000EE"/>
-            <w:u w:val="single"/>
-          </w:rPr>
-          <w:t>但3:17–18</w:t>
-        </w:r>
-      </w:hyperlink>
+      <w:r>
+        <w:rPr>
+          <w:lang w:val="zh_TW" w:bidi="zh_TW"/>
+        </w:rPr>
+        <w:t>但3:17–18</w:t>
+      </w:r>
       <w:r>
         <w:rPr>
           <w:lang w:val="zh_TW" w:bidi="zh_TW"/>
         </w:rPr>
         <w:t>；</w:t>
       </w:r>
-      <w:hyperlink r:id="rId180">
-        <w:r>
-          <w:rPr>
-            <w:lang w:val="zh_TW" w:bidi="zh_TW"/>
-          </w:rPr>
-          <w:rPr>
-            <w:color w:val="0000EE"/>
-            <w:u w:val="single"/>
-          </w:rPr>
-          <w:t>林後1:8–10</w:t>
-        </w:r>
-      </w:hyperlink>
+      <w:r>
+        <w:rPr>
+          <w:lang w:val="zh_TW" w:bidi="zh_TW"/>
+        </w:rPr>
+        <w:t>林後1:8–10</w:t>
+      </w:r>
       <w:r>
         <w:rPr>
           <w:lang w:val="zh_TW" w:bidi="zh_TW"/>
         </w:rPr>
         <w:t>；</w:t>
       </w:r>
-      <w:hyperlink r:id="rId181">
-        <w:r>
-          <w:rPr>
-            <w:lang w:val="zh_TW" w:bidi="zh_TW"/>
-          </w:rPr>
-          <w:rPr>
-            <w:color w:val="0000EE"/>
-            <w:u w:val="single"/>
-          </w:rPr>
-          <w:t>彼後2:7–9</w:t>
-        </w:r>
-      </w:hyperlink>
+      <w:r>
+        <w:rPr>
+          <w:lang w:val="zh_TW" w:bidi="zh_TW"/>
+        </w:rPr>
+        <w:t>彼後2:7–9</w:t>
+      </w:r>
       <w:r>
         <w:rPr>
           <w:lang w:val="zh_TW" w:bidi="zh_TW"/>
@@ -6450,36 +5292,24 @@
         </w:rPr>
         <w:t>從小：提摩太的猶太外祖母和母親，羅以和友妮基（見</w:t>
       </w:r>
-      <w:hyperlink r:id="rId29">
-        <w:r>
-          <w:rPr>
-            <w:lang w:val="zh_TW" w:bidi="zh_TW"/>
-          </w:rPr>
-          <w:rPr>
-            <w:color w:val="0000EE"/>
-            <w:u w:val="single"/>
-          </w:rPr>
-          <w:t>徒16:1–3</w:t>
-        </w:r>
-      </w:hyperlink>
+      <w:r>
+        <w:rPr>
+          <w:lang w:val="zh_TW" w:bidi="zh_TW"/>
+        </w:rPr>
+        <w:t>徒16:1–3</w:t>
+      </w:r>
       <w:r>
         <w:rPr>
           <w:lang w:val="zh_TW" w:bidi="zh_TW"/>
         </w:rPr>
         <w:t>）就以舊約聖經來教導他（見</w:t>
       </w:r>
-      <w:hyperlink r:id="rId182">
-        <w:r>
-          <w:rPr>
-            <w:lang w:val="zh_TW" w:bidi="zh_TW"/>
-          </w:rPr>
-          <w:rPr>
-            <w:color w:val="0000EE"/>
-            <w:u w:val="single"/>
-          </w:rPr>
-          <w:t>提後1:5</w:t>
-        </w:r>
-      </w:hyperlink>
+      <w:r>
+        <w:rPr>
+          <w:lang w:val="zh_TW" w:bidi="zh_TW"/>
+        </w:rPr>
+        <w:t>提後1:5</w:t>
+      </w:r>
       <w:r>
         <w:rPr>
           <w:lang w:val="zh_TW" w:bidi="zh_TW"/>
@@ -6593,216 +5423,144 @@
         </w:rPr>
         <w:t>；另見</w:t>
       </w:r>
-      <w:hyperlink r:id="rId183">
-        <w:r>
-          <w:rPr>
-            <w:lang w:val="zh_TW" w:bidi="zh_TW"/>
-          </w:rPr>
-          <w:rPr>
-            <w:color w:val="0000EE"/>
-            <w:u w:val="single"/>
-          </w:rPr>
-          <w:t>來4:12–13</w:t>
-        </w:r>
-      </w:hyperlink>
+      <w:r>
+        <w:rPr>
+          <w:lang w:val="zh_TW" w:bidi="zh_TW"/>
+        </w:rPr>
+        <w:t>來4:12–13</w:t>
+      </w:r>
       <w:r>
         <w:rPr>
           <w:lang w:val="zh_TW" w:bidi="zh_TW"/>
         </w:rPr>
         <w:t>；</w:t>
       </w:r>
-      <w:hyperlink r:id="rId184">
-        <w:r>
-          <w:rPr>
-            <w:lang w:val="zh_TW" w:bidi="zh_TW"/>
-          </w:rPr>
-          <w:rPr>
-            <w:color w:val="0000EE"/>
-            <w:u w:val="single"/>
-          </w:rPr>
-          <w:t>彼後1:20–21</w:t>
-        </w:r>
-      </w:hyperlink>
+      <w:r>
+        <w:rPr>
+          <w:lang w:val="zh_TW" w:bidi="zh_TW"/>
+        </w:rPr>
+        <w:t>彼後1:20–21</w:t>
+      </w:r>
       <w:r>
         <w:rPr>
           <w:lang w:val="zh_TW" w:bidi="zh_TW"/>
         </w:rPr>
         <w:t>），這一事實並不否定人類作者的主動參與。但這證實了神對祂的話語負有完全的責任。聖經是真實的、可靠的、具有權威的、永恆的和有能力的，因為它出自神自己。聖經的信息是連貫一致的，並且在見證耶穌基督上是一致的（見</w:t>
       </w:r>
-      <w:hyperlink r:id="rId185">
-        <w:r>
-          <w:rPr>
-            <w:lang w:val="zh_TW" w:bidi="zh_TW"/>
-          </w:rPr>
-          <w:rPr>
-            <w:color w:val="0000EE"/>
-            <w:u w:val="single"/>
-          </w:rPr>
-          <w:t>路24:25–27</w:t>
-        </w:r>
-      </w:hyperlink>
+      <w:r>
+        <w:rPr>
+          <w:lang w:val="zh_TW" w:bidi="zh_TW"/>
+        </w:rPr>
+        <w:t>路24:25–27</w:t>
+      </w:r>
       <w:r>
         <w:rPr>
           <w:lang w:val="zh_TW" w:bidi="zh_TW"/>
         </w:rPr>
         <w:t>、</w:t>
       </w:r>
-      <w:hyperlink r:id="rId186">
-        <w:r>
-          <w:rPr>
-            <w:lang w:val="zh_TW" w:bidi="zh_TW"/>
-          </w:rPr>
-          <w:rPr>
-            <w:color w:val="0000EE"/>
-            <w:u w:val="single"/>
-          </w:rPr>
-          <w:t>44</w:t>
-        </w:r>
-      </w:hyperlink>
+      <w:r>
+        <w:rPr>
+          <w:lang w:val="zh_TW" w:bidi="zh_TW"/>
+        </w:rPr>
+        <w:t>44</w:t>
+      </w:r>
       <w:r>
         <w:rPr>
           <w:lang w:val="zh_TW" w:bidi="zh_TW"/>
         </w:rPr>
         <w:t>；</w:t>
       </w:r>
-      <w:hyperlink r:id="rId187">
-        <w:r>
-          <w:rPr>
-            <w:lang w:val="zh_TW" w:bidi="zh_TW"/>
-          </w:rPr>
-          <w:rPr>
-            <w:color w:val="0000EE"/>
-            <w:u w:val="single"/>
-          </w:rPr>
-          <w:t>約5:39–40</w:t>
-        </w:r>
-      </w:hyperlink>
+      <w:r>
+        <w:rPr>
+          <w:lang w:val="zh_TW" w:bidi="zh_TW"/>
+        </w:rPr>
+        <w:t>約5:39–40</w:t>
+      </w:r>
       <w:r>
         <w:rPr>
           <w:lang w:val="zh_TW" w:bidi="zh_TW"/>
         </w:rPr>
         <w:t>；</w:t>
       </w:r>
-      <w:hyperlink r:id="rId188">
-        <w:r>
-          <w:rPr>
-            <w:lang w:val="zh_TW" w:bidi="zh_TW"/>
-          </w:rPr>
-          <w:rPr>
-            <w:color w:val="0000EE"/>
-            <w:u w:val="single"/>
-          </w:rPr>
-          <w:t>徒3:24</w:t>
-        </w:r>
-      </w:hyperlink>
+      <w:r>
+        <w:rPr>
+          <w:lang w:val="zh_TW" w:bidi="zh_TW"/>
+        </w:rPr>
+        <w:t>徒3:24</w:t>
+      </w:r>
       <w:r>
         <w:rPr>
           <w:lang w:val="zh_TW" w:bidi="zh_TW"/>
         </w:rPr>
         <w:t>；</w:t>
       </w:r>
-      <w:hyperlink r:id="rId189">
-        <w:r>
-          <w:rPr>
-            <w:lang w:val="zh_TW" w:bidi="zh_TW"/>
-          </w:rPr>
-          <w:rPr>
-            <w:color w:val="0000EE"/>
-            <w:u w:val="single"/>
-          </w:rPr>
-          <w:t>林前15:3–4</w:t>
-        </w:r>
-      </w:hyperlink>
+      <w:r>
+        <w:rPr>
+          <w:lang w:val="zh_TW" w:bidi="zh_TW"/>
+        </w:rPr>
+        <w:t>林前15:3–4</w:t>
+      </w:r>
       <w:r>
         <w:rPr>
           <w:lang w:val="zh_TW" w:bidi="zh_TW"/>
         </w:rPr>
         <w:t>）。因此，聖經具有帶來救恩和激發信心的能力。不可如假教師那樣濫用聖經（</w:t>
       </w:r>
-      <w:hyperlink r:id="rId190">
-        <w:r>
-          <w:rPr>
-            <w:lang w:val="zh_TW" w:bidi="zh_TW"/>
-          </w:rPr>
-          <w:rPr>
-            <w:color w:val="0000EE"/>
-            <w:u w:val="single"/>
-          </w:rPr>
-          <w:t>提後4:2–4</w:t>
-        </w:r>
-      </w:hyperlink>
+      <w:r>
+        <w:rPr>
+          <w:lang w:val="zh_TW" w:bidi="zh_TW"/>
+        </w:rPr>
+        <w:t>提後4:2–4</w:t>
+      </w:r>
       <w:r>
         <w:rPr>
           <w:lang w:val="zh_TW" w:bidi="zh_TW"/>
         </w:rPr>
         <w:t>；</w:t>
       </w:r>
-      <w:hyperlink r:id="rId191">
-        <w:r>
-          <w:rPr>
-            <w:lang w:val="zh_TW" w:bidi="zh_TW"/>
-          </w:rPr>
-          <w:rPr>
-            <w:color w:val="0000EE"/>
-            <w:u w:val="single"/>
-          </w:rPr>
-          <w:t>提前1:4–7</w:t>
-        </w:r>
-      </w:hyperlink>
+      <w:r>
+        <w:rPr>
+          <w:lang w:val="zh_TW" w:bidi="zh_TW"/>
+        </w:rPr>
+        <w:t>提前1:4–7</w:t>
+      </w:r>
       <w:r>
         <w:rPr>
           <w:lang w:val="zh_TW" w:bidi="zh_TW"/>
         </w:rPr>
         <w:t>；參</w:t>
       </w:r>
-      <w:hyperlink r:id="rId192">
-        <w:r>
-          <w:rPr>
-            <w:lang w:val="zh_TW" w:bidi="zh_TW"/>
-          </w:rPr>
-          <w:rPr>
-            <w:color w:val="0000EE"/>
-            <w:u w:val="single"/>
-          </w:rPr>
-          <w:t>彼後3:16</w:t>
-        </w:r>
-      </w:hyperlink>
+      <w:r>
+        <w:rPr>
+          <w:lang w:val="zh_TW" w:bidi="zh_TW"/>
+        </w:rPr>
+        <w:t>彼後3:16</w:t>
+      </w:r>
       <w:r>
         <w:rPr>
           <w:lang w:val="zh_TW" w:bidi="zh_TW"/>
         </w:rPr>
         <w:t>），而是必須正確地教導聖經（</w:t>
       </w:r>
-      <w:hyperlink r:id="rId193">
-        <w:r>
-          <w:rPr>
-            <w:lang w:val="zh_TW" w:bidi="zh_TW"/>
-          </w:rPr>
-          <w:rPr>
-            <w:color w:val="0000EE"/>
-            <w:u w:val="single"/>
-          </w:rPr>
-          <w:t>提後2:2</w:t>
-        </w:r>
-      </w:hyperlink>
+      <w:r>
+        <w:rPr>
+          <w:lang w:val="zh_TW" w:bidi="zh_TW"/>
+        </w:rPr>
+        <w:t>提後2:2</w:t>
+      </w:r>
       <w:r>
         <w:rPr>
           <w:lang w:val="zh_TW" w:bidi="zh_TW"/>
         </w:rPr>
         <w:t>、</w:t>
       </w:r>
-      <w:hyperlink r:id="rId194">
-        <w:r>
-          <w:rPr>
-            <w:lang w:val="zh_TW" w:bidi="zh_TW"/>
-          </w:rPr>
-          <w:rPr>
-            <w:color w:val="0000EE"/>
-            <w:u w:val="single"/>
-          </w:rPr>
-          <w:t>15</w:t>
-        </w:r>
-      </w:hyperlink>
+      <w:r>
+        <w:rPr>
+          <w:lang w:val="zh_TW" w:bidi="zh_TW"/>
+        </w:rPr>
+        <w:t>15</w:t>
+      </w:r>
       <w:r>
         <w:rPr>
           <w:lang w:val="zh_TW" w:bidi="zh_TW"/>
@@ -6875,36 +5633,24 @@
         </w:rPr>
         <w:t>這些經文進一步闡述了</w:t>
       </w:r>
-      <w:hyperlink r:id="rId195">
-        <w:r>
-          <w:rPr>
-            <w:lang w:val="zh_TW" w:bidi="zh_TW"/>
-          </w:rPr>
-          <w:rPr>
-            <w:color w:val="0000EE"/>
-            <w:u w:val="single"/>
-          </w:rPr>
-          <w:t>三章15節</w:t>
-        </w:r>
-      </w:hyperlink>
+      <w:r>
+        <w:rPr>
+          <w:lang w:val="zh_TW" w:bidi="zh_TW"/>
+        </w:rPr>
+        <w:t>三章15節</w:t>
+      </w:r>
       <w:r>
         <w:rPr>
           <w:lang w:val="zh_TW" w:bidi="zh_TW"/>
         </w:rPr>
         <w:t>所說的，解釋了聖經的效力、來源以及聖經是如何賜人智慧以實踐我們的救恩。保羅當時指的是希伯來聖經（舊約聖經），但他的陳述也現在也適用於包含新約聖經在內的所有聖經經文（見，例如，</w:t>
       </w:r>
-      <w:hyperlink r:id="rId196">
-        <w:r>
-          <w:rPr>
-            <w:lang w:val="zh_TW" w:bidi="zh_TW"/>
-          </w:rPr>
-          <w:rPr>
-            <w:color w:val="0000EE"/>
-            <w:u w:val="single"/>
-          </w:rPr>
-          <w:t>彼後3:15–16</w:t>
-        </w:r>
-      </w:hyperlink>
+      <w:r>
+        <w:rPr>
+          <w:lang w:val="zh_TW" w:bidi="zh_TW"/>
+        </w:rPr>
+        <w:t>彼後3:15–16</w:t>
+      </w:r>
       <w:r>
         <w:rPr>
           <w:lang w:val="zh_TW" w:bidi="zh_TW"/>
@@ -6959,72 +5705,48 @@
         </w:rPr>
         <w:t>保羅明確地指出，救恩（</w:t>
       </w:r>
-      <w:hyperlink r:id="rId195">
-        <w:r>
-          <w:rPr>
-            <w:lang w:val="zh_TW" w:bidi="zh_TW"/>
-          </w:rPr>
-          <w:rPr>
-            <w:color w:val="0000EE"/>
-            <w:u w:val="single"/>
-          </w:rPr>
-          <w:t>3:15</w:t>
-        </w:r>
-      </w:hyperlink>
+      <w:r>
+        <w:rPr>
+          <w:lang w:val="zh_TW" w:bidi="zh_TW"/>
+        </w:rPr>
+        <w:t>3:15</w:t>
+      </w:r>
       <w:r>
         <w:rPr>
           <w:lang w:val="zh_TW" w:bidi="zh_TW"/>
         </w:rPr>
         <w:t>）會帶來敬虔（見</w:t>
       </w:r>
-      <w:hyperlink r:id="rId197">
-        <w:r>
-          <w:rPr>
-            <w:lang w:val="zh_TW" w:bidi="zh_TW"/>
-          </w:rPr>
-          <w:rPr>
-            <w:color w:val="0000EE"/>
-            <w:u w:val="single"/>
-          </w:rPr>
-          <w:t>加1:4</w:t>
-        </w:r>
-      </w:hyperlink>
+      <w:r>
+        <w:rPr>
+          <w:lang w:val="zh_TW" w:bidi="zh_TW"/>
+        </w:rPr>
+        <w:t>加1:4</w:t>
+      </w:r>
       <w:r>
         <w:rPr>
           <w:lang w:val="zh_TW" w:bidi="zh_TW"/>
         </w:rPr>
         <w:t>，</w:t>
       </w:r>
-      <w:hyperlink r:id="rId198">
-        <w:r>
-          <w:rPr>
-            <w:lang w:val="zh_TW" w:bidi="zh_TW"/>
-          </w:rPr>
-          <w:rPr>
-            <w:color w:val="0000EE"/>
-            <w:u w:val="single"/>
-          </w:rPr>
-          <w:t>5:16–26</w:t>
-        </w:r>
-      </w:hyperlink>
+      <w:r>
+        <w:rPr>
+          <w:lang w:val="zh_TW" w:bidi="zh_TW"/>
+        </w:rPr>
+        <w:t>5:16–26</w:t>
+      </w:r>
       <w:r>
         <w:rPr>
           <w:lang w:val="zh_TW" w:bidi="zh_TW"/>
         </w:rPr>
         <w:t>；</w:t>
       </w:r>
-      <w:hyperlink r:id="rId199">
-        <w:r>
-          <w:rPr>
-            <w:lang w:val="zh_TW" w:bidi="zh_TW"/>
-          </w:rPr>
-          <w:rPr>
-            <w:color w:val="0000EE"/>
-            <w:u w:val="single"/>
-          </w:rPr>
-          <w:t>弗2:8–10</w:t>
-        </w:r>
-      </w:hyperlink>
+      <w:r>
+        <w:rPr>
+          <w:lang w:val="zh_TW" w:bidi="zh_TW"/>
+        </w:rPr>
+        <w:t>弗2:8–10</w:t>
+      </w:r>
       <w:r>
         <w:rPr>
           <w:lang w:val="zh_TW" w:bidi="zh_TW"/>
@@ -7083,72 +5805,48 @@
         </w:rPr>
         <w:t>審判活人死人：見</w:t>
       </w:r>
-      <w:hyperlink r:id="rId200">
-        <w:r>
-          <w:rPr>
-            <w:lang w:val="zh_TW" w:bidi="zh_TW"/>
-          </w:rPr>
-          <w:rPr>
-            <w:color w:val="0000EE"/>
-            <w:u w:val="single"/>
-          </w:rPr>
-          <w:t>馬太福音二十五章31至46節</w:t>
-        </w:r>
-      </w:hyperlink>
+      <w:r>
+        <w:rPr>
+          <w:lang w:val="zh_TW" w:bidi="zh_TW"/>
+        </w:rPr>
+        <w:t>馬太福音二十五章31至46節</w:t>
+      </w:r>
       <w:r>
         <w:rPr>
           <w:lang w:val="zh_TW" w:bidi="zh_TW"/>
         </w:rPr>
         <w:t>；</w:t>
       </w:r>
-      <w:hyperlink r:id="rId201">
-        <w:r>
-          <w:rPr>
-            <w:lang w:val="zh_TW" w:bidi="zh_TW"/>
-          </w:rPr>
-          <w:rPr>
-            <w:color w:val="0000EE"/>
-            <w:u w:val="single"/>
-          </w:rPr>
-          <w:t>使徒行傳十章42節</w:t>
-        </w:r>
-      </w:hyperlink>
+      <w:r>
+        <w:rPr>
+          <w:lang w:val="zh_TW" w:bidi="zh_TW"/>
+        </w:rPr>
+        <w:t>使徒行傳十章42節</w:t>
+      </w:r>
       <w:r>
         <w:rPr>
           <w:lang w:val="zh_TW" w:bidi="zh_TW"/>
         </w:rPr>
         <w:t>；</w:t>
       </w:r>
-      <w:hyperlink r:id="rId202">
-        <w:r>
-          <w:rPr>
-            <w:lang w:val="zh_TW" w:bidi="zh_TW"/>
-          </w:rPr>
-          <w:rPr>
-            <w:color w:val="0000EE"/>
-            <w:u w:val="single"/>
-          </w:rPr>
-          <w:t>羅馬書十四章7至12節</w:t>
-        </w:r>
-      </w:hyperlink>
+      <w:r>
+        <w:rPr>
+          <w:lang w:val="zh_TW" w:bidi="zh_TW"/>
+        </w:rPr>
+        <w:t>羅馬書十四章7至12節</w:t>
+      </w:r>
       <w:r>
         <w:rPr>
           <w:lang w:val="zh_TW" w:bidi="zh_TW"/>
         </w:rPr>
         <w:t>；</w:t>
       </w:r>
-      <w:hyperlink r:id="rId203">
-        <w:r>
-          <w:rPr>
-            <w:lang w:val="zh_TW" w:bidi="zh_TW"/>
-          </w:rPr>
-          <w:rPr>
-            <w:color w:val="0000EE"/>
-            <w:u w:val="single"/>
-          </w:rPr>
-          <w:t>啟示錄二十章11至15節</w:t>
-        </w:r>
-      </w:hyperlink>
+      <w:r>
+        <w:rPr>
+          <w:lang w:val="zh_TW" w:bidi="zh_TW"/>
+        </w:rPr>
+        <w:t>啟示錄二十章11至15節</w:t>
+      </w:r>
       <w:r>
         <w:rPr>
           <w:lang w:val="zh_TW" w:bidi="zh_TW"/>
@@ -7198,72 +5896,48 @@
         </w:rPr>
         <w:t>；另見</w:t>
       </w:r>
-      <w:hyperlink r:id="rId15">
-        <w:r>
-          <w:rPr>
-            <w:lang w:val="zh_TW" w:bidi="zh_TW"/>
-          </w:rPr>
-          <w:rPr>
-            <w:color w:val="0000EE"/>
-            <w:u w:val="single"/>
-          </w:rPr>
-          <w:t>提摩太後書一章10節</w:t>
-        </w:r>
-      </w:hyperlink>
+      <w:r>
+        <w:rPr>
+          <w:lang w:val="zh_TW" w:bidi="zh_TW"/>
+        </w:rPr>
+        <w:t>提摩太後書一章10節</w:t>
+      </w:r>
       <w:r>
         <w:rPr>
           <w:lang w:val="zh_TW" w:bidi="zh_TW"/>
         </w:rPr>
         <w:t>，</w:t>
       </w:r>
-      <w:hyperlink r:id="rId204">
-        <w:r>
-          <w:rPr>
-            <w:lang w:val="zh_TW" w:bidi="zh_TW"/>
-          </w:rPr>
-          <w:rPr>
-            <w:color w:val="0000EE"/>
-            <w:u w:val="single"/>
-          </w:rPr>
-          <w:t>四章8節</w:t>
-        </w:r>
-      </w:hyperlink>
+      <w:r>
+        <w:rPr>
+          <w:lang w:val="zh_TW" w:bidi="zh_TW"/>
+        </w:rPr>
+        <w:t>四章8節</w:t>
+      </w:r>
       <w:r>
         <w:rPr>
           <w:lang w:val="zh_TW" w:bidi="zh_TW"/>
         </w:rPr>
         <w:t>；</w:t>
       </w:r>
-      <w:hyperlink r:id="rId205">
-        <w:r>
-          <w:rPr>
-            <w:lang w:val="zh_TW" w:bidi="zh_TW"/>
-          </w:rPr>
-          <w:rPr>
-            <w:color w:val="0000EE"/>
-            <w:u w:val="single"/>
-          </w:rPr>
-          <w:t>提多書二章11至13節</w:t>
-        </w:r>
-      </w:hyperlink>
+      <w:r>
+        <w:rPr>
+          <w:lang w:val="zh_TW" w:bidi="zh_TW"/>
+        </w:rPr>
+        <w:t>提多書二章11至13節</w:t>
+      </w:r>
       <w:r>
         <w:rPr>
           <w:lang w:val="zh_TW" w:bidi="zh_TW"/>
         </w:rPr>
         <w:t>，</w:t>
       </w:r>
-      <w:hyperlink r:id="rId206">
-        <w:r>
-          <w:rPr>
-            <w:lang w:val="zh_TW" w:bidi="zh_TW"/>
-          </w:rPr>
-          <w:rPr>
-            <w:color w:val="0000EE"/>
-            <w:u w:val="single"/>
-          </w:rPr>
-          <w:t>三章4節</w:t>
-        </w:r>
-      </w:hyperlink>
+      <w:r>
+        <w:rPr>
+          <w:lang w:val="zh_TW" w:bidi="zh_TW"/>
+        </w:rPr>
+        <w:t>三章4節</w:t>
+      </w:r>
       <w:r>
         <w:rPr>
           <w:lang w:val="zh_TW" w:bidi="zh_TW"/>
@@ -7318,162 +5992,108 @@
         </w:rPr>
         <w:t>提摩太站在神的面前，並且要以耶穌再來的審判並建立祂的王國的目的來服事（見</w:t>
       </w:r>
-      <w:hyperlink r:id="rId207">
-        <w:r>
-          <w:rPr>
-            <w:lang w:val="zh_TW" w:bidi="zh_TW"/>
-          </w:rPr>
-          <w:rPr>
-            <w:color w:val="0000EE"/>
-            <w:u w:val="single"/>
-          </w:rPr>
-          <w:t>提前5:21</w:t>
-        </w:r>
-      </w:hyperlink>
+      <w:r>
+        <w:rPr>
+          <w:lang w:val="zh_TW" w:bidi="zh_TW"/>
+        </w:rPr>
+        <w:t>提前5:21</w:t>
+      </w:r>
       <w:r>
         <w:rPr>
           <w:lang w:val="zh_TW" w:bidi="zh_TW"/>
         </w:rPr>
         <w:t>，</w:t>
       </w:r>
-      <w:hyperlink r:id="rId208">
-        <w:r>
-          <w:rPr>
-            <w:lang w:val="zh_TW" w:bidi="zh_TW"/>
-          </w:rPr>
-          <w:rPr>
-            <w:color w:val="0000EE"/>
-            <w:u w:val="single"/>
-          </w:rPr>
-          <w:t>6:13–14</w:t>
-        </w:r>
-      </w:hyperlink>
+      <w:r>
+        <w:rPr>
+          <w:lang w:val="zh_TW" w:bidi="zh_TW"/>
+        </w:rPr>
+        <w:t>6:13–14</w:t>
+      </w:r>
       <w:r>
         <w:rPr>
           <w:lang w:val="zh_TW" w:bidi="zh_TW"/>
         </w:rPr>
         <w:t>）。基督的顯現將帶來潔淨（</w:t>
       </w:r>
-      <w:hyperlink r:id="rId97">
-        <w:r>
-          <w:rPr>
-            <w:lang w:val="zh_TW" w:bidi="zh_TW"/>
-          </w:rPr>
-          <w:rPr>
-            <w:color w:val="0000EE"/>
-            <w:u w:val="single"/>
-          </w:rPr>
-          <w:t>提後2:19</w:t>
-        </w:r>
-      </w:hyperlink>
+      <w:r>
+        <w:rPr>
+          <w:lang w:val="zh_TW" w:bidi="zh_TW"/>
+        </w:rPr>
+        <w:t>提後2:19</w:t>
+      </w:r>
       <w:r>
         <w:rPr>
           <w:lang w:val="zh_TW" w:bidi="zh_TW"/>
         </w:rPr>
         <w:t>）、問責（</w:t>
       </w:r>
-      <w:hyperlink r:id="rId209">
-        <w:r>
-          <w:rPr>
-            <w:lang w:val="zh_TW" w:bidi="zh_TW"/>
-          </w:rPr>
-          <w:rPr>
-            <w:color w:val="0000EE"/>
-            <w:u w:val="single"/>
-          </w:rPr>
-          <w:t>3:8–9</w:t>
-        </w:r>
-      </w:hyperlink>
+      <w:r>
+        <w:rPr>
+          <w:lang w:val="zh_TW" w:bidi="zh_TW"/>
+        </w:rPr>
+        <w:t>3:8–9</w:t>
+      </w:r>
       <w:r>
         <w:rPr>
           <w:lang w:val="zh_TW" w:bidi="zh_TW"/>
         </w:rPr>
         <w:t>）、救恩、伸冤和獎賞（</w:t>
       </w:r>
-      <w:hyperlink r:id="rId204">
-        <w:r>
-          <w:rPr>
-            <w:lang w:val="zh_TW" w:bidi="zh_TW"/>
-          </w:rPr>
-          <w:rPr>
-            <w:color w:val="0000EE"/>
-            <w:u w:val="single"/>
-          </w:rPr>
-          <w:t>4:8</w:t>
-        </w:r>
-      </w:hyperlink>
+      <w:r>
+        <w:rPr>
+          <w:lang w:val="zh_TW" w:bidi="zh_TW"/>
+        </w:rPr>
+        <w:t>4:8</w:t>
+      </w:r>
       <w:r>
         <w:rPr>
           <w:lang w:val="zh_TW" w:bidi="zh_TW"/>
         </w:rPr>
         <w:t>、</w:t>
       </w:r>
-      <w:hyperlink r:id="rId210">
-        <w:r>
-          <w:rPr>
-            <w:lang w:val="zh_TW" w:bidi="zh_TW"/>
-          </w:rPr>
-          <w:rPr>
-            <w:color w:val="0000EE"/>
-            <w:u w:val="single"/>
-          </w:rPr>
-          <w:t>18</w:t>
-        </w:r>
-      </w:hyperlink>
+      <w:r>
+        <w:rPr>
+          <w:lang w:val="zh_TW" w:bidi="zh_TW"/>
+        </w:rPr>
+        <w:t>18</w:t>
+      </w:r>
       <w:r>
         <w:rPr>
           <w:lang w:val="zh_TW" w:bidi="zh_TW"/>
         </w:rPr>
         <w:t>）。另見</w:t>
       </w:r>
-      <w:hyperlink r:id="rId211">
-        <w:r>
-          <w:rPr>
-            <w:lang w:val="zh_TW" w:bidi="zh_TW"/>
-          </w:rPr>
-          <w:rPr>
-            <w:color w:val="0000EE"/>
-            <w:u w:val="single"/>
-          </w:rPr>
-          <w:t>哥林多前書三章10至15節</w:t>
-        </w:r>
-      </w:hyperlink>
+      <w:r>
+        <w:rPr>
+          <w:lang w:val="zh_TW" w:bidi="zh_TW"/>
+        </w:rPr>
+        <w:t>哥林多前書三章10至15節</w:t>
+      </w:r>
       <w:r>
         <w:rPr>
           <w:lang w:val="zh_TW" w:bidi="zh_TW"/>
         </w:rPr>
         <w:t>，</w:t>
       </w:r>
-      <w:hyperlink r:id="rId212">
-        <w:r>
-          <w:rPr>
-            <w:lang w:val="zh_TW" w:bidi="zh_TW"/>
-          </w:rPr>
-          <w:rPr>
-            <w:color w:val="0000EE"/>
-            <w:u w:val="single"/>
-          </w:rPr>
-          <w:t>四章4至5節</w:t>
-        </w:r>
-      </w:hyperlink>
+      <w:r>
+        <w:rPr>
+          <w:lang w:val="zh_TW" w:bidi="zh_TW"/>
+        </w:rPr>
+        <w:t>四章4至5節</w:t>
+      </w:r>
       <w:r>
         <w:rPr>
           <w:lang w:val="zh_TW" w:bidi="zh_TW"/>
         </w:rPr>
         <w:t>；</w:t>
       </w:r>
-      <w:hyperlink r:id="rId213">
-        <w:r>
-          <w:rPr>
-            <w:lang w:val="zh_TW" w:bidi="zh_TW"/>
-          </w:rPr>
-          <w:rPr>
-            <w:color w:val="0000EE"/>
-            <w:u w:val="single"/>
-          </w:rPr>
-          <w:t>哥林多後書五章十節</w:t>
-        </w:r>
-      </w:hyperlink>
+      <w:r>
+        <w:rPr>
+          <w:lang w:val="zh_TW" w:bidi="zh_TW"/>
+        </w:rPr>
+        <w:t>哥林多後書五章十節</w:t>
+      </w:r>
       <w:r>
         <w:rPr>
           <w:lang w:val="zh_TW" w:bidi="zh_TW"/>
@@ -7528,72 +6148,48 @@
         </w:rPr>
         <w:t>這最後的囑咐總結了之前所說的內容（</w:t>
       </w:r>
-      <w:hyperlink r:id="rId214">
-        <w:r>
-          <w:rPr>
-            <w:lang w:val="zh_TW" w:bidi="zh_TW"/>
-          </w:rPr>
-          <w:rPr>
-            <w:color w:val="0000EE"/>
-            <w:u w:val="single"/>
-          </w:rPr>
-          <w:t>1:6–14</w:t>
-        </w:r>
-      </w:hyperlink>
+      <w:r>
+        <w:rPr>
+          <w:lang w:val="zh_TW" w:bidi="zh_TW"/>
+        </w:rPr>
+        <w:t>1:6–14</w:t>
+      </w:r>
       <w:r>
         <w:rPr>
           <w:lang w:val="zh_TW" w:bidi="zh_TW"/>
         </w:rPr>
         <w:t>，</w:t>
       </w:r>
-      <w:hyperlink r:id="rId215">
-        <w:r>
-          <w:rPr>
-            <w:lang w:val="zh_TW" w:bidi="zh_TW"/>
-          </w:rPr>
-          <w:rPr>
-            <w:color w:val="0000EE"/>
-            <w:u w:val="single"/>
-          </w:rPr>
-          <w:t>2:1–15</w:t>
-        </w:r>
-      </w:hyperlink>
+      <w:r>
+        <w:rPr>
+          <w:lang w:val="zh_TW" w:bidi="zh_TW"/>
+        </w:rPr>
+        <w:t>2:1–15</w:t>
+      </w:r>
       <w:r>
         <w:rPr>
           <w:lang w:val="zh_TW" w:bidi="zh_TW"/>
         </w:rPr>
         <w:t>、</w:t>
       </w:r>
-      <w:hyperlink r:id="rId216">
-        <w:r>
-          <w:rPr>
-            <w:lang w:val="zh_TW" w:bidi="zh_TW"/>
-          </w:rPr>
-          <w:rPr>
-            <w:color w:val="0000EE"/>
-            <w:u w:val="single"/>
-          </w:rPr>
-          <w:t>24–26</w:t>
-        </w:r>
-      </w:hyperlink>
+      <w:r>
+        <w:rPr>
+          <w:lang w:val="zh_TW" w:bidi="zh_TW"/>
+        </w:rPr>
+        <w:t>24–26</w:t>
+      </w:r>
       <w:r>
         <w:rPr>
           <w:lang w:val="zh_TW" w:bidi="zh_TW"/>
         </w:rPr>
         <w:t>，</w:t>
       </w:r>
-      <w:hyperlink r:id="rId16">
-        <w:r>
-          <w:rPr>
-            <w:lang w:val="zh_TW" w:bidi="zh_TW"/>
-          </w:rPr>
-          <w:rPr>
-            <w:color w:val="0000EE"/>
-            <w:u w:val="single"/>
-          </w:rPr>
-          <w:t>3:12</w:t>
-        </w:r>
-      </w:hyperlink>
+      <w:r>
+        <w:rPr>
+          <w:lang w:val="zh_TW" w:bidi="zh_TW"/>
+        </w:rPr>
+        <w:t>3:12</w:t>
+      </w:r>
       <w:r>
         <w:rPr>
           <w:lang w:val="zh_TW" w:bidi="zh_TW"/>
@@ -7648,54 +6244,36 @@
         </w:rPr>
         <w:t>保羅實際上將領導的責任交給了提摩太（參</w:t>
       </w:r>
-      <w:hyperlink r:id="rId217">
-        <w:r>
-          <w:rPr>
-            <w:lang w:val="zh_TW" w:bidi="zh_TW"/>
-          </w:rPr>
-          <w:rPr>
-            <w:color w:val="0000EE"/>
-            <w:u w:val="single"/>
-          </w:rPr>
-          <w:t>申31:7–8</w:t>
-        </w:r>
-      </w:hyperlink>
+      <w:r>
+        <w:rPr>
+          <w:lang w:val="zh_TW" w:bidi="zh_TW"/>
+        </w:rPr>
+        <w:t>申31:7–8</w:t>
+      </w:r>
       <w:r>
         <w:rPr>
           <w:lang w:val="zh_TW" w:bidi="zh_TW"/>
         </w:rPr>
         <w:t>，</w:t>
       </w:r>
-      <w:hyperlink r:id="rId218">
-        <w:r>
-          <w:rPr>
-            <w:lang w:val="zh_TW" w:bidi="zh_TW"/>
-          </w:rPr>
-          <w:rPr>
-            <w:color w:val="0000EE"/>
-            <w:u w:val="single"/>
-          </w:rPr>
-          <w:t>34:9</w:t>
-        </w:r>
-      </w:hyperlink>
+      <w:r>
+        <w:rPr>
+          <w:lang w:val="zh_TW" w:bidi="zh_TW"/>
+        </w:rPr>
+        <w:t>34:9</w:t>
+      </w:r>
       <w:r>
         <w:rPr>
           <w:lang w:val="zh_TW" w:bidi="zh_TW"/>
         </w:rPr>
         <w:t>；</w:t>
       </w:r>
-      <w:hyperlink r:id="rId219">
-        <w:r>
-          <w:rPr>
-            <w:lang w:val="zh_TW" w:bidi="zh_TW"/>
-          </w:rPr>
-          <w:rPr>
-            <w:color w:val="0000EE"/>
-            <w:u w:val="single"/>
-          </w:rPr>
-          <w:t>王下2:1–18</w:t>
-        </w:r>
-      </w:hyperlink>
+      <w:r>
+        <w:rPr>
+          <w:lang w:val="zh_TW" w:bidi="zh_TW"/>
+        </w:rPr>
+        <w:t>王下2:1–18</w:t>
+      </w:r>
       <w:r>
         <w:rPr>
           <w:lang w:val="zh_TW" w:bidi="zh_TW"/>
@@ -7750,108 +6328,72 @@
         </w:rPr>
         <w:t>保羅將自己的死亡描述為一個獻給神的奠祭（見</w:t>
       </w:r>
-      <w:hyperlink r:id="rId220">
-        <w:r>
-          <w:rPr>
-            <w:lang w:val="zh_TW" w:bidi="zh_TW"/>
-          </w:rPr>
-          <w:rPr>
-            <w:color w:val="0000EE"/>
-            <w:u w:val="single"/>
-          </w:rPr>
-          <w:t>出29:40–41</w:t>
-        </w:r>
-      </w:hyperlink>
+      <w:r>
+        <w:rPr>
+          <w:lang w:val="zh_TW" w:bidi="zh_TW"/>
+        </w:rPr>
+        <w:t>出29:40–41</w:t>
+      </w:r>
       <w:r>
         <w:rPr>
           <w:lang w:val="zh_TW" w:bidi="zh_TW"/>
         </w:rPr>
         <w:t>；</w:t>
       </w:r>
-      <w:hyperlink r:id="rId221">
-        <w:r>
-          <w:rPr>
-            <w:lang w:val="zh_TW" w:bidi="zh_TW"/>
-          </w:rPr>
-          <w:rPr>
-            <w:color w:val="0000EE"/>
-            <w:u w:val="single"/>
-          </w:rPr>
-          <w:t>利23:13</w:t>
-        </w:r>
-      </w:hyperlink>
+      <w:r>
+        <w:rPr>
+          <w:lang w:val="zh_TW" w:bidi="zh_TW"/>
+        </w:rPr>
+        <w:t>利23:13</w:t>
+      </w:r>
       <w:r>
         <w:rPr>
           <w:lang w:val="zh_TW" w:bidi="zh_TW"/>
         </w:rPr>
         <w:t>；</w:t>
       </w:r>
-      <w:hyperlink r:id="rId222">
-        <w:r>
-          <w:rPr>
-            <w:lang w:val="zh_TW" w:bidi="zh_TW"/>
-          </w:rPr>
-          <w:rPr>
-            <w:color w:val="0000EE"/>
-            <w:u w:val="single"/>
-          </w:rPr>
-          <w:t>民28:7</w:t>
-        </w:r>
-      </w:hyperlink>
+      <w:r>
+        <w:rPr>
+          <w:lang w:val="zh_TW" w:bidi="zh_TW"/>
+        </w:rPr>
+        <w:t>民28:7</w:t>
+      </w:r>
       <w:r>
         <w:rPr>
           <w:lang w:val="zh_TW" w:bidi="zh_TW"/>
         </w:rPr>
         <w:t>；</w:t>
       </w:r>
-      <w:hyperlink r:id="rId223">
-        <w:r>
-          <w:rPr>
-            <w:lang w:val="zh_TW" w:bidi="zh_TW"/>
-          </w:rPr>
-          <w:rPr>
-            <w:color w:val="0000EE"/>
-            <w:u w:val="single"/>
-          </w:rPr>
-          <w:t>腓2:17</w:t>
-        </w:r>
-      </w:hyperlink>
+      <w:r>
+        <w:rPr>
+          <w:lang w:val="zh_TW" w:bidi="zh_TW"/>
+        </w:rPr>
+        <w:t>腓2:17</w:t>
+      </w:r>
       <w:r>
         <w:rPr>
           <w:lang w:val="zh_TW" w:bidi="zh_TW"/>
         </w:rPr>
         <w:t>）；這個供物在基督本身的獻祭中有分（見</w:t>
       </w:r>
-      <w:hyperlink r:id="rId224">
-        <w:r>
-          <w:rPr>
-            <w:lang w:val="zh_TW" w:bidi="zh_TW"/>
-          </w:rPr>
-          <w:rPr>
-            <w:color w:val="0000EE"/>
-            <w:u w:val="single"/>
-          </w:rPr>
-          <w:t>西1:24</w:t>
-        </w:r>
-      </w:hyperlink>
+      <w:r>
+        <w:rPr>
+          <w:lang w:val="zh_TW" w:bidi="zh_TW"/>
+        </w:rPr>
+        <w:t>西1:24</w:t>
+      </w:r>
       <w:r>
         <w:rPr>
           <w:lang w:val="zh_TW" w:bidi="zh_TW"/>
         </w:rPr>
         <w:t>；另見</w:t>
       </w:r>
-      <w:hyperlink r:id="rId225">
-        <w:r>
-          <w:rPr>
-            <w:lang w:val="zh_TW" w:bidi="zh_TW"/>
-          </w:rPr>
-          <w:rPr>
-            <w:color w:val="0000EE"/>
-            <w:u w:val="single"/>
-          </w:rPr>
-          <w:t>羅12:1</w:t>
-        </w:r>
-      </w:hyperlink>
+      <w:r>
+        <w:rPr>
+          <w:lang w:val="zh_TW" w:bidi="zh_TW"/>
+        </w:rPr>
+        <w:t>羅12:1</w:t>
+      </w:r>
       <w:r>
         <w:rPr>
           <w:lang w:val="zh_TW" w:bidi="zh_TW"/>
@@ -7978,144 +6520,96 @@
         </w:rPr>
         <w:t>的研讀註釋；參</w:t>
       </w:r>
-      <w:hyperlink r:id="rId226">
-        <w:r>
-          <w:rPr>
-            <w:lang w:val="zh_TW" w:bidi="zh_TW"/>
-          </w:rPr>
-          <w:rPr>
-            <w:color w:val="0000EE"/>
-            <w:u w:val="single"/>
-          </w:rPr>
-          <w:t>徒20:24</w:t>
-        </w:r>
-      </w:hyperlink>
+      <w:r>
+        <w:rPr>
+          <w:lang w:val="zh_TW" w:bidi="zh_TW"/>
+        </w:rPr>
+        <w:t>徒20:24</w:t>
+      </w:r>
       <w:r>
         <w:rPr>
           <w:lang w:val="zh_TW" w:bidi="zh_TW"/>
         </w:rPr>
         <w:t xml:space="preserve">）。他持守了基督信仰的純全，並希望提摩太效法他的榜樣（見 </w:t>
       </w:r>
-      <w:hyperlink r:id="rId227">
-        <w:r>
-          <w:rPr>
-            <w:lang w:val="zh_TW" w:bidi="zh_TW"/>
-          </w:rPr>
-          <w:rPr>
-            <w:color w:val="0000EE"/>
-            <w:u w:val="single"/>
-          </w:rPr>
-          <w:t>提後2:3–7</w:t>
-        </w:r>
-      </w:hyperlink>
+      <w:r>
+        <w:rPr>
+          <w:lang w:val="zh_TW" w:bidi="zh_TW"/>
+        </w:rPr>
+        <w:t>提後2:3–7</w:t>
+      </w:r>
       <w:r>
         <w:rPr>
           <w:lang w:val="zh_TW" w:bidi="zh_TW"/>
         </w:rPr>
         <w:t>；</w:t>
       </w:r>
-      <w:hyperlink r:id="rId228">
-        <w:r>
-          <w:rPr>
-            <w:lang w:val="zh_TW" w:bidi="zh_TW"/>
-          </w:rPr>
-          <w:rPr>
-            <w:color w:val="0000EE"/>
-            <w:u w:val="single"/>
-          </w:rPr>
-          <w:t>提前1:18</w:t>
-        </w:r>
-      </w:hyperlink>
+      <w:r>
+        <w:rPr>
+          <w:lang w:val="zh_TW" w:bidi="zh_TW"/>
+        </w:rPr>
+        <w:t>提前1:18</w:t>
+      </w:r>
       <w:r>
         <w:rPr>
           <w:lang w:val="zh_TW" w:bidi="zh_TW"/>
         </w:rPr>
         <w:t>，</w:t>
       </w:r>
-      <w:hyperlink r:id="rId229">
-        <w:r>
-          <w:rPr>
-            <w:lang w:val="zh_TW" w:bidi="zh_TW"/>
-          </w:rPr>
-          <w:rPr>
-            <w:color w:val="0000EE"/>
-            <w:u w:val="single"/>
-          </w:rPr>
-          <w:t>6:12</w:t>
-        </w:r>
-      </w:hyperlink>
+      <w:r>
+        <w:rPr>
+          <w:lang w:val="zh_TW" w:bidi="zh_TW"/>
+        </w:rPr>
+        <w:t>6:12</w:t>
+      </w:r>
       <w:r>
         <w:rPr>
           <w:lang w:val="zh_TW" w:bidi="zh_TW"/>
         </w:rPr>
         <w:t>；參</w:t>
       </w:r>
-      <w:hyperlink r:id="rId230">
-        <w:r>
-          <w:rPr>
-            <w:lang w:val="zh_TW" w:bidi="zh_TW"/>
-          </w:rPr>
-          <w:rPr>
-            <w:color w:val="0000EE"/>
-            <w:u w:val="single"/>
-          </w:rPr>
-          <w:t>羅15:30–31</w:t>
-        </w:r>
-      </w:hyperlink>
+      <w:r>
+        <w:rPr>
+          <w:lang w:val="zh_TW" w:bidi="zh_TW"/>
+        </w:rPr>
+        <w:t>羅15:30–31</w:t>
+      </w:r>
       <w:r>
         <w:rPr>
           <w:lang w:val="zh_TW" w:bidi="zh_TW"/>
         </w:rPr>
         <w:t>；</w:t>
       </w:r>
-      <w:hyperlink r:id="rId231">
-        <w:r>
-          <w:rPr>
-            <w:lang w:val="zh_TW" w:bidi="zh_TW"/>
-          </w:rPr>
-          <w:rPr>
-            <w:color w:val="0000EE"/>
-            <w:u w:val="single"/>
-          </w:rPr>
-          <w:t>林前9:25–27</w:t>
-        </w:r>
-      </w:hyperlink>
+      <w:r>
+        <w:rPr>
+          <w:lang w:val="zh_TW" w:bidi="zh_TW"/>
+        </w:rPr>
+        <w:t>林前9:25–27</w:t>
+      </w:r>
       <w:r>
         <w:rPr>
           <w:lang w:val="zh_TW" w:bidi="zh_TW"/>
         </w:rPr>
         <w:t>；</w:t>
       </w:r>
-      <w:hyperlink r:id="rId232">
-        <w:r>
-          <w:rPr>
-            <w:lang w:val="zh_TW" w:bidi="zh_TW"/>
-          </w:rPr>
-          <w:rPr>
-            <w:color w:val="0000EE"/>
-            <w:u w:val="single"/>
-          </w:rPr>
-          <w:t>來12:1</w:t>
-        </w:r>
-      </w:hyperlink>
+      <w:r>
+        <w:rPr>
+          <w:lang w:val="zh_TW" w:bidi="zh_TW"/>
+        </w:rPr>
+        <w:t>來12:1</w:t>
+      </w:r>
       <w:r>
         <w:rPr>
           <w:lang w:val="zh_TW" w:bidi="zh_TW"/>
         </w:rPr>
         <w:t>；</w:t>
       </w:r>
-      <w:hyperlink r:id="rId233">
-        <w:r>
-          <w:rPr>
-            <w:lang w:val="zh_TW" w:bidi="zh_TW"/>
-          </w:rPr>
-          <w:rPr>
-            <w:color w:val="0000EE"/>
-            <w:u w:val="single"/>
-          </w:rPr>
-          <w:t>猶1:3</w:t>
-        </w:r>
-      </w:hyperlink>
+      <w:r>
+        <w:rPr>
+          <w:lang w:val="zh_TW" w:bidi="zh_TW"/>
+        </w:rPr>
+        <w:t>猶1:3</w:t>
+      </w:r>
       <w:r>
         <w:rPr>
           <w:lang w:val="zh_TW" w:bidi="zh_TW"/>
@@ -8174,72 +6668,48 @@
         </w:rPr>
         <w:t>對保羅來說，只剩下一件事：那勝利者的冠冕（另見</w:t>
       </w:r>
-      <w:hyperlink r:id="rId234">
-        <w:r>
-          <w:rPr>
-            <w:lang w:val="zh_TW" w:bidi="zh_TW"/>
-          </w:rPr>
-          <w:rPr>
-            <w:color w:val="0000EE"/>
-            <w:u w:val="single"/>
-          </w:rPr>
-          <w:t>雅1:12</w:t>
-        </w:r>
-      </w:hyperlink>
+      <w:r>
+        <w:rPr>
+          <w:lang w:val="zh_TW" w:bidi="zh_TW"/>
+        </w:rPr>
+        <w:t>雅1:12</w:t>
+      </w:r>
       <w:r>
         <w:rPr>
           <w:lang w:val="zh_TW" w:bidi="zh_TW"/>
         </w:rPr>
         <w:t>；</w:t>
       </w:r>
-      <w:hyperlink r:id="rId235">
-        <w:r>
-          <w:rPr>
-            <w:lang w:val="zh_TW" w:bidi="zh_TW"/>
-          </w:rPr>
-          <w:rPr>
-            <w:color w:val="0000EE"/>
-            <w:u w:val="single"/>
-          </w:rPr>
-          <w:t>彼前5:4</w:t>
-        </w:r>
-      </w:hyperlink>
+      <w:r>
+        <w:rPr>
+          <w:lang w:val="zh_TW" w:bidi="zh_TW"/>
+        </w:rPr>
+        <w:t>彼前5:4</w:t>
+      </w:r>
       <w:r>
         <w:rPr>
           <w:lang w:val="zh_TW" w:bidi="zh_TW"/>
         </w:rPr>
         <w:t>；</w:t>
       </w:r>
-      <w:hyperlink r:id="rId236">
-        <w:r>
-          <w:rPr>
-            <w:lang w:val="zh_TW" w:bidi="zh_TW"/>
-          </w:rPr>
-          <w:rPr>
-            <w:color w:val="0000EE"/>
-            <w:u w:val="single"/>
-          </w:rPr>
-          <w:t>啟2:10</w:t>
-        </w:r>
-      </w:hyperlink>
+      <w:r>
+        <w:rPr>
+          <w:lang w:val="zh_TW" w:bidi="zh_TW"/>
+        </w:rPr>
+        <w:t>啟2:10</w:t>
+      </w:r>
       <w:r>
         <w:rPr>
           <w:lang w:val="zh_TW" w:bidi="zh_TW"/>
         </w:rPr>
         <w:t>，</w:t>
       </w:r>
-      <w:hyperlink r:id="rId237">
-        <w:r>
-          <w:rPr>
-            <w:lang w:val="zh_TW" w:bidi="zh_TW"/>
-          </w:rPr>
-          <w:rPr>
-            <w:color w:val="0000EE"/>
-            <w:u w:val="single"/>
-          </w:rPr>
-          <w:t>3:11</w:t>
-        </w:r>
-      </w:hyperlink>
+      <w:r>
+        <w:rPr>
+          <w:lang w:val="zh_TW" w:bidi="zh_TW"/>
+        </w:rPr>
+        <w:t>3:11</w:t>
+      </w:r>
       <w:r>
         <w:rPr>
           <w:lang w:val="zh_TW" w:bidi="zh_TW"/>
@@ -8276,36 +6746,24 @@
         </w:rPr>
         <w:t>基督確實要再來，我們就會熱切盼望衪的顯現（見</w:t>
       </w:r>
-      <w:hyperlink r:id="rId238">
-        <w:r>
-          <w:rPr>
-            <w:lang w:val="zh_TW" w:bidi="zh_TW"/>
-          </w:rPr>
-          <w:rPr>
-            <w:color w:val="0000EE"/>
-            <w:u w:val="single"/>
-          </w:rPr>
-          <w:t>提前6:14</w:t>
-        </w:r>
-      </w:hyperlink>
+      <w:r>
+        <w:rPr>
+          <w:lang w:val="zh_TW" w:bidi="zh_TW"/>
+        </w:rPr>
+        <w:t>提前6:14</w:t>
+      </w:r>
       <w:r>
         <w:rPr>
           <w:lang w:val="zh_TW" w:bidi="zh_TW"/>
         </w:rPr>
         <w:t>），以建立衪的國度（</w:t>
       </w:r>
-      <w:hyperlink r:id="rId239">
-        <w:r>
-          <w:rPr>
-            <w:lang w:val="zh_TW" w:bidi="zh_TW"/>
-          </w:rPr>
-          <w:rPr>
-            <w:color w:val="0000EE"/>
-            <w:u w:val="single"/>
-          </w:rPr>
-          <w:t>提後4:1</w:t>
-        </w:r>
-      </w:hyperlink>
+      <w:r>
+        <w:rPr>
+          <w:lang w:val="zh_TW" w:bidi="zh_TW"/>
+        </w:rPr>
+        <w:t>提後4:1</w:t>
+      </w:r>
       <w:r>
         <w:rPr>
           <w:lang w:val="zh_TW" w:bidi="zh_TW"/>
@@ -8360,18 +6818,12 @@
         </w:rPr>
         <w:t>保羅明確地召喚提摩太來到羅馬（見</w:t>
       </w:r>
-      <w:hyperlink r:id="rId240">
-        <w:r>
-          <w:rPr>
-            <w:lang w:val="zh_TW" w:bidi="zh_TW"/>
-          </w:rPr>
-          <w:rPr>
-            <w:color w:val="0000EE"/>
-            <w:u w:val="single"/>
-          </w:rPr>
-          <w:t>1:4</w:t>
-        </w:r>
-      </w:hyperlink>
+      <w:r>
+        <w:rPr>
+          <w:lang w:val="zh_TW" w:bidi="zh_TW"/>
+        </w:rPr>
+        <w:t>1:4</w:t>
+      </w:r>
       <w:r>
         <w:rPr>
           <w:lang w:val="zh_TW" w:bidi="zh_TW"/>
@@ -8430,36 +6882,24 @@
         </w:rPr>
         <w:t>底馬：見</w:t>
       </w:r>
-      <w:hyperlink r:id="rId241">
-        <w:r>
-          <w:rPr>
-            <w:lang w:val="zh_TW" w:bidi="zh_TW"/>
-          </w:rPr>
-          <w:rPr>
-            <w:color w:val="0000EE"/>
-            <w:u w:val="single"/>
-          </w:rPr>
-          <w:t>歌羅西書四章14節</w:t>
-        </w:r>
-      </w:hyperlink>
+      <w:r>
+        <w:rPr>
+          <w:lang w:val="zh_TW" w:bidi="zh_TW"/>
+        </w:rPr>
+        <w:t>歌羅西書四章14節</w:t>
+      </w:r>
       <w:r>
         <w:rPr>
           <w:lang w:val="zh_TW" w:bidi="zh_TW"/>
         </w:rPr>
         <w:t>；</w:t>
       </w:r>
-      <w:hyperlink r:id="rId242">
-        <w:r>
-          <w:rPr>
-            <w:lang w:val="zh_TW" w:bidi="zh_TW"/>
-          </w:rPr>
-          <w:rPr>
-            <w:color w:val="0000EE"/>
-            <w:u w:val="single"/>
-          </w:rPr>
-          <w:t>腓利門書一章24節</w:t>
-        </w:r>
-      </w:hyperlink>
+      <w:r>
+        <w:rPr>
+          <w:lang w:val="zh_TW" w:bidi="zh_TW"/>
+        </w:rPr>
+        <w:t>腓利門書一章24節</w:t>
+      </w:r>
       <w:r>
         <w:rPr>
           <w:lang w:val="zh_TW" w:bidi="zh_TW"/>
@@ -8484,54 +6924,36 @@
         </w:rPr>
         <w:t>離棄：另見</w:t>
       </w:r>
-      <w:hyperlink r:id="rId243">
-        <w:r>
-          <w:rPr>
-            <w:lang w:val="zh_TW" w:bidi="zh_TW"/>
-          </w:rPr>
-          <w:rPr>
-            <w:color w:val="0000EE"/>
-            <w:u w:val="single"/>
-          </w:rPr>
-          <w:t>提摩太後書四章16至17節</w:t>
-        </w:r>
-      </w:hyperlink>
+      <w:r>
+        <w:rPr>
+          <w:lang w:val="zh_TW" w:bidi="zh_TW"/>
+        </w:rPr>
+        <w:t>提摩太後書四章16至17節</w:t>
+      </w:r>
       <w:r>
         <w:rPr>
           <w:lang w:val="zh_TW" w:bidi="zh_TW"/>
         </w:rPr>
         <w:t>；參</w:t>
       </w:r>
-      <w:hyperlink r:id="rId244">
-        <w:r>
-          <w:rPr>
-            <w:lang w:val="zh_TW" w:bidi="zh_TW"/>
-          </w:rPr>
-          <w:rPr>
-            <w:color w:val="0000EE"/>
-            <w:u w:val="single"/>
-          </w:rPr>
-          <w:t>詩篇二十二篇1節</w:t>
-        </w:r>
-      </w:hyperlink>
+      <w:r>
+        <w:rPr>
+          <w:lang w:val="zh_TW" w:bidi="zh_TW"/>
+        </w:rPr>
+        <w:t>詩篇二十二篇1節</w:t>
+      </w:r>
       <w:r>
         <w:rPr>
           <w:lang w:val="zh_TW" w:bidi="zh_TW"/>
         </w:rPr>
         <w:t>，</w:t>
       </w:r>
-      <w:hyperlink r:id="rId245">
-        <w:r>
-          <w:rPr>
-            <w:lang w:val="zh_TW" w:bidi="zh_TW"/>
-          </w:rPr>
-          <w:rPr>
-            <w:color w:val="0000EE"/>
-            <w:u w:val="single"/>
-          </w:rPr>
-          <w:t>馬可福音十五章34節</w:t>
-        </w:r>
-      </w:hyperlink>
+      <w:r>
+        <w:rPr>
+          <w:lang w:val="zh_TW" w:bidi="zh_TW"/>
+        </w:rPr>
+        <w:t>馬可福音十五章34節</w:t>
+      </w:r>
       <w:r>
         <w:rPr>
           <w:lang w:val="zh_TW" w:bidi="zh_TW"/>
@@ -8556,18 +6978,12 @@
         </w:rPr>
         <w:t>貪愛現今的事物與期待基督榮耀的再來形成了對比（</w:t>
       </w:r>
-      <w:hyperlink r:id="rId204">
-        <w:r>
-          <w:rPr>
-            <w:lang w:val="zh_TW" w:bidi="zh_TW"/>
-          </w:rPr>
-          <w:rPr>
-            <w:color w:val="0000EE"/>
-            <w:u w:val="single"/>
-          </w:rPr>
-          <w:t>提後4:8</w:t>
-        </w:r>
-      </w:hyperlink>
+      <w:r>
+        <w:rPr>
+          <w:lang w:val="zh_TW" w:bidi="zh_TW"/>
+        </w:rPr>
+        <w:t>提後4:8</w:t>
+      </w:r>
       <w:r>
         <w:rPr>
           <w:lang w:val="zh_TW" w:bidi="zh_TW"/>
@@ -8662,18 +7078,12 @@
         </w:rPr>
         <w:t>路加是路加福音和使徒行傳的作者，他曾在不同時期陪伴保羅同行。人們常常認為路加是保羅的醫生 （</w:t>
       </w:r>
-      <w:hyperlink r:id="rId241">
-        <w:r>
-          <w:rPr>
-            <w:lang w:val="zh_TW" w:bidi="zh_TW"/>
-          </w:rPr>
-          <w:rPr>
-            <w:color w:val="0000EE"/>
-            <w:u w:val="single"/>
-          </w:rPr>
-          <w:t>西4:14</w:t>
-        </w:r>
-      </w:hyperlink>
+      <w:r>
+        <w:rPr>
+          <w:lang w:val="zh_TW" w:bidi="zh_TW"/>
+        </w:rPr>
+        <w:t>西4:14</w:t>
+      </w:r>
       <w:r>
         <w:rPr>
           <w:lang w:val="zh_TW" w:bidi="zh_TW"/>
@@ -8698,72 +7108,48 @@
         </w:rPr>
         <w:t>馬可：保羅認為他在傳道的事上於他有益處，這述說了一個寬恕和救贖的故事 （見</w:t>
       </w:r>
-      <w:hyperlink r:id="rId246">
-        <w:r>
-          <w:rPr>
-            <w:lang w:val="zh_TW" w:bidi="zh_TW"/>
-          </w:rPr>
-          <w:rPr>
-            <w:color w:val="0000EE"/>
-            <w:u w:val="single"/>
-          </w:rPr>
-          <w:t>徒13:13</w:t>
-        </w:r>
-      </w:hyperlink>
+      <w:r>
+        <w:rPr>
+          <w:lang w:val="zh_TW" w:bidi="zh_TW"/>
+        </w:rPr>
+        <w:t>徒13:13</w:t>
+      </w:r>
       <w:r>
         <w:rPr>
           <w:lang w:val="zh_TW" w:bidi="zh_TW"/>
         </w:rPr>
         <w:t>，</w:t>
       </w:r>
-      <w:hyperlink r:id="rId247">
-        <w:r>
-          <w:rPr>
-            <w:lang w:val="zh_TW" w:bidi="zh_TW"/>
-          </w:rPr>
-          <w:rPr>
-            <w:color w:val="0000EE"/>
-            <w:u w:val="single"/>
-          </w:rPr>
-          <w:t>15:36–40</w:t>
-        </w:r>
-      </w:hyperlink>
+      <w:r>
+        <w:rPr>
+          <w:lang w:val="zh_TW" w:bidi="zh_TW"/>
+        </w:rPr>
+        <w:t>15:36–40</w:t>
+      </w:r>
       <w:r>
         <w:rPr>
           <w:lang w:val="zh_TW" w:bidi="zh_TW"/>
         </w:rPr>
         <w:t>；另見</w:t>
       </w:r>
-      <w:hyperlink r:id="rId248">
-        <w:r>
-          <w:rPr>
-            <w:lang w:val="zh_TW" w:bidi="zh_TW"/>
-          </w:rPr>
-          <w:rPr>
-            <w:color w:val="0000EE"/>
-            <w:u w:val="single"/>
-          </w:rPr>
-          <w:t>西4:10</w:t>
-        </w:r>
-      </w:hyperlink>
+      <w:r>
+        <w:rPr>
+          <w:lang w:val="zh_TW" w:bidi="zh_TW"/>
+        </w:rPr>
+        <w:t>西4:10</w:t>
+      </w:r>
       <w:r>
         <w:rPr>
           <w:lang w:val="zh_TW" w:bidi="zh_TW"/>
         </w:rPr>
         <w:t>；</w:t>
       </w:r>
-      <w:hyperlink r:id="rId242">
-        <w:r>
-          <w:rPr>
-            <w:lang w:val="zh_TW" w:bidi="zh_TW"/>
-          </w:rPr>
-          <w:rPr>
-            <w:color w:val="0000EE"/>
-            <w:u w:val="single"/>
-          </w:rPr>
-          <w:t>門1:24</w:t>
-        </w:r>
-      </w:hyperlink>
+      <w:r>
+        <w:rPr>
+          <w:lang w:val="zh_TW" w:bidi="zh_TW"/>
+        </w:rPr>
+        <w:t>門1:24</w:t>
+      </w:r>
       <w:r>
         <w:rPr>
           <w:lang w:val="zh_TW" w:bidi="zh_TW"/>
@@ -8818,108 +7204,72 @@
         </w:rPr>
         <w:t>推基古顯然是來自小亞細亞（另見</w:t>
       </w:r>
-      <w:hyperlink r:id="rId249">
-        <w:r>
-          <w:rPr>
-            <w:lang w:val="zh_TW" w:bidi="zh_TW"/>
-          </w:rPr>
-          <w:rPr>
-            <w:color w:val="0000EE"/>
-            <w:u w:val="single"/>
-          </w:rPr>
-          <w:t>徒20:4</w:t>
-        </w:r>
-      </w:hyperlink>
+      <w:r>
+        <w:rPr>
+          <w:lang w:val="zh_TW" w:bidi="zh_TW"/>
+        </w:rPr>
+        <w:t>徒20:4</w:t>
+      </w:r>
       <w:r>
         <w:rPr>
           <w:lang w:val="zh_TW" w:bidi="zh_TW"/>
         </w:rPr>
         <w:t>；</w:t>
       </w:r>
-      <w:hyperlink r:id="rId250">
-        <w:r>
-          <w:rPr>
-            <w:lang w:val="zh_TW" w:bidi="zh_TW"/>
-          </w:rPr>
-          <w:rPr>
-            <w:color w:val="0000EE"/>
-            <w:u w:val="single"/>
-          </w:rPr>
-          <w:t>弗6:21–22</w:t>
-        </w:r>
-      </w:hyperlink>
+      <w:r>
+        <w:rPr>
+          <w:lang w:val="zh_TW" w:bidi="zh_TW"/>
+        </w:rPr>
+        <w:t>弗6:21–22</w:t>
+      </w:r>
       <w:r>
         <w:rPr>
           <w:lang w:val="zh_TW" w:bidi="zh_TW"/>
         </w:rPr>
         <w:t>；</w:t>
       </w:r>
-      <w:hyperlink r:id="rId251">
-        <w:r>
-          <w:rPr>
-            <w:lang w:val="zh_TW" w:bidi="zh_TW"/>
-          </w:rPr>
-          <w:rPr>
-            <w:color w:val="0000EE"/>
-            <w:u w:val="single"/>
-          </w:rPr>
-          <w:t>西4:7–8</w:t>
-        </w:r>
-      </w:hyperlink>
+      <w:r>
+        <w:rPr>
+          <w:lang w:val="zh_TW" w:bidi="zh_TW"/>
+        </w:rPr>
+        <w:t>西4:7–8</w:t>
+      </w:r>
       <w:r>
         <w:rPr>
           <w:lang w:val="zh_TW" w:bidi="zh_TW"/>
         </w:rPr>
         <w:t>；</w:t>
       </w:r>
-      <w:hyperlink r:id="rId252">
-        <w:r>
-          <w:rPr>
-            <w:lang w:val="zh_TW" w:bidi="zh_TW"/>
-          </w:rPr>
-          <w:rPr>
-            <w:color w:val="0000EE"/>
-            <w:u w:val="single"/>
-          </w:rPr>
-          <w:t>提多書3:12</w:t>
-        </w:r>
-      </w:hyperlink>
+      <w:r>
+        <w:rPr>
+          <w:lang w:val="zh_TW" w:bidi="zh_TW"/>
+        </w:rPr>
+        <w:t>提多書3:12</w:t>
+      </w:r>
       <w:r>
         <w:rPr>
           <w:lang w:val="zh_TW" w:bidi="zh_TW"/>
         </w:rPr>
         <w:t>）的希臘人（從</w:t>
       </w:r>
-      <w:hyperlink r:id="rId251">
-        <w:r>
-          <w:rPr>
-            <w:lang w:val="zh_TW" w:bidi="zh_TW"/>
-          </w:rPr>
-          <w:rPr>
-            <w:color w:val="0000EE"/>
-            <w:u w:val="single"/>
-          </w:rPr>
-          <w:t>西4:7–8</w:t>
-        </w:r>
-      </w:hyperlink>
+      <w:r>
+        <w:rPr>
+          <w:lang w:val="zh_TW" w:bidi="zh_TW"/>
+        </w:rPr>
+        <w:t>西4:7–8</w:t>
+      </w:r>
       <w:r>
         <w:rPr>
           <w:lang w:val="zh_TW" w:bidi="zh_TW"/>
         </w:rPr>
         <w:t>、</w:t>
       </w:r>
-      <w:hyperlink r:id="rId253">
-        <w:r>
-          <w:rPr>
-            <w:lang w:val="zh_TW" w:bidi="zh_TW"/>
-          </w:rPr>
-          <w:rPr>
-            <w:color w:val="0000EE"/>
-            <w:u w:val="single"/>
-          </w:rPr>
-          <w:t>10–11</w:t>
-        </w:r>
-      </w:hyperlink>
+      <w:r>
+        <w:rPr>
+          <w:lang w:val="zh_TW" w:bidi="zh_TW"/>
+        </w:rPr>
+        <w:t>10–11</w:t>
+      </w:r>
       <w:r>
         <w:rPr>
           <w:lang w:val="zh_TW" w:bidi="zh_TW"/>
@@ -9020,18 +7370,12 @@
         </w:rPr>
         <w:t>外衣：冬天快到了（</w:t>
       </w:r>
-      <w:hyperlink r:id="rId33">
-        <w:r>
-          <w:rPr>
-            <w:lang w:val="zh_TW" w:bidi="zh_TW"/>
-          </w:rPr>
-          <w:rPr>
-            <w:color w:val="0000EE"/>
-            <w:u w:val="single"/>
-          </w:rPr>
-          <w:t>4:21</w:t>
-        </w:r>
-      </w:hyperlink>
+      <w:r>
+        <w:rPr>
+          <w:lang w:val="zh_TW" w:bidi="zh_TW"/>
+        </w:rPr>
+        <w:t>4:21</w:t>
+      </w:r>
       <w:r>
         <w:rPr>
           <w:lang w:val="zh_TW" w:bidi="zh_TW"/>
@@ -9126,72 +7470,48 @@
         </w:rPr>
         <w:t>亞歷山大是一個常見的名字（參</w:t>
       </w:r>
-      <w:hyperlink r:id="rId254">
-        <w:r>
-          <w:rPr>
-            <w:lang w:val="zh_TW" w:bidi="zh_TW"/>
-          </w:rPr>
-          <w:rPr>
-            <w:color w:val="0000EE"/>
-            <w:u w:val="single"/>
-          </w:rPr>
-          <w:t>可15:21</w:t>
-        </w:r>
-      </w:hyperlink>
+      <w:r>
+        <w:rPr>
+          <w:lang w:val="zh_TW" w:bidi="zh_TW"/>
+        </w:rPr>
+        <w:t>可15:21</w:t>
+      </w:r>
       <w:r>
         <w:rPr>
           <w:lang w:val="zh_TW" w:bidi="zh_TW"/>
         </w:rPr>
         <w:t>；</w:t>
       </w:r>
-      <w:hyperlink r:id="rId255">
-        <w:r>
-          <w:rPr>
-            <w:lang w:val="zh_TW" w:bidi="zh_TW"/>
-          </w:rPr>
-          <w:rPr>
-            <w:color w:val="0000EE"/>
-            <w:u w:val="single"/>
-          </w:rPr>
-          <w:t>徒4:6</w:t>
-        </w:r>
-      </w:hyperlink>
+      <w:r>
+        <w:rPr>
+          <w:lang w:val="zh_TW" w:bidi="zh_TW"/>
+        </w:rPr>
+        <w:t>徒4:6</w:t>
+      </w:r>
       <w:r>
         <w:rPr>
           <w:lang w:val="zh_TW" w:bidi="zh_TW"/>
         </w:rPr>
         <w:t>，</w:t>
       </w:r>
-      <w:hyperlink r:id="rId256">
-        <w:r>
-          <w:rPr>
-            <w:lang w:val="zh_TW" w:bidi="zh_TW"/>
-          </w:rPr>
-          <w:rPr>
-            <w:color w:val="0000EE"/>
-            <w:u w:val="single"/>
-          </w:rPr>
-          <w:t>19:33</w:t>
-        </w:r>
-      </w:hyperlink>
+      <w:r>
+        <w:rPr>
+          <w:lang w:val="zh_TW" w:bidi="zh_TW"/>
+        </w:rPr>
+        <w:t>19:33</w:t>
+      </w:r>
       <w:r>
         <w:rPr>
           <w:lang w:val="zh_TW" w:bidi="zh_TW"/>
         </w:rPr>
         <w:t>）。銅匠亞歷山大可能就是在</w:t>
       </w:r>
-      <w:hyperlink r:id="rId104">
-        <w:r>
-          <w:rPr>
-            <w:lang w:val="zh_TW" w:bidi="zh_TW"/>
-          </w:rPr>
-          <w:rPr>
-            <w:color w:val="0000EE"/>
-            <w:u w:val="single"/>
-          </w:rPr>
-          <w:t>提摩太前書一章20節</w:t>
-        </w:r>
-      </w:hyperlink>
+      <w:r>
+        <w:rPr>
+          <w:lang w:val="zh_TW" w:bidi="zh_TW"/>
+        </w:rPr>
+        <w:t>提摩太前書一章20節</w:t>
+      </w:r>
       <w:r>
         <w:rPr>
           <w:lang w:val="zh_TW" w:bidi="zh_TW"/>
@@ -9268,18 +7588,12 @@
         </w:rPr>
         <w:t>我初次申訴：羅馬的審判分為初步調查和正式審判兩部分。保羅指的可能是前者，也可能是指他第一次在羅馬被監禁（</w:t>
       </w:r>
-      <w:hyperlink r:id="rId257">
-        <w:r>
-          <w:rPr>
-            <w:lang w:val="zh_TW" w:bidi="zh_TW"/>
-          </w:rPr>
-          <w:rPr>
-            <w:color w:val="0000EE"/>
-            <w:u w:val="single"/>
-          </w:rPr>
-          <w:t>徒28章</w:t>
-        </w:r>
-      </w:hyperlink>
+      <w:r>
+        <w:rPr>
+          <w:lang w:val="zh_TW" w:bidi="zh_TW"/>
+        </w:rPr>
+        <w:t>徒28章</w:t>
+      </w:r>
       <w:r>
         <w:rPr>
           <w:lang w:val="zh_TW" w:bidi="zh_TW"/>
@@ -9380,72 +7694,48 @@
         </w:rPr>
         <w:t>使福音被我盡都傳明：保羅將他在法庭上的辯護轉變為福音的宣告——就像他早期的經歷一樣（</w:t>
       </w:r>
-      <w:hyperlink r:id="rId258">
-        <w:r>
-          <w:rPr>
-            <w:lang w:val="zh_TW" w:bidi="zh_TW"/>
-          </w:rPr>
-          <w:rPr>
-            <w:color w:val="0000EE"/>
-            <w:u w:val="single"/>
-          </w:rPr>
-          <w:t>徒22:1–24:27</w:t>
-        </w:r>
-      </w:hyperlink>
+      <w:r>
+        <w:rPr>
+          <w:lang w:val="zh_TW" w:bidi="zh_TW"/>
+        </w:rPr>
+        <w:t>徒22:1–24:27</w:t>
+      </w:r>
       <w:r>
         <w:rPr>
           <w:lang w:val="zh_TW" w:bidi="zh_TW"/>
         </w:rPr>
         <w:t>，</w:t>
       </w:r>
-      <w:hyperlink r:id="rId259">
-        <w:r>
-          <w:rPr>
-            <w:lang w:val="zh_TW" w:bidi="zh_TW"/>
-          </w:rPr>
-          <w:rPr>
-            <w:color w:val="0000EE"/>
-            <w:u w:val="single"/>
-          </w:rPr>
-          <w:t>26:1–29</w:t>
-        </w:r>
-      </w:hyperlink>
+      <w:r>
+        <w:rPr>
+          <w:lang w:val="zh_TW" w:bidi="zh_TW"/>
+        </w:rPr>
+        <w:t>26:1–29</w:t>
+      </w:r>
       <w:r>
         <w:rPr>
           <w:lang w:val="zh_TW" w:bidi="zh_TW"/>
         </w:rPr>
         <w:t>；另見</w:t>
       </w:r>
-      <w:hyperlink r:id="rId260">
-        <w:r>
-          <w:rPr>
-            <w:lang w:val="zh_TW" w:bidi="zh_TW"/>
-          </w:rPr>
-          <w:rPr>
-            <w:color w:val="0000EE"/>
-            <w:u w:val="single"/>
-          </w:rPr>
-          <w:t>提後2:9–10</w:t>
-        </w:r>
-      </w:hyperlink>
+      <w:r>
+        <w:rPr>
+          <w:lang w:val="zh_TW" w:bidi="zh_TW"/>
+        </w:rPr>
+        <w:t>提後2:9–10</w:t>
+      </w:r>
       <w:r>
         <w:rPr>
           <w:lang w:val="zh_TW" w:bidi="zh_TW"/>
         </w:rPr>
         <w:t>；</w:t>
       </w:r>
-      <w:hyperlink r:id="rId96">
-        <w:r>
-          <w:rPr>
-            <w:lang w:val="zh_TW" w:bidi="zh_TW"/>
-          </w:rPr>
-          <w:rPr>
-            <w:color w:val="0000EE"/>
-            <w:u w:val="single"/>
-          </w:rPr>
-          <w:t>腓1:12–14</w:t>
-        </w:r>
-      </w:hyperlink>
+      <w:r>
+        <w:rPr>
+          <w:lang w:val="zh_TW" w:bidi="zh_TW"/>
+        </w:rPr>
+        <w:t>腓1:12–14</w:t>
+      </w:r>
       <w:r>
         <w:rPr>
           <w:lang w:val="zh_TW" w:bidi="zh_TW"/>
@@ -9470,36 +7760,24 @@
         </w:rPr>
         <w:t>叫外邦人都聽見：保羅感覺他已完成了他的任務（</w:t>
       </w:r>
-      <w:hyperlink r:id="rId261">
-        <w:r>
-          <w:rPr>
-            <w:lang w:val="zh_TW" w:bidi="zh_TW"/>
-          </w:rPr>
-          <w:rPr>
-            <w:color w:val="0000EE"/>
-            <w:u w:val="single"/>
-          </w:rPr>
-          <w:t>提後4:7–8</w:t>
-        </w:r>
-      </w:hyperlink>
+      <w:r>
+        <w:rPr>
+          <w:lang w:val="zh_TW" w:bidi="zh_TW"/>
+        </w:rPr>
+        <w:t>提後4:7–8</w:t>
+      </w:r>
       <w:r>
         <w:rPr>
           <w:lang w:val="zh_TW" w:bidi="zh_TW"/>
         </w:rPr>
         <w:t>）。舊約聖經明確地期望列國的歸信（例如，</w:t>
       </w:r>
-      <w:hyperlink r:id="rId262">
-        <w:r>
-          <w:rPr>
-            <w:lang w:val="zh_TW" w:bidi="zh_TW"/>
-          </w:rPr>
-          <w:rPr>
-            <w:color w:val="0000EE"/>
-            <w:u w:val="single"/>
-          </w:rPr>
-          <w:t>詩22:27–29</w:t>
-        </w:r>
-      </w:hyperlink>
+      <w:r>
+        <w:rPr>
+          <w:lang w:val="zh_TW" w:bidi="zh_TW"/>
+        </w:rPr>
+        <w:t>詩22:27–29</w:t>
+      </w:r>
       <w:r>
         <w:rPr>
           <w:lang w:val="zh_TW" w:bidi="zh_TW"/>
@@ -9524,108 +7802,72 @@
         </w:rPr>
         <w:t>從獅子口裏：獅子常被用來形容敵人（見</w:t>
       </w:r>
-      <w:hyperlink r:id="rId263">
-        <w:r>
-          <w:rPr>
-            <w:lang w:val="zh_TW" w:bidi="zh_TW"/>
-          </w:rPr>
-          <w:rPr>
-            <w:color w:val="0000EE"/>
-            <w:u w:val="single"/>
-          </w:rPr>
-          <w:t>詩7:2</w:t>
-        </w:r>
-      </w:hyperlink>
+      <w:r>
+        <w:rPr>
+          <w:lang w:val="zh_TW" w:bidi="zh_TW"/>
+        </w:rPr>
+        <w:t>詩7:2</w:t>
+      </w:r>
       <w:r>
         <w:rPr>
           <w:lang w:val="zh_TW" w:bidi="zh_TW"/>
         </w:rPr>
         <w:t>，</w:t>
       </w:r>
-      <w:hyperlink r:id="rId264">
-        <w:r>
-          <w:rPr>
-            <w:lang w:val="zh_TW" w:bidi="zh_TW"/>
-          </w:rPr>
-          <w:rPr>
-            <w:color w:val="0000EE"/>
-            <w:u w:val="single"/>
-          </w:rPr>
-          <w:t>35:17</w:t>
-        </w:r>
-      </w:hyperlink>
+      <w:r>
+        <w:rPr>
+          <w:lang w:val="zh_TW" w:bidi="zh_TW"/>
+        </w:rPr>
+        <w:t>35:17</w:t>
+      </w:r>
       <w:r>
         <w:rPr>
           <w:lang w:val="zh_TW" w:bidi="zh_TW"/>
         </w:rPr>
         <w:t>；參</w:t>
       </w:r>
-      <w:hyperlink r:id="rId265">
-        <w:r>
-          <w:rPr>
-            <w:lang w:val="zh_TW" w:bidi="zh_TW"/>
-          </w:rPr>
-          <w:rPr>
-            <w:color w:val="0000EE"/>
-            <w:u w:val="single"/>
-          </w:rPr>
-          <w:t>但6章</w:t>
-        </w:r>
-      </w:hyperlink>
+      <w:r>
+        <w:rPr>
+          <w:lang w:val="zh_TW" w:bidi="zh_TW"/>
+        </w:rPr>
+        <w:t>但6章</w:t>
+      </w:r>
       <w:r>
         <w:rPr>
           <w:lang w:val="zh_TW" w:bidi="zh_TW"/>
         </w:rPr>
         <w:t>；</w:t>
       </w:r>
-      <w:hyperlink r:id="rId266">
-        <w:r>
-          <w:rPr>
-            <w:lang w:val="zh_TW" w:bidi="zh_TW"/>
-          </w:rPr>
-          <w:rPr>
-            <w:color w:val="0000EE"/>
-            <w:u w:val="single"/>
-          </w:rPr>
-          <w:t>來11:33</w:t>
-        </w:r>
-      </w:hyperlink>
+      <w:r>
+        <w:rPr>
+          <w:lang w:val="zh_TW" w:bidi="zh_TW"/>
+        </w:rPr>
+        <w:t>來11:33</w:t>
+      </w:r>
       <w:r>
         <w:rPr>
           <w:lang w:val="zh_TW" w:bidi="zh_TW"/>
         </w:rPr>
         <w:t>）。在這裡，這詞指的可能是競技場中真實的獅子、皇帝、假教師或撒但（</w:t>
       </w:r>
-      <w:hyperlink r:id="rId267">
-        <w:r>
-          <w:rPr>
-            <w:lang w:val="zh_TW" w:bidi="zh_TW"/>
-          </w:rPr>
-          <w:rPr>
-            <w:color w:val="0000EE"/>
-            <w:u w:val="single"/>
-          </w:rPr>
-          <w:t>彼前5:8</w:t>
-        </w:r>
-      </w:hyperlink>
+      <w:r>
+        <w:rPr>
+          <w:lang w:val="zh_TW" w:bidi="zh_TW"/>
+        </w:rPr>
+        <w:t>彼前5:8</w:t>
+      </w:r>
       <w:r>
         <w:rPr>
           <w:lang w:val="zh_TW" w:bidi="zh_TW"/>
         </w:rPr>
         <w:t>；參</w:t>
       </w:r>
-      <w:hyperlink r:id="rId268">
-        <w:r>
-          <w:rPr>
-            <w:lang w:val="zh_TW" w:bidi="zh_TW"/>
-          </w:rPr>
-          <w:rPr>
-            <w:color w:val="0000EE"/>
-            <w:u w:val="single"/>
-          </w:rPr>
-          <w:t>詩22:21</w:t>
-        </w:r>
-      </w:hyperlink>
+      <w:r>
+        <w:rPr>
+          <w:lang w:val="zh_TW" w:bidi="zh_TW"/>
+        </w:rPr>
+        <w:t>詩22:21</w:t>
+      </w:r>
       <w:r>
         <w:rPr>
           <w:lang w:val="zh_TW" w:bidi="zh_TW"/>
@@ -9684,36 +7926,24 @@
         </w:rPr>
         <w:t>神會繼續加添保羅的力量，並保守他在信仰中的堅強（</w:t>
       </w:r>
-      <w:hyperlink r:id="rId269">
-        <w:r>
-          <w:rPr>
-            <w:lang w:val="zh_TW" w:bidi="zh_TW"/>
-          </w:rPr>
-          <w:rPr>
-            <w:color w:val="0000EE"/>
-            <w:u w:val="single"/>
-          </w:rPr>
-          <w:t>4:7</w:t>
-        </w:r>
-      </w:hyperlink>
+      <w:r>
+        <w:rPr>
+          <w:lang w:val="zh_TW" w:bidi="zh_TW"/>
+        </w:rPr>
+        <w:t>4:7</w:t>
+      </w:r>
       <w:r>
         <w:rPr>
           <w:lang w:val="zh_TW" w:bidi="zh_TW"/>
         </w:rPr>
         <w:t>），直到他生命的盡頭（見</w:t>
       </w:r>
-      <w:hyperlink r:id="rId92">
-        <w:r>
-          <w:rPr>
-            <w:lang w:val="zh_TW" w:bidi="zh_TW"/>
-          </w:rPr>
-          <w:rPr>
-            <w:color w:val="0000EE"/>
-            <w:u w:val="single"/>
-          </w:rPr>
-          <w:t>1:12</w:t>
-        </w:r>
-      </w:hyperlink>
+      <w:r>
+        <w:rPr>
+          <w:lang w:val="zh_TW" w:bidi="zh_TW"/>
+        </w:rPr>
+        <w:t>1:12</w:t>
+      </w:r>
       <w:r>
         <w:rPr>
           <w:lang w:val="zh_TW" w:bidi="zh_TW"/>
@@ -9738,54 +7968,36 @@
         </w:rPr>
         <w:t>主的屬天國度與即將審判保羅的地上的國度形成了對比（另見</w:t>
       </w:r>
-      <w:hyperlink r:id="rId239">
-        <w:r>
-          <w:rPr>
-            <w:lang w:val="zh_TW" w:bidi="zh_TW"/>
-          </w:rPr>
-          <w:rPr>
-            <w:color w:val="0000EE"/>
-            <w:u w:val="single"/>
-          </w:rPr>
-          <w:t>4:1</w:t>
-        </w:r>
-      </w:hyperlink>
+      <w:r>
+        <w:rPr>
+          <w:lang w:val="zh_TW" w:bidi="zh_TW"/>
+        </w:rPr>
+        <w:t>4:1</w:t>
+      </w:r>
       <w:r>
         <w:rPr>
           <w:lang w:val="zh_TW" w:bidi="zh_TW"/>
         </w:rPr>
         <w:t>；</w:t>
       </w:r>
-      <w:hyperlink r:id="rId270">
-        <w:r>
-          <w:rPr>
-            <w:lang w:val="zh_TW" w:bidi="zh_TW"/>
-          </w:rPr>
-          <w:rPr>
-            <w:color w:val="0000EE"/>
-            <w:u w:val="single"/>
-          </w:rPr>
-          <w:t>林前15:48–49</w:t>
-        </w:r>
-      </w:hyperlink>
+      <w:r>
+        <w:rPr>
+          <w:lang w:val="zh_TW" w:bidi="zh_TW"/>
+        </w:rPr>
+        <w:t>林前15:48–49</w:t>
+      </w:r>
       <w:r>
         <w:rPr>
           <w:lang w:val="zh_TW" w:bidi="zh_TW"/>
         </w:rPr>
         <w:t>；</w:t>
       </w:r>
-      <w:hyperlink r:id="rId271">
-        <w:r>
-          <w:rPr>
-            <w:lang w:val="zh_TW" w:bidi="zh_TW"/>
-          </w:rPr>
-          <w:rPr>
-            <w:color w:val="0000EE"/>
-            <w:u w:val="single"/>
-          </w:rPr>
-          <w:t>來12:18–29</w:t>
-        </w:r>
-      </w:hyperlink>
+      <w:r>
+        <w:rPr>
+          <w:lang w:val="zh_TW" w:bidi="zh_TW"/>
+        </w:rPr>
+        <w:t>來12:18–29</w:t>
+      </w:r>
       <w:r>
         <w:rPr>
           <w:lang w:val="zh_TW" w:bidi="zh_TW"/>
@@ -9810,36 +8022,24 @@
         </w:rPr>
         <w:t>榮耀……阿們：保羅在面臨處決時的頌讚，表達了他對神的榮耀將會被高舉的信心（見</w:t>
       </w:r>
-      <w:hyperlink r:id="rId272">
-        <w:r>
-          <w:rPr>
-            <w:lang w:val="zh_TW" w:bidi="zh_TW"/>
-          </w:rPr>
-          <w:rPr>
-            <w:color w:val="0000EE"/>
-            <w:u w:val="single"/>
-          </w:rPr>
-          <w:t>提前1:17</w:t>
-        </w:r>
-      </w:hyperlink>
+      <w:r>
+        <w:rPr>
+          <w:lang w:val="zh_TW" w:bidi="zh_TW"/>
+        </w:rPr>
+        <w:t>提前1:17</w:t>
+      </w:r>
       <w:r>
         <w:rPr>
           <w:lang w:val="zh_TW" w:bidi="zh_TW"/>
         </w:rPr>
         <w:t>，</w:t>
       </w:r>
-      <w:hyperlink r:id="rId273">
-        <w:r>
-          <w:rPr>
-            <w:lang w:val="zh_TW" w:bidi="zh_TW"/>
-          </w:rPr>
-          <w:rPr>
-            <w:color w:val="0000EE"/>
-            <w:u w:val="single"/>
-          </w:rPr>
-          <w:t>6:15–16</w:t>
-        </w:r>
-      </w:hyperlink>
+      <w:r>
+        <w:rPr>
+          <w:lang w:val="zh_TW" w:bidi="zh_TW"/>
+        </w:rPr>
+        <w:t>6:15–16</w:t>
+      </w:r>
       <w:r>
         <w:rPr>
           <w:lang w:val="zh_TW" w:bidi="zh_TW"/>
@@ -9864,18 +8064,12 @@
         </w:rPr>
         <w:t>給他：希臘文中顯示這讚美是歸於前一句中的「主」——也就是耶穌（參</w:t>
       </w:r>
-      <w:hyperlink r:id="rId274">
-        <w:r>
-          <w:rPr>
-            <w:lang w:val="zh_TW" w:bidi="zh_TW"/>
-          </w:rPr>
-          <w:rPr>
-            <w:color w:val="0000EE"/>
-            <w:u w:val="single"/>
-          </w:rPr>
-          <w:t>多2:13</w:t>
-        </w:r>
-      </w:hyperlink>
+      <w:r>
+        <w:rPr>
+          <w:lang w:val="zh_TW" w:bidi="zh_TW"/>
+        </w:rPr>
+        <w:t>多2:13</w:t>
+      </w:r>
       <w:r>
         <w:rPr>
           <w:lang w:val="zh_TW" w:bidi="zh_TW"/>
@@ -9934,90 +8128,60 @@
         </w:rPr>
         <w:t>百基拉和亞居拉曾待在以弗所（</w:t>
       </w:r>
-      <w:hyperlink r:id="rId275">
-        <w:r>
-          <w:rPr>
-            <w:lang w:val="zh_TW" w:bidi="zh_TW"/>
-          </w:rPr>
-          <w:rPr>
-            <w:color w:val="0000EE"/>
-            <w:u w:val="single"/>
-          </w:rPr>
-          <w:t>徒18:26</w:t>
-        </w:r>
-      </w:hyperlink>
+      <w:r>
+        <w:rPr>
+          <w:lang w:val="zh_TW" w:bidi="zh_TW"/>
+        </w:rPr>
+        <w:t>徒18:26</w:t>
+      </w:r>
       <w:r>
         <w:rPr>
           <w:lang w:val="zh_TW" w:bidi="zh_TW"/>
         </w:rPr>
         <w:t>；</w:t>
       </w:r>
-      <w:hyperlink r:id="rId276">
-        <w:r>
-          <w:rPr>
-            <w:lang w:val="zh_TW" w:bidi="zh_TW"/>
-          </w:rPr>
-          <w:rPr>
-            <w:color w:val="0000EE"/>
-            <w:u w:val="single"/>
-          </w:rPr>
-          <w:t>林前16:19</w:t>
-        </w:r>
-      </w:hyperlink>
+      <w:r>
+        <w:rPr>
+          <w:lang w:val="zh_TW" w:bidi="zh_TW"/>
+        </w:rPr>
+        <w:t>林前16:19</w:t>
+      </w:r>
       <w:r>
         <w:rPr>
           <w:lang w:val="zh_TW" w:bidi="zh_TW"/>
         </w:rPr>
         <w:t>），並且當時很可能也是在那裡。他們也曾住在羅馬（</w:t>
       </w:r>
-      <w:hyperlink r:id="rId277">
-        <w:r>
-          <w:rPr>
-            <w:lang w:val="zh_TW" w:bidi="zh_TW"/>
-          </w:rPr>
-          <w:rPr>
-            <w:color w:val="0000EE"/>
-            <w:u w:val="single"/>
-          </w:rPr>
-          <w:t>徒18:2</w:t>
-        </w:r>
-      </w:hyperlink>
+      <w:r>
+        <w:rPr>
+          <w:lang w:val="zh_TW" w:bidi="zh_TW"/>
+        </w:rPr>
+        <w:t>徒18:2</w:t>
+      </w:r>
       <w:r>
         <w:rPr>
           <w:lang w:val="zh_TW" w:bidi="zh_TW"/>
         </w:rPr>
         <w:t>；</w:t>
       </w:r>
-      <w:hyperlink r:id="rId278">
-        <w:r>
-          <w:rPr>
-            <w:lang w:val="zh_TW" w:bidi="zh_TW"/>
-          </w:rPr>
-          <w:rPr>
-            <w:color w:val="0000EE"/>
-            <w:u w:val="single"/>
-          </w:rPr>
-          <w:t>羅16:3</w:t>
-        </w:r>
-      </w:hyperlink>
+      <w:r>
+        <w:rPr>
+          <w:lang w:val="zh_TW" w:bidi="zh_TW"/>
+        </w:rPr>
+        <w:t>羅16:3</w:t>
+      </w:r>
       <w:r>
         <w:rPr>
           <w:lang w:val="zh_TW" w:bidi="zh_TW"/>
         </w:rPr>
         <w:t>），就是保羅目前的所在地。這可能也意味著提摩太仍在以弗所（見</w:t>
       </w:r>
-      <w:hyperlink r:id="rId279">
-        <w:r>
-          <w:rPr>
-            <w:lang w:val="zh_TW" w:bidi="zh_TW"/>
-          </w:rPr>
-          <w:rPr>
-            <w:color w:val="0000EE"/>
-            <w:u w:val="single"/>
-          </w:rPr>
-          <w:t>提前1:3</w:t>
-        </w:r>
-      </w:hyperlink>
+      <w:r>
+        <w:rPr>
+          <w:lang w:val="zh_TW" w:bidi="zh_TW"/>
+        </w:rPr>
+        <w:t>提前1:3</w:t>
+      </w:r>
       <w:r>
         <w:rPr>
           <w:lang w:val="zh_TW" w:bidi="zh_TW"/>
@@ -10042,18 +8206,12 @@
         </w:rPr>
         <w:t>保羅在</w:t>
       </w:r>
-      <w:hyperlink r:id="rId280">
-        <w:r>
-          <w:rPr>
-            <w:lang w:val="zh_TW" w:bidi="zh_TW"/>
-          </w:rPr>
-          <w:rPr>
-            <w:color w:val="0000EE"/>
-            <w:u w:val="single"/>
-          </w:rPr>
-          <w:t>提摩太後書一章16節</w:t>
-        </w:r>
-      </w:hyperlink>
+      <w:r>
+        <w:rPr>
+          <w:lang w:val="zh_TW" w:bidi="zh_TW"/>
+        </w:rPr>
+        <w:t>提摩太後書一章16節</w:t>
+      </w:r>
       <w:r>
         <w:rPr>
           <w:lang w:val="zh_TW" w:bidi="zh_TW"/>
@@ -10108,54 +8266,36 @@
         </w:rPr>
         <w:t>如同保羅的一些書信一樣，這封信以問候和最後的教導作結（例如，</w:t>
       </w:r>
-      <w:hyperlink r:id="rId281">
-        <w:r>
-          <w:rPr>
-            <w:lang w:val="zh_TW" w:bidi="zh_TW"/>
-          </w:rPr>
-          <w:rPr>
-            <w:color w:val="0000EE"/>
-            <w:u w:val="single"/>
-          </w:rPr>
-          <w:t>羅16:1–23</w:t>
-        </w:r>
-      </w:hyperlink>
+      <w:r>
+        <w:rPr>
+          <w:lang w:val="zh_TW" w:bidi="zh_TW"/>
+        </w:rPr>
+        <w:t>羅16:1–23</w:t>
+      </w:r>
       <w:r>
         <w:rPr>
           <w:lang w:val="zh_TW" w:bidi="zh_TW"/>
         </w:rPr>
         <w:t>；</w:t>
       </w:r>
-      <w:hyperlink r:id="rId282">
-        <w:r>
-          <w:rPr>
-            <w:lang w:val="zh_TW" w:bidi="zh_TW"/>
-          </w:rPr>
-          <w:rPr>
-            <w:color w:val="0000EE"/>
-            <w:u w:val="single"/>
-          </w:rPr>
-          <w:t>林前16:19–21</w:t>
-        </w:r>
-      </w:hyperlink>
+      <w:r>
+        <w:rPr>
+          <w:lang w:val="zh_TW" w:bidi="zh_TW"/>
+        </w:rPr>
+        <w:t>林前16:19–21</w:t>
+      </w:r>
       <w:r>
         <w:rPr>
           <w:lang w:val="zh_TW" w:bidi="zh_TW"/>
         </w:rPr>
         <w:t>；</w:t>
       </w:r>
-      <w:hyperlink r:id="rId283">
-        <w:r>
-          <w:rPr>
-            <w:lang w:val="zh_TW" w:bidi="zh_TW"/>
-          </w:rPr>
-          <w:rPr>
-            <w:color w:val="0000EE"/>
-            <w:u w:val="single"/>
-          </w:rPr>
-          <w:t>林後13:12</w:t>
-        </w:r>
-      </w:hyperlink>
+      <w:r>
+        <w:rPr>
+          <w:lang w:val="zh_TW" w:bidi="zh_TW"/>
+        </w:rPr>
+        <w:t>林後13:12</w:t>
+      </w:r>
       <w:r>
         <w:rPr>
           <w:lang w:val="zh_TW" w:bidi="zh_TW"/>
@@ -10214,36 +8354,24 @@
         </w:rPr>
         <w:t>以拉都是哥林多的居民 （</w:t>
       </w:r>
-      <w:hyperlink r:id="rId284">
-        <w:r>
-          <w:rPr>
-            <w:lang w:val="zh_TW" w:bidi="zh_TW"/>
-          </w:rPr>
-          <w:rPr>
-            <w:color w:val="0000EE"/>
-            <w:u w:val="single"/>
-          </w:rPr>
-          <w:t>徒19:22</w:t>
-        </w:r>
-      </w:hyperlink>
+      <w:r>
+        <w:rPr>
+          <w:lang w:val="zh_TW" w:bidi="zh_TW"/>
+        </w:rPr>
+        <w:t>徒19:22</w:t>
+      </w:r>
       <w:r>
         <w:rPr>
           <w:lang w:val="zh_TW" w:bidi="zh_TW"/>
         </w:rPr>
         <w:t>；</w:t>
       </w:r>
-      <w:hyperlink r:id="rId285">
-        <w:r>
-          <w:rPr>
-            <w:lang w:val="zh_TW" w:bidi="zh_TW"/>
-          </w:rPr>
-          <w:rPr>
-            <w:color w:val="0000EE"/>
-            <w:u w:val="single"/>
-          </w:rPr>
-          <w:t>羅16:23</w:t>
-        </w:r>
-      </w:hyperlink>
+      <w:r>
+        <w:rPr>
+          <w:lang w:val="zh_TW" w:bidi="zh_TW"/>
+        </w:rPr>
+        <w:t>羅16:23</w:t>
+      </w:r>
       <w:r>
         <w:rPr>
           <w:lang w:val="zh_TW" w:bidi="zh_TW"/>
@@ -10280,54 +8408,36 @@
         </w:rPr>
         <w:t>特羅非摩（</w:t>
       </w:r>
-      <w:hyperlink r:id="rId249">
-        <w:r>
-          <w:rPr>
-            <w:lang w:val="zh_TW" w:bidi="zh_TW"/>
-          </w:rPr>
-          <w:rPr>
-            <w:color w:val="0000EE"/>
-            <w:u w:val="single"/>
-          </w:rPr>
-          <w:t>徒20:4</w:t>
-        </w:r>
-      </w:hyperlink>
+      <w:r>
+        <w:rPr>
+          <w:lang w:val="zh_TW" w:bidi="zh_TW"/>
+        </w:rPr>
+        <w:t>徒20:4</w:t>
+      </w:r>
       <w:r>
         <w:rPr>
           <w:lang w:val="zh_TW" w:bidi="zh_TW"/>
         </w:rPr>
         <w:t>，</w:t>
       </w:r>
-      <w:hyperlink r:id="rId286">
-        <w:r>
-          <w:rPr>
-            <w:lang w:val="zh_TW" w:bidi="zh_TW"/>
-          </w:rPr>
-          <w:rPr>
-            <w:color w:val="0000EE"/>
-            <w:u w:val="single"/>
-          </w:rPr>
-          <w:t>21:29</w:t>
-        </w:r>
-      </w:hyperlink>
+      <w:r>
+        <w:rPr>
+          <w:lang w:val="zh_TW" w:bidi="zh_TW"/>
+        </w:rPr>
+        <w:t>21:29</w:t>
+      </w:r>
       <w:r>
         <w:rPr>
           <w:lang w:val="zh_TW" w:bidi="zh_TW"/>
         </w:rPr>
         <w:t>） 是一位以弗所人，並與推基古有關聯 （</w:t>
       </w:r>
-      <w:hyperlink r:id="rId287">
-        <w:r>
-          <w:rPr>
-            <w:lang w:val="zh_TW" w:bidi="zh_TW"/>
-          </w:rPr>
-          <w:rPr>
-            <w:color w:val="0000EE"/>
-            <w:u w:val="single"/>
-          </w:rPr>
-          <w:t>提後4:12</w:t>
-        </w:r>
-      </w:hyperlink>
+      <w:r>
+        <w:rPr>
+          <w:lang w:val="zh_TW" w:bidi="zh_TW"/>
+        </w:rPr>
+        <w:t>提後4:12</w:t>
+      </w:r>
       <w:r>
         <w:rPr>
           <w:lang w:val="zh_TW" w:bidi="zh_TW"/>
@@ -10398,36 +8508,24 @@
         </w:rPr>
         <w:t>（見</w:t>
       </w:r>
-      <w:hyperlink r:id="rId240">
-        <w:r>
-          <w:rPr>
-            <w:lang w:val="zh_TW" w:bidi="zh_TW"/>
-          </w:rPr>
-          <w:rPr>
-            <w:color w:val="0000EE"/>
-            <w:u w:val="single"/>
-          </w:rPr>
-          <w:t>1:4</w:t>
-        </w:r>
-      </w:hyperlink>
+      <w:r>
+        <w:rPr>
+          <w:lang w:val="zh_TW" w:bidi="zh_TW"/>
+        </w:rPr>
+        <w:t>1:4</w:t>
+      </w:r>
       <w:r>
         <w:rPr>
           <w:lang w:val="zh_TW" w:bidi="zh_TW"/>
         </w:rPr>
         <w:t>；</w:t>
       </w:r>
-      <w:hyperlink r:id="rId32">
-        <w:r>
-          <w:rPr>
-            <w:lang w:val="zh_TW" w:bidi="zh_TW"/>
-          </w:rPr>
-          <w:rPr>
-            <w:color w:val="0000EE"/>
-            <w:u w:val="single"/>
-          </w:rPr>
-          <w:t>4:9</w:t>
-        </w:r>
-      </w:hyperlink>
+      <w:r>
+        <w:rPr>
+          <w:lang w:val="zh_TW" w:bidi="zh_TW"/>
+        </w:rPr>
+        <w:t>4:9</w:t>
+      </w:r>
       <w:r>
         <w:rPr>
           <w:lang w:val="zh_TW" w:bidi="zh_TW"/>
@@ -10446,18 +8544,12 @@
         </w:rPr>
         <w:t>亞得里亞海的航行會停止（見</w:t>
       </w:r>
-      <w:hyperlink r:id="rId288">
-        <w:r>
-          <w:rPr>
-            <w:lang w:val="zh_TW" w:bidi="zh_TW"/>
-          </w:rPr>
-          <w:rPr>
-            <w:color w:val="0000EE"/>
-            <w:u w:val="single"/>
-          </w:rPr>
-          <w:t>徒27:12</w:t>
-        </w:r>
-      </w:hyperlink>
+      <w:r>
+        <w:rPr>
+          <w:lang w:val="zh_TW" w:bidi="zh_TW"/>
+        </w:rPr>
+        <w:t>徒27:12</w:t>
+      </w:r>
       <w:r>
         <w:rPr>
           <w:lang w:val="zh_TW" w:bidi="zh_TW"/>
@@ -10476,18 +8568,12 @@
         </w:rPr>
         <w:t>（</w:t>
       </w:r>
-      <w:hyperlink r:id="rId289">
-        <w:r>
-          <w:rPr>
-            <w:lang w:val="zh_TW" w:bidi="zh_TW"/>
-          </w:rPr>
-          <w:rPr>
-            <w:color w:val="0000EE"/>
-            <w:u w:val="single"/>
-          </w:rPr>
-          <w:t>提後4:13</w:t>
-        </w:r>
-      </w:hyperlink>
+      <w:r>
+        <w:rPr>
+          <w:lang w:val="zh_TW" w:bidi="zh_TW"/>
+        </w:rPr>
+        <w:t>提後4:13</w:t>
+      </w:r>
       <w:r>
         <w:rPr>
           <w:lang w:val="zh_TW" w:bidi="zh_TW"/>
@@ -10618,90 +8704,60 @@
         </w:rPr>
         <w:t>這裡的措辭獨特，可能是為了強調在</w:t>
       </w:r>
-      <w:hyperlink r:id="rId290">
-        <w:r>
-          <w:rPr>
-            <w:lang w:val="zh_TW" w:bidi="zh_TW"/>
-          </w:rPr>
-          <w:rPr>
-            <w:color w:val="0000EE"/>
-            <w:u w:val="single"/>
-          </w:rPr>
-          <w:t>一章6至8節</w:t>
-        </w:r>
-      </w:hyperlink>
+      <w:r>
+        <w:rPr>
+          <w:lang w:val="zh_TW" w:bidi="zh_TW"/>
+        </w:rPr>
+        <w:t>一章6至8節</w:t>
+      </w:r>
       <w:r>
         <w:rPr>
           <w:lang w:val="zh_TW" w:bidi="zh_TW"/>
         </w:rPr>
         <w:t>，</w:t>
       </w:r>
-      <w:hyperlink r:id="rId291">
-        <w:r>
-          <w:rPr>
-            <w:lang w:val="zh_TW" w:bidi="zh_TW"/>
-          </w:rPr>
-          <w:rPr>
-            <w:color w:val="0000EE"/>
-            <w:u w:val="single"/>
-          </w:rPr>
-          <w:t>二章1節</w:t>
-        </w:r>
-      </w:hyperlink>
+      <w:r>
+        <w:rPr>
+          <w:lang w:val="zh_TW" w:bidi="zh_TW"/>
+        </w:rPr>
+        <w:t>二章1節</w:t>
+      </w:r>
       <w:r>
         <w:rPr>
           <w:lang w:val="zh_TW" w:bidi="zh_TW"/>
         </w:rPr>
         <w:t>中已經提及的內容（參</w:t>
       </w:r>
-      <w:hyperlink r:id="rId292">
-        <w:r>
-          <w:rPr>
-            <w:lang w:val="zh_TW" w:bidi="zh_TW"/>
-          </w:rPr>
-          <w:rPr>
-            <w:color w:val="0000EE"/>
-            <w:u w:val="single"/>
-          </w:rPr>
-          <w:t>加6:18</w:t>
-        </w:r>
-      </w:hyperlink>
+      <w:r>
+        <w:rPr>
+          <w:lang w:val="zh_TW" w:bidi="zh_TW"/>
+        </w:rPr>
+        <w:t>加6:18</w:t>
+      </w:r>
       <w:r>
         <w:rPr>
           <w:lang w:val="zh_TW" w:bidi="zh_TW"/>
         </w:rPr>
         <w:t>；</w:t>
       </w:r>
-      <w:hyperlink r:id="rId293">
-        <w:r>
-          <w:rPr>
-            <w:lang w:val="zh_TW" w:bidi="zh_TW"/>
-          </w:rPr>
-          <w:rPr>
-            <w:color w:val="0000EE"/>
-            <w:u w:val="single"/>
-          </w:rPr>
-          <w:t>腓4:23</w:t>
-        </w:r>
-      </w:hyperlink>
+      <w:r>
+        <w:rPr>
+          <w:lang w:val="zh_TW" w:bidi="zh_TW"/>
+        </w:rPr>
+        <w:t>腓4:23</w:t>
+      </w:r>
       <w:r>
         <w:rPr>
           <w:lang w:val="zh_TW" w:bidi="zh_TW"/>
         </w:rPr>
         <w:t>；</w:t>
       </w:r>
-      <w:hyperlink r:id="rId294">
-        <w:r>
-          <w:rPr>
-            <w:lang w:val="zh_TW" w:bidi="zh_TW"/>
-          </w:rPr>
-          <w:rPr>
-            <w:color w:val="0000EE"/>
-            <w:u w:val="single"/>
-          </w:rPr>
-          <w:t>門1:25</w:t>
-        </w:r>
-      </w:hyperlink>
+      <w:r>
+        <w:rPr>
+          <w:lang w:val="zh_TW" w:bidi="zh_TW"/>
+        </w:rPr>
+        <w:t>門1:25</w:t>
+      </w:r>
       <w:r>
         <w:rPr>
           <w:lang w:val="zh_TW" w:bidi="zh_TW"/>
